--- a/experiments/сравнение_с_опытами.docx
+++ b/experiments/сравнение_с_опытами.docx
@@ -6156,6 +6156,516 @@
         <w:t xml:space="preserve">против 0.23 ± 0.03 по томографии, чуть ниже диапазона. По классам пор модель отнимает объем в основном у узких и средних (0.79–0.92), а широкие теряют 0.35–0.63. Томография показывает 0.76–0.88 во всех классах. Равномерное сужение слоем одной толщины широкие поры в той же доле не заполняет. Нужна неоднородность отложения по поре (гель во всем объеме поры, а не на стенке) — это следующий шаг модели.</w:t>
       </w:r>
     </w:p>
+    <w:p>
+      <w:pPr>
+        <w:pStyle w:val="FirstParagraph"/>
+      </w:pPr>
+      <w:r>
+        <w:rPr>
+          <w:b/>
+          <w:bCs/>
+        </w:rPr>
+        <w:t xml:space="preserve">Прогноз: скорость охлаждения.</w:t>
+      </w:r>
+      <w:r>
+        <w:t xml:space="preserve"> </w:t>
+      </w:r>
+      <w:r>
+        <w:t xml:space="preserve">С параметрами подбора при 1 °C/ч керн пересчитан при других скоростях охлаждения</w:t>
+      </w:r>
+      <w:r>
+        <w:t xml:space="preserve"> </w:t>
+      </w:r>
+      <w:r>
+        <w:t xml:space="preserve">(табл. 8). Кристаллизация в объеме конечна (</w:t>
+      </w:r>
+      <m:oMath>
+        <m:r>
+          <m:t>1</m:t>
+        </m:r>
+        <m:r>
+          <m:rPr>
+            <m:sty m:val="p"/>
+          </m:rPr>
+          <m:t>/</m:t>
+        </m:r>
+        <m:sSub>
+          <m:e>
+            <m:r>
+              <m:t>k</m:t>
+            </m:r>
+          </m:e>
+          <m:sub>
+            <m:r>
+              <m:t>c</m:t>
+            </m:r>
+            <m:r>
+              <m:t>r</m:t>
+            </m:r>
+          </m:sub>
+        </m:sSub>
+      </m:oMath>
+      <w:r>
+        <w:t xml:space="preserve"> </w:t>
+      </w:r>
+      <w:r>
+        <w:t xml:space="preserve">= 45 мин), и число Дамкелера</w:t>
+      </w:r>
+      <w:r>
+        <w:t xml:space="preserve"> </w:t>
+      </w:r>
+      <m:oMath>
+        <m:r>
+          <m:t>D</m:t>
+        </m:r>
+        <m:r>
+          <m:t>a</m:t>
+        </m:r>
+        <m:r>
+          <m:rPr>
+            <m:sty m:val="p"/>
+          </m:rPr>
+          <m:t>=</m:t>
+        </m:r>
+        <m:sSub>
+          <m:e>
+            <m:r>
+              <m:t>k</m:t>
+            </m:r>
+          </m:e>
+          <m:sub>
+            <m:r>
+              <m:t>c</m:t>
+            </m:r>
+            <m:r>
+              <m:t>r</m:t>
+            </m:r>
+          </m:sub>
+        </m:sSub>
+        <m:r>
+          <m:rPr>
+            <m:sty m:val="p"/>
+          </m:rPr>
+          <m:t>/</m:t>
+        </m:r>
+        <m:sSub>
+          <m:e>
+            <m:r>
+              <m:t>v</m:t>
+            </m:r>
+          </m:e>
+          <m:sub>
+            <m:r>
+              <m:t>о</m:t>
+            </m:r>
+            <m:r>
+              <m:t>х</m:t>
+            </m:r>
+            <m:r>
+              <m:t>л</m:t>
+            </m:r>
+          </m:sub>
+        </m:sSub>
+      </m:oMath>
+      <w:r>
+        <w:t xml:space="preserve"> </w:t>
+      </w:r>
+      <w:r>
+        <w:t xml:space="preserve">(время</w:t>
+      </w:r>
+      <w:r>
+        <w:t xml:space="preserve"> </w:t>
+      </w:r>
+      <w:r>
+        <w:t xml:space="preserve">охлаждения на 1 °C к времени кристаллизации) при скорости опыта близко к единице. Поэтому результат опыта</w:t>
+      </w:r>
+      <w:r>
+        <w:t xml:space="preserve"> </w:t>
+      </w:r>
+      <w:r>
+        <w:t xml:space="preserve">чувствителен к скорости: при медленном охлаждении пересыщение успевает сняться на стенках у самой WAT и керн</w:t>
+      </w:r>
+      <w:r>
+        <w:t xml:space="preserve"> </w:t>
+      </w:r>
+      <w:r>
+        <w:t xml:space="preserve">закупоривается, при быстром оно отстает от равновесия, и к концу охлаждения на стенках оседает меньше. Это проверяемое предсказание:</w:t>
+      </w:r>
+      <w:r>
+        <w:t xml:space="preserve"> </w:t>
+      </w:r>
+      <w:r>
+        <w:t xml:space="preserve">опыт при 0.5 и 2 °C/ч отделил бы кинетику кристаллизации от равновесной модели.</w:t>
+      </w:r>
+    </w:p>
+    <w:p>
+      <w:pPr>
+        <w:pStyle w:val="BodyText"/>
+      </w:pPr>
+      <w:r>
+        <w:t xml:space="preserve">Таблица 8. Прогноз роста градиента давления при разных скоростях охлаждения.</w:t>
+      </w:r>
+    </w:p>
+    <w:tbl>
+      <w:tblPr>
+        <w:tblStyle w:val="Table"/>
+        <w:tblW w:type="pct" w:w="5000"/>
+        <w:tblLayout w:type="fixed"/>
+        <w:tblLook w:firstRow="1" w:lastRow="0" w:firstColumn="0" w:lastColumn="0" w:noHBand="0" w:noVBand="0" w:val="0020"/>
+      </w:tblPr>
+      <w:tblGrid>
+        <w:gridCol w:w="1584"/>
+        <w:gridCol w:w="1584"/>
+        <w:gridCol w:w="1584"/>
+        <w:gridCol w:w="1584"/>
+        <w:gridCol w:w="1584"/>
+      </w:tblGrid>
+      <w:tr>
+        <w:trPr>
+          <w:tblHeader w:val="on"/>
+        </w:trPr>
+        <w:tc>
+          <w:tcPr/>
+          <w:p>
+            <w:pPr>
+              <w:pStyle w:val="Compact"/>
+            </w:pPr>
+            <w:r>
+              <w:t xml:space="preserve">Скорость охлаждения, °C/ч</w:t>
+            </w:r>
+          </w:p>
+        </w:tc>
+        <w:tc>
+          <w:tcPr/>
+          <w:p>
+            <w:pPr>
+              <w:pStyle w:val="Compact"/>
+            </w:pPr>
+            <w:r>
+              <w:t xml:space="preserve">Da на 1 °C</w:t>
+            </w:r>
+          </w:p>
+        </w:tc>
+        <w:tc>
+          <w:tcPr/>
+          <w:p>
+            <w:pPr>
+              <w:pStyle w:val="Compact"/>
+            </w:pPr>
+            <w:r>
+              <w:t xml:space="preserve">рост в 2 раза, °C</w:t>
+            </w:r>
+          </w:p>
+        </w:tc>
+        <w:tc>
+          <w:tcPr/>
+          <w:p>
+            <w:pPr>
+              <w:pStyle w:val="Compact"/>
+            </w:pPr>
+            <w:r>
+              <w:t xml:space="preserve">рост в 10 раз, °C</w:t>
+            </w:r>
+          </w:p>
+        </w:tc>
+        <w:tc>
+          <w:tcPr/>
+          <w:p>
+            <w:pPr>
+              <w:pStyle w:val="Compact"/>
+            </w:pPr>
+            <w:r>
+              <w:t xml:space="preserve">рост к 32.8 °C, раз</w:t>
+            </w:r>
+          </w:p>
+        </w:tc>
+      </w:tr>
+      <w:tr>
+        <w:tc>
+          <w:tcPr/>
+          <w:p>
+            <w:pPr>
+              <w:pStyle w:val="Compact"/>
+            </w:pPr>
+            <w:r>
+              <w:t xml:space="preserve">0.25</w:t>
+            </w:r>
+          </w:p>
+        </w:tc>
+        <w:tc>
+          <w:tcPr/>
+          <w:p>
+            <w:pPr>
+              <w:pStyle w:val="Compact"/>
+            </w:pPr>
+            <w:r>
+              <w:t xml:space="preserve">5.29</w:t>
+            </w:r>
+          </w:p>
+        </w:tc>
+        <w:tc>
+          <w:tcPr/>
+          <w:p>
+            <w:pPr>
+              <w:pStyle w:val="Compact"/>
+            </w:pPr>
+            <w:r>
+              <w:t xml:space="preserve">34.39</w:t>
+            </w:r>
+          </w:p>
+        </w:tc>
+        <w:tc>
+          <w:tcPr/>
+          <w:p>
+            <w:pPr>
+              <w:pStyle w:val="Compact"/>
+            </w:pPr>
+            <w:r>
+              <w:t xml:space="preserve">34.15</w:t>
+            </w:r>
+          </w:p>
+        </w:tc>
+        <w:tc>
+          <w:tcPr/>
+          <w:p>
+            <w:pPr>
+              <w:pStyle w:val="Compact"/>
+            </w:pPr>
+            <w:r>
+              <w:t xml:space="preserve">959</w:t>
+            </w:r>
+          </w:p>
+        </w:tc>
+      </w:tr>
+      <w:tr>
+        <w:tc>
+          <w:tcPr/>
+          <w:p>
+            <w:pPr>
+              <w:pStyle w:val="Compact"/>
+            </w:pPr>
+            <w:r>
+              <w:t xml:space="preserve">0.5</w:t>
+            </w:r>
+          </w:p>
+        </w:tc>
+        <w:tc>
+          <w:tcPr/>
+          <w:p>
+            <w:pPr>
+              <w:pStyle w:val="Compact"/>
+            </w:pPr>
+            <w:r>
+              <w:t xml:space="preserve">2.64</w:t>
+            </w:r>
+          </w:p>
+        </w:tc>
+        <w:tc>
+          <w:tcPr/>
+          <w:p>
+            <w:pPr>
+              <w:pStyle w:val="Compact"/>
+            </w:pPr>
+            <w:r>
+              <w:t xml:space="preserve">34.22</w:t>
+            </w:r>
+          </w:p>
+        </w:tc>
+        <w:tc>
+          <w:tcPr/>
+          <w:p>
+            <w:pPr>
+              <w:pStyle w:val="Compact"/>
+            </w:pPr>
+            <w:r>
+              <w:t xml:space="preserve">33.88</w:t>
+            </w:r>
+          </w:p>
+        </w:tc>
+        <w:tc>
+          <w:tcPr/>
+          <w:p>
+            <w:pPr>
+              <w:pStyle w:val="Compact"/>
+            </w:pPr>
+            <w:r>
+              <w:t xml:space="preserve">982</w:t>
+            </w:r>
+          </w:p>
+        </w:tc>
+      </w:tr>
+      <w:tr>
+        <w:tc>
+          <w:tcPr/>
+          <w:p>
+            <w:pPr>
+              <w:pStyle w:val="Compact"/>
+            </w:pPr>
+            <w:r>
+              <w:t xml:space="preserve">1</w:t>
+            </w:r>
+          </w:p>
+        </w:tc>
+        <w:tc>
+          <w:tcPr/>
+          <w:p>
+            <w:pPr>
+              <w:pStyle w:val="Compact"/>
+            </w:pPr>
+            <w:r>
+              <w:t xml:space="preserve">1.32</w:t>
+            </w:r>
+          </w:p>
+        </w:tc>
+        <w:tc>
+          <w:tcPr/>
+          <w:p>
+            <w:pPr>
+              <w:pStyle w:val="Compact"/>
+            </w:pPr>
+            <w:r>
+              <w:t xml:space="preserve">33.97</w:t>
+            </w:r>
+          </w:p>
+        </w:tc>
+        <w:tc>
+          <w:tcPr/>
+          <w:p>
+            <w:pPr>
+              <w:pStyle w:val="Compact"/>
+            </w:pPr>
+            <w:r>
+              <w:t xml:space="preserve">33.49</w:t>
+            </w:r>
+          </w:p>
+        </w:tc>
+        <w:tc>
+          <w:tcPr/>
+          <w:p>
+            <w:pPr>
+              <w:pStyle w:val="Compact"/>
+            </w:pPr>
+            <w:r>
+              <w:t xml:space="preserve">54</w:t>
+            </w:r>
+          </w:p>
+        </w:tc>
+      </w:tr>
+      <w:tr>
+        <w:tc>
+          <w:tcPr/>
+          <w:p>
+            <w:pPr>
+              <w:pStyle w:val="Compact"/>
+            </w:pPr>
+            <w:r>
+              <w:t xml:space="preserve">2</w:t>
+            </w:r>
+          </w:p>
+        </w:tc>
+        <w:tc>
+          <w:tcPr/>
+          <w:p>
+            <w:pPr>
+              <w:pStyle w:val="Compact"/>
+            </w:pPr>
+            <w:r>
+              <w:t xml:space="preserve">0.66</w:t>
+            </w:r>
+          </w:p>
+        </w:tc>
+        <w:tc>
+          <w:tcPr/>
+          <w:p>
+            <w:pPr>
+              <w:pStyle w:val="Compact"/>
+            </w:pPr>
+            <w:r>
+              <w:t xml:space="preserve">33.63</w:t>
+            </w:r>
+          </w:p>
+        </w:tc>
+        <w:tc>
+          <w:tcPr/>
+          <w:p>
+            <w:pPr>
+              <w:pStyle w:val="Compact"/>
+            </w:pPr>
+            <w:r>
+              <w:t xml:space="preserve">32.93</w:t>
+            </w:r>
+          </w:p>
+        </w:tc>
+        <w:tc>
+          <w:tcPr/>
+          <w:p>
+            <w:pPr>
+              <w:pStyle w:val="Compact"/>
+            </w:pPr>
+            <w:r>
+              <w:t xml:space="preserve">14</w:t>
+            </w:r>
+          </w:p>
+        </w:tc>
+      </w:tr>
+      <w:tr>
+        <w:tc>
+          <w:tcPr/>
+          <w:p>
+            <w:pPr>
+              <w:pStyle w:val="Compact"/>
+            </w:pPr>
+            <w:r>
+              <w:t xml:space="preserve">4</w:t>
+            </w:r>
+          </w:p>
+        </w:tc>
+        <w:tc>
+          <w:tcPr/>
+          <w:p>
+            <w:pPr>
+              <w:pStyle w:val="Compact"/>
+            </w:pPr>
+            <w:r>
+              <w:t xml:space="preserve">0.33</w:t>
+            </w:r>
+          </w:p>
+        </w:tc>
+        <w:tc>
+          <w:tcPr/>
+          <w:p>
+            <w:pPr>
+              <w:pStyle w:val="Compact"/>
+            </w:pPr>
+            <w:r>
+              <w:t xml:space="preserve">33.15</w:t>
+            </w:r>
+          </w:p>
+        </w:tc>
+        <w:tc>
+          <w:tcPr/>
+          <w:p>
+            <w:pPr>
+              <w:pStyle w:val="Compact"/>
+            </w:pPr>
+            <w:r>
+              <w:t xml:space="preserve">—</w:t>
+            </w:r>
+          </w:p>
+        </w:tc>
+        <w:tc>
+          <w:tcPr/>
+          <w:p>
+            <w:pPr>
+              <w:pStyle w:val="Compact"/>
+            </w:pPr>
+            <w:r>
+              <w:t xml:space="preserve">3</w:t>
+            </w:r>
+          </w:p>
+        </w:tc>
+      </w:tr>
+    </w:tbl>
     <w:bookmarkEnd w:id="26"/>
     <w:bookmarkStart w:id="27" w:name="итоги"/>
     <w:p>

--- a/experiments/сравнение_с_опытами.docx
+++ b/experiments/сравнение_с_опытами.docx
@@ -523,7 +523,7 @@
       <w:tblPr>
         <w:tblStyle w:val="Table"/>
         <w:tblW w:type="pct" w:w="5000"/>
-        <w:tblLayout w:type="fixed"/>
+        <w:tblLayout w:type="autofit"/>
         <w:tblLook w:firstRow="1" w:lastRow="0" w:firstColumn="0" w:lastColumn="0" w:noHBand="0" w:noVBand="0" w:val="0020"/>
       </w:tblPr>
       <w:tblGrid>
@@ -1673,7 +1673,7 @@
       <w:tblPr>
         <w:tblStyle w:val="Table"/>
         <w:tblW w:type="pct" w:w="5000"/>
-        <w:tblLayout w:type="fixed"/>
+        <w:tblLayout w:type="autofit"/>
         <w:tblLook w:firstRow="1" w:lastRow="0" w:firstColumn="0" w:lastColumn="0" w:noHBand="0" w:noVBand="0" w:val="0020"/>
       </w:tblPr>
       <w:tblGrid>
@@ -2558,7 +2558,7 @@
       <w:tblPr>
         <w:tblStyle w:val="Table"/>
         <w:tblW w:type="pct" w:w="5000"/>
-        <w:tblLayout w:type="fixed"/>
+        <w:tblLayout w:type="autofit"/>
         <w:tblLook w:firstRow="1" w:lastRow="0" w:firstColumn="0" w:lastColumn="0" w:noHBand="0" w:noVBand="0" w:val="0020"/>
       </w:tblPr>
       <w:tblGrid>
@@ -3047,7 +3047,7 @@
       <w:tblPr>
         <w:tblStyle w:val="Table"/>
         <w:tblW w:type="pct" w:w="5000"/>
-        <w:tblLayout w:type="fixed"/>
+        <w:tblLayout w:type="autofit"/>
         <w:tblLook w:firstRow="1" w:lastRow="0" w:firstColumn="0" w:lastColumn="0" w:noHBand="0" w:noVBand="0" w:val="0020"/>
       </w:tblPr>
       <w:tblGrid>
@@ -3251,7 +3251,7 @@
               <w:pStyle w:val="Compact"/>
             </w:pPr>
             <w:r>
-              <w:t xml:space="preserve">прежняя модель (пучок)</w:t>
+              <w:t xml:space="preserve">упрощенная модель (пучок)</w:t>
             </w:r>
           </w:p>
         </w:tc>
@@ -4260,7 +4260,7 @@
         <w:t xml:space="preserve"> </w:t>
       </w:r>
       <w:r>
-        <w:t xml:space="preserve">Прогноз одного опыта по другому — 0.10–0.23. Опыт 2 теряет проницаемость медленнее опыта 1, хотя взвеси в нем больше: у нефтей разная кинетика осаждения. Прежняя модель предсказывала для опыта 2 закупорку к 4.4 PV (0.248).</w:t>
+        <w:t xml:space="preserve">Прогноз одного опыта по другому — 0.10–0.23. Опыт 2 теряет проницаемость медленнее опыта 1, хотя взвеси в нем больше: у нефтей разная кинетика осаждения. Упрощенная модель предсказывала для опыта 2 закупорку к 4.4 PV (0.248).</w:t>
       </w:r>
     </w:p>
     <w:p>
@@ -4292,7 +4292,7 @@
           <m:rPr>
             <m:sty m:val="p"/>
           </m:rPr>
-          <m:t>∼</m:t>
+          <m:t>~</m:t>
         </m:r>
         <m:r>
           <m:t>1</m:t>
@@ -4449,7 +4449,7 @@
       <w:tblPr>
         <w:tblStyle w:val="Table"/>
         <w:tblW w:type="pct" w:w="5000"/>
-        <w:tblLayout w:type="fixed"/>
+        <w:tblLayout w:type="autofit"/>
         <w:tblLook w:firstRow="1" w:lastRow="0" w:firstColumn="0" w:lastColumn="0" w:noHBand="0" w:noVBand="0" w:val="0020"/>
       </w:tblPr>
       <w:tblGrid>
@@ -4584,7 +4584,7 @@
               <w:pStyle w:val="Compact"/>
             </w:pPr>
             <w:r>
-              <w:t xml:space="preserve">прежняя модель</w:t>
+              <w:t xml:space="preserve">упрощенная модель</w:t>
             </w:r>
           </w:p>
         </w:tc>
@@ -4914,6 +4914,291 @@
             </w:pPr>
             <w:r>
               <w:t xml:space="preserve">0.013</w:t>
+            </w:r>
+          </w:p>
+        </w:tc>
+      </w:tr>
+      <w:tr>
+        <w:tc>
+          <w:tcPr/>
+          <w:p>
+            <w:pPr>
+              <w:pStyle w:val="Compact"/>
+            </w:pPr>
+            <w:r>
+              <w:t xml:space="preserve">сеть пор и горл, d = 13.5 мкм (подбор для пучка)</w:t>
+            </w:r>
+          </w:p>
+        </w:tc>
+        <w:tc>
+          <w:tcPr/>
+          <w:p>
+            <w:pPr>
+              <w:pStyle w:val="Compact"/>
+            </w:pPr>
+            <w:r>
+              <w:t xml:space="preserve">0.019</w:t>
+            </w:r>
+          </w:p>
+        </w:tc>
+        <w:tc>
+          <w:tcPr/>
+          <w:p>
+            <w:pPr>
+              <w:pStyle w:val="Compact"/>
+            </w:pPr>
+            <w:r>
+              <w:t xml:space="preserve">0.028</w:t>
+            </w:r>
+          </w:p>
+        </w:tc>
+        <w:tc>
+          <w:tcPr/>
+          <w:p>
+            <w:pPr>
+              <w:pStyle w:val="Compact"/>
+            </w:pPr>
+            <w:r>
+              <w:t xml:space="preserve">0.428</w:t>
+            </w:r>
+          </w:p>
+        </w:tc>
+        <w:tc>
+          <w:tcPr/>
+          <w:p>
+            <w:pPr>
+              <w:pStyle w:val="Compact"/>
+            </w:pPr>
+            <w:r>
+              <w:t xml:space="preserve">закупорка</w:t>
+            </w:r>
+          </w:p>
+        </w:tc>
+      </w:tr>
+      <w:tr>
+        <w:tc>
+          <w:tcPr/>
+          <w:p>
+            <w:pPr>
+              <w:pStyle w:val="Compact"/>
+            </w:pPr>
+            <w:r>
+              <w:t xml:space="preserve">сеть пор и горл, d = 2.0 мкм</w:t>
+            </w:r>
+          </w:p>
+        </w:tc>
+        <w:tc>
+          <w:tcPr/>
+          <w:p>
+            <w:pPr>
+              <w:pStyle w:val="Compact"/>
+            </w:pPr>
+            <w:r>
+              <w:t xml:space="preserve">0.019</w:t>
+            </w:r>
+          </w:p>
+        </w:tc>
+        <w:tc>
+          <w:tcPr/>
+          <w:p>
+            <w:pPr>
+              <w:pStyle w:val="Compact"/>
+            </w:pPr>
+            <w:r>
+              <w:t xml:space="preserve">0.024</w:t>
+            </w:r>
+          </w:p>
+        </w:tc>
+        <w:tc>
+          <w:tcPr/>
+          <w:p>
+            <w:pPr>
+              <w:pStyle w:val="Compact"/>
+            </w:pPr>
+            <w:r>
+              <w:t xml:space="preserve">0.034</w:t>
+            </w:r>
+          </w:p>
+        </w:tc>
+        <w:tc>
+          <w:tcPr/>
+          <w:p>
+            <w:pPr>
+              <w:pStyle w:val="Compact"/>
+            </w:pPr>
+            <w:r>
+              <w:t xml:space="preserve">0.300</w:t>
+            </w:r>
+          </w:p>
+        </w:tc>
+      </w:tr>
+      <w:tr>
+        <w:tc>
+          <w:tcPr/>
+          <w:p>
+            <w:pPr>
+              <w:pStyle w:val="Compact"/>
+            </w:pPr>
+            <w:r>
+              <w:t xml:space="preserve">сеть пор и горл, d = 4.0 мкм</w:t>
+            </w:r>
+          </w:p>
+        </w:tc>
+        <w:tc>
+          <w:tcPr/>
+          <w:p>
+            <w:pPr>
+              <w:pStyle w:val="Compact"/>
+            </w:pPr>
+            <w:r>
+              <w:t xml:space="preserve">0.019</w:t>
+            </w:r>
+          </w:p>
+        </w:tc>
+        <w:tc>
+          <w:tcPr/>
+          <w:p>
+            <w:pPr>
+              <w:pStyle w:val="Compact"/>
+            </w:pPr>
+            <w:r>
+              <w:t xml:space="preserve">0.027</w:t>
+            </w:r>
+          </w:p>
+        </w:tc>
+        <w:tc>
+          <w:tcPr/>
+          <w:p>
+            <w:pPr>
+              <w:pStyle w:val="Compact"/>
+            </w:pPr>
+            <w:r>
+              <w:t xml:space="preserve">0.034</w:t>
+            </w:r>
+          </w:p>
+        </w:tc>
+        <w:tc>
+          <w:tcPr/>
+          <w:p>
+            <w:pPr>
+              <w:pStyle w:val="Compact"/>
+            </w:pPr>
+            <w:r>
+              <w:t xml:space="preserve">0.261</w:t>
+            </w:r>
+          </w:p>
+        </w:tc>
+      </w:tr>
+      <w:tr>
+        <w:tc>
+          <w:tcPr/>
+          <w:p>
+            <w:pPr>
+              <w:pStyle w:val="Compact"/>
+            </w:pPr>
+            <w:r>
+              <w:t xml:space="preserve">сеть пор и горл, d = 7.0 мкм</w:t>
+            </w:r>
+          </w:p>
+        </w:tc>
+        <w:tc>
+          <w:tcPr/>
+          <w:p>
+            <w:pPr>
+              <w:pStyle w:val="Compact"/>
+            </w:pPr>
+            <w:r>
+              <w:t xml:space="preserve">0.019</w:t>
+            </w:r>
+          </w:p>
+        </w:tc>
+        <w:tc>
+          <w:tcPr/>
+          <w:p>
+            <w:pPr>
+              <w:pStyle w:val="Compact"/>
+            </w:pPr>
+            <w:r>
+              <w:t xml:space="preserve">0.027</w:t>
+            </w:r>
+          </w:p>
+        </w:tc>
+        <w:tc>
+          <w:tcPr/>
+          <w:p>
+            <w:pPr>
+              <w:pStyle w:val="Compact"/>
+            </w:pPr>
+            <w:r>
+              <w:t xml:space="preserve">0.037</w:t>
+            </w:r>
+          </w:p>
+        </w:tc>
+        <w:tc>
+          <w:tcPr/>
+          <w:p>
+            <w:pPr>
+              <w:pStyle w:val="Compact"/>
+            </w:pPr>
+            <w:r>
+              <w:t xml:space="preserve">0.238</w:t>
+            </w:r>
+          </w:p>
+        </w:tc>
+      </w:tr>
+      <w:tr>
+        <w:tc>
+          <w:tcPr/>
+          <w:p>
+            <w:pPr>
+              <w:pStyle w:val="Compact"/>
+            </w:pPr>
+            <w:r>
+              <w:t xml:space="preserve">сеть пор и горл, d = 10.0 мкм</w:t>
+            </w:r>
+          </w:p>
+        </w:tc>
+        <w:tc>
+          <w:tcPr/>
+          <w:p>
+            <w:pPr>
+              <w:pStyle w:val="Compact"/>
+            </w:pPr>
+            <w:r>
+              <w:t xml:space="preserve">0.019</w:t>
+            </w:r>
+          </w:p>
+        </w:tc>
+        <w:tc>
+          <w:tcPr/>
+          <w:p>
+            <w:pPr>
+              <w:pStyle w:val="Compact"/>
+            </w:pPr>
+            <w:r>
+              <w:t xml:space="preserve">0.028</w:t>
+            </w:r>
+          </w:p>
+        </w:tc>
+        <w:tc>
+          <w:tcPr/>
+          <w:p>
+            <w:pPr>
+              <w:pStyle w:val="Compact"/>
+            </w:pPr>
+            <w:r>
+              <w:t xml:space="preserve">0.200</w:t>
+            </w:r>
+          </w:p>
+        </w:tc>
+        <w:tc>
+          <w:tcPr/>
+          <w:p>
+            <w:pPr>
+              <w:pStyle w:val="Compact"/>
+            </w:pPr>
+            <w:r>
+              <w:t xml:space="preserve">0.329</w:t>
             </w:r>
           </w:p>
         </w:tc>
@@ -5164,7 +5449,7 @@
       <w:tblPr>
         <w:tblStyle w:val="Table"/>
         <w:tblW w:type="pct" w:w="5000"/>
-        <w:tblLayout w:type="fixed"/>
+        <w:tblLayout w:type="autofit"/>
         <w:tblLook w:firstRow="1" w:lastRow="0" w:firstColumn="0" w:lastColumn="0" w:noHBand="0" w:noVBand="0" w:val="0020"/>
       </w:tblPr>
       <w:tblGrid>
@@ -5299,7 +5584,7 @@
               <w:pStyle w:val="Compact"/>
             </w:pPr>
             <w:r>
-              <w:t xml:space="preserve">прежняя модель</w:t>
+              <w:t xml:space="preserve">упрощенная модель</w:t>
             </w:r>
           </w:p>
         </w:tc>
@@ -5852,7 +6137,7 @@
           <m:rPr>
             <m:sty m:val="p"/>
           </m:rPr>
-          <m:t>⋅</m:t>
+          <m:t>·</m:t>
         </m:r>
         <m:sSup>
           <m:e>
@@ -5887,7 +6172,7 @@
           <m:rPr>
             <m:sty m:val="p"/>
           </m:rPr>
-          <m:t>⋅</m:t>
+          <m:t>·</m:t>
         </m:r>
         <m:sSup>
           <m:e>
@@ -5961,7 +6246,7 @@
         <w:t xml:space="preserve"> </w:t>
       </w:r>
       <w:r>
-        <w:t xml:space="preserve">— 0.036. Во всех пяти точках критерия расхождение не больше 1.19 раза. Прежняя модель давала рост в 4 раза (СКО</w:t>
+        <w:t xml:space="preserve">— 0.036. Во всех пяти точках критерия расхождение не больше 1.19 раза. Упрощенная модель давала рост в 4 раза (СКО</w:t>
       </w:r>
       <w:r>
         <w:t xml:space="preserve"> </w:t>
@@ -6032,7 +6317,38 @@
         <w:t xml:space="preserve"> </w:t>
       </w:r>
       <w:r>
-        <w:t xml:space="preserve">0.39: на такой крутой кривой начало роста решает все. Сдвиг на 1 °C — в пределах разброса определения WAT по керну.</w:t>
+        <w:t xml:space="preserve">0.39: на такой крутой кривой начало роста решает все. Сдвиг на 1 °C — в пределах разброса определения WAT по керну. Разницу с объемной WAT (30 °C, реометр; Rogachev, Sandyga 2019) объясняет скорость охлаждения, см. ниже «Проверка: WAT от скорости охлаждения».</w:t>
+      </w:r>
+    </w:p>
+    <w:p>
+      <w:pPr>
+        <w:pStyle w:val="Compact"/>
+        <w:numPr>
+          <w:ilvl w:val="0"/>
+          <w:numId w:val="1005"/>
+        </w:numPr>
+      </w:pPr>
+      <w:r>
+        <w:rPr>
+          <w:b/>
+          <w:bCs/>
+        </w:rPr>
+        <w:t xml:space="preserve">Исходный скан томографии.</w:t>
+      </w:r>
+      <w:r>
+        <w:t xml:space="preserve"> </w:t>
+      </w:r>
+      <w:r>
+        <w:t xml:space="preserve">0.23 = 2.1/9.0 отсчитано от сухого керна. Тот же керн, насыщенный водой перед опытом, дал 5.3 % (Rogachev, Sandyga 2019), и после опыта в нем тоже вода: от этого скана отношение 0.40, и модель (0.17) теряет поры сильнее опыта. Какой скан брать, решает сегментация томограмм (</w:t>
+      </w:r>
+      <w:r>
+        <w:rPr>
+          <w:rStyle w:val="VerbatimChar"/>
+        </w:rPr>
+        <w:t xml:space="preserve">new/обзор_источников.md</w:t>
+      </w:r>
+      <w:r>
+        <w:t xml:space="preserve">, разд. 2.2).</w:t>
       </w:r>
     </w:p>
     <w:p>
@@ -6310,7 +6626,7 @@
       <w:tblPr>
         <w:tblStyle w:val="Table"/>
         <w:tblW w:type="pct" w:w="5000"/>
-        <w:tblLayout w:type="fixed"/>
+        <w:tblLayout w:type="autofit"/>
         <w:tblLook w:firstRow="1" w:lastRow="0" w:firstColumn="0" w:lastColumn="0" w:noHBand="0" w:noVBand="0" w:val="0020"/>
       </w:tblPr>
       <w:tblGrid>
@@ -6666,14 +6982,420 @@
         </w:tc>
       </w:tr>
     </w:tbl>
+    <w:p>
+      <w:pPr>
+        <w:pStyle w:val="BodyText"/>
+      </w:pPr>
+      <w:r>
+        <w:rPr>
+          <w:b/>
+          <w:bCs/>
+        </w:rPr>
+        <w:t xml:space="preserve">Проверка: WAT от скорости охлаждения</w:t>
+      </w:r>
+      <w:r>
+        <w:t xml:space="preserve"> </w:t>
+      </w:r>
+      <w:r>
+        <w:t xml:space="preserve">(Struchkov, Rogachev 2017,</w:t>
+      </w:r>
+      <w:r>
+        <w:t xml:space="preserve"> </w:t>
+      </w:r>
+      <w:r>
+        <w:rPr>
+          <w:rStyle w:val="VerbatimChar"/>
+        </w:rPr>
+        <w:t xml:space="preserve">data/sandyga2020.json</w:t>
+      </w:r>
+      <w:r>
+        <w:t xml:space="preserve">, блок</w:t>
+      </w:r>
+      <w:r>
+        <w:t xml:space="preserve"> </w:t>
+      </w:r>
+      <w:r>
+        <w:rPr>
+          <w:rStyle w:val="VerbatimChar"/>
+        </w:rPr>
+        <w:t xml:space="preserve">wat_cooling_rate</w:t>
+      </w:r>
+      <w:r>
+        <w:t xml:space="preserve">;</w:t>
+      </w:r>
+      <w:r>
+        <w:t xml:space="preserve"> </w:t>
+      </w:r>
+      <w:r>
+        <w:rPr>
+          <w:rStyle w:val="VerbatimChar"/>
+        </w:rPr>
+        <w:t xml:space="preserve">sandyga2020.wat_rate</w:t>
+      </w:r>
+      <w:r>
+        <w:t xml:space="preserve">). Тот же раствор в керосине без керна: WAT 30 %-го раствора по реометру растет с 33.1 до</w:t>
+      </w:r>
+      <w:r>
+        <w:t xml:space="preserve"> </w:t>
+      </w:r>
+      <w:r>
+        <w:t xml:space="preserve">36.2 °C при замедлении охлаждения с 0.042 до 0.001 °C/с. Расчет: доля кристаллов релаксирует к равновесной с</w:t>
+      </w:r>
+      <w:r>
+        <w:t xml:space="preserve"> </w:t>
+      </w:r>
+      <m:oMath>
+        <m:sSub>
+          <m:e>
+            <m:r>
+              <m:t>k</m:t>
+            </m:r>
+          </m:e>
+          <m:sub>
+            <m:r>
+              <m:t>c</m:t>
+            </m:r>
+            <m:r>
+              <m:t>r</m:t>
+            </m:r>
+          </m:sub>
+        </m:sSub>
+      </m:oMath>
+      <w:r>
+        <w:t xml:space="preserve"> </w:t>
+      </w:r>
+      <w:r>
+        <w:t xml:space="preserve">(как в</w:t>
+      </w:r>
+      <w:r>
+        <w:t xml:space="preserve"> </w:t>
+      </w:r>
+      <w:r>
+        <w:rPr>
+          <w:rStyle w:val="VerbatimChar"/>
+        </w:rPr>
+        <w:t xml:space="preserve">components_equation</w:t>
+      </w:r>
+      <w:r>
+        <w:t xml:space="preserve">), реометр видит их с доли thr; thr и сдвиг равновесной WAT 30 %-го раствора</w:t>
+      </w:r>
+      <w:r>
+        <w:t xml:space="preserve"> </w:t>
+      </w:r>
+      <w:r>
+        <w:t xml:space="preserve">подбираются (одна группа в идеальном растворе завышает рост WAT с концентрацией). Запаздывание ~</w:t>
+      </w:r>
+      <w:r>
+        <w:t xml:space="preserve"> </w:t>
+      </w:r>
+      <m:oMath>
+        <m:rad>
+          <m:radPr>
+            <m:degHide m:val="on"/>
+          </m:radPr>
+          <m:deg/>
+          <m:e>
+            <m:r>
+              <m:t>t</m:t>
+            </m:r>
+            <m:r>
+              <m:t>h</m:t>
+            </m:r>
+            <m:r>
+              <m:t>r</m:t>
+            </m:r>
+            <m:r>
+              <m:t> </m:t>
+            </m:r>
+            <m:r>
+              <m:t>v</m:t>
+            </m:r>
+            <m:r>
+              <m:rPr>
+                <m:sty m:val="p"/>
+              </m:rPr>
+              <m:t>/</m:t>
+            </m:r>
+            <m:sSub>
+              <m:e>
+                <m:r>
+                  <m:t>k</m:t>
+                </m:r>
+              </m:e>
+              <m:sub>
+                <m:r>
+                  <m:t>c</m:t>
+                </m:r>
+                <m:r>
+                  <m:t>r</m:t>
+                </m:r>
+              </m:sub>
+            </m:sSub>
+          </m:e>
+        </m:rad>
+      </m:oMath>
+      <w:r>
+        <w:t xml:space="preserve">,</w:t>
+      </w:r>
+      <w:r>
+        <w:t xml:space="preserve"> </w:t>
+      </w:r>
+      <w:r>
+        <w:t xml:space="preserve">поэтому опыт задает thr/</w:t>
+      </w:r>
+      <m:oMath>
+        <m:sSub>
+          <m:e>
+            <m:r>
+              <m:t>k</m:t>
+            </m:r>
+          </m:e>
+          <m:sub>
+            <m:r>
+              <m:t>c</m:t>
+            </m:r>
+            <m:r>
+              <m:t>r</m:t>
+            </m:r>
+          </m:sub>
+        </m:sSub>
+      </m:oMath>
+      <w:r>
+        <w:t xml:space="preserve">, и проверка - в правдоподобии порога (табл. 8а). С</w:t>
+      </w:r>
+      <w:r>
+        <w:t xml:space="preserve"> </w:t>
+      </w:r>
+      <m:oMath>
+        <m:sSub>
+          <m:e>
+            <m:r>
+              <m:t>k</m:t>
+            </m:r>
+          </m:e>
+          <m:sub>
+            <m:r>
+              <m:t>c</m:t>
+            </m:r>
+            <m:r>
+              <m:t>r</m:t>
+            </m:r>
+          </m:sub>
+        </m:sSub>
+      </m:oMath>
+      <w:r>
+        <w:t xml:space="preserve"> </w:t>
+      </w:r>
+      <w:r>
+        <w:t xml:space="preserve">Sandyga порог -</w:t>
+      </w:r>
+      <w:r>
+        <w:t xml:space="preserve"> </w:t>
+      </w:r>
+      <w:r>
+        <w:t xml:space="preserve">десятые доли процента кристаллов; с</w:t>
+      </w:r>
+      <w:r>
+        <w:t xml:space="preserve"> </w:t>
+      </w:r>
+      <m:oMath>
+        <m:sSub>
+          <m:e>
+            <m:r>
+              <m:t>k</m:t>
+            </m:r>
+          </m:e>
+          <m:sub>
+            <m:r>
+              <m:t>c</m:t>
+            </m:r>
+            <m:r>
+              <m:t>r</m:t>
+            </m:r>
+          </m:sub>
+        </m:sSub>
+      </m:oMath>
+      <w:r>
+        <w:t xml:space="preserve"> </w:t>
+      </w:r>
+      <w:r>
+        <w:t xml:space="preserve">Li - не меньше 10 % (треть парафина раствора), неправдоподобно. Та же</w:t>
+      </w:r>
+      <w:r>
+        <w:t xml:space="preserve"> </w:t>
+      </w:r>
+      <w:r>
+        <w:t xml:space="preserve">модель дает объемную WAT 20 %-го раствора 30.4 °C при скорости реометра (опыт 30 °C) и 34.4 °C при 1 °C/ч: подобранная «WAT пористой среды» 34.8 °C - это объемная</w:t>
+      </w:r>
+      <w:r>
+        <w:t xml:space="preserve"> </w:t>
+      </w:r>
+      <w:r>
+        <w:t xml:space="preserve">WAT при медленном охлаждении, а не особый механизм.</w:t>
+      </w:r>
+    </w:p>
+    <w:p>
+      <w:pPr>
+        <w:pStyle w:val="BodyText"/>
+      </w:pPr>
+      <w:r>
+        <w:t xml:space="preserve">Таблица 8а. WAT 30 %-го раствора от скорости охлаждения: порог видимости кристаллов при</w:t>
+      </w:r>
+      <w:r>
+        <w:t xml:space="preserve"> </w:t>
+      </w:r>
+      <m:oMath>
+        <m:sSub>
+          <m:e>
+            <m:r>
+              <m:t>k</m:t>
+            </m:r>
+          </m:e>
+          <m:sub>
+            <m:r>
+              <m:t>c</m:t>
+            </m:r>
+            <m:r>
+              <m:t>r</m:t>
+            </m:r>
+          </m:sub>
+        </m:sSub>
+      </m:oMath>
+      <w:r>
+        <w:t xml:space="preserve"> </w:t>
+      </w:r>
+      <w:r>
+        <w:t xml:space="preserve">подборов.</w:t>
+      </w:r>
+    </w:p>
+    <w:tbl>
+      <w:tblPr>
+        <w:tblStyle w:val="Table"/>
+        <w:tblW w:type="auto" w:w="0"/>
+        <w:tblLook w:firstRow="1" w:lastRow="0" w:firstColumn="0" w:lastColumn="0" w:noHBand="0" w:noVBand="0" w:val="0020"/>
+      </w:tblPr>
+      <w:tblGrid>
+        <w:gridCol w:w="2640"/>
+        <w:gridCol w:w="2640"/>
+        <w:gridCol w:w="2640"/>
+      </w:tblGrid>
+      <w:tr>
+        <w:trPr>
+          <w:tblHeader w:val="on"/>
+        </w:trPr>
+        <w:tc>
+          <w:tcPr/>
+          <w:p>
+            <w:pPr>
+              <w:pStyle w:val="Compact"/>
+            </w:pPr>
+            <w:r>
+              <w:t xml:space="preserve">k_cr, 1/с</w:t>
+            </w:r>
+          </w:p>
+        </w:tc>
+        <w:tc>
+          <w:tcPr/>
+          <w:p>
+            <w:pPr>
+              <w:pStyle w:val="Compact"/>
+            </w:pPr>
+            <w:r>
+              <w:t xml:space="preserve">порог видимости, % кристаллов</w:t>
+            </w:r>
+          </w:p>
+        </w:tc>
+        <w:tc>
+          <w:tcPr/>
+          <w:p>
+            <w:pPr>
+              <w:pStyle w:val="Compact"/>
+            </w:pPr>
+            <w:r>
+              <w:t xml:space="preserve">СКО WAT, °C</w:t>
+            </w:r>
+          </w:p>
+        </w:tc>
+      </w:tr>
+      <w:tr>
+        <w:tc>
+          <w:tcPr/>
+          <w:p>
+            <w:pPr>
+              <w:pStyle w:val="Compact"/>
+            </w:pPr>
+            <w:r>
+              <w:t xml:space="preserve">3.7e-04 (подбор по Sandyga et al.)</w:t>
+            </w:r>
+          </w:p>
+        </w:tc>
+        <w:tc>
+          <w:tcPr/>
+          <w:p>
+            <w:pPr>
+              <w:pStyle w:val="Compact"/>
+            </w:pPr>
+            <w:r>
+              <w:t xml:space="preserve">0.16</w:t>
+            </w:r>
+          </w:p>
+        </w:tc>
+        <w:tc>
+          <w:tcPr/>
+          <w:p>
+            <w:pPr>
+              <w:pStyle w:val="Compact"/>
+            </w:pPr>
+            <w:r>
+              <w:t xml:space="preserve">0.21</w:t>
+            </w:r>
+          </w:p>
+        </w:tc>
+      </w:tr>
+      <w:tr>
+        <w:tc>
+          <w:tcPr/>
+          <w:p>
+            <w:pPr>
+              <w:pStyle w:val="Compact"/>
+            </w:pPr>
+            <w:r>
+              <w:t xml:space="preserve">1.6e-02 (подбор по Li et al.)</w:t>
+            </w:r>
+          </w:p>
+        </w:tc>
+        <w:tc>
+          <w:tcPr/>
+          <w:p>
+            <w:pPr>
+              <w:pStyle w:val="Compact"/>
+            </w:pPr>
+            <w:r>
+              <w:t xml:space="preserve">10.00</w:t>
+            </w:r>
+          </w:p>
+        </w:tc>
+        <w:tc>
+          <w:tcPr/>
+          <w:p>
+            <w:pPr>
+              <w:pStyle w:val="Compact"/>
+            </w:pPr>
+            <w:r>
+              <w:t xml:space="preserve">0.35</w:t>
+            </w:r>
+          </w:p>
+        </w:tc>
+      </w:tr>
+    </w:tbl>
     <w:bookmarkEnd w:id="26"/>
-    <w:bookmarkStart w:id="27" w:name="итоги"/>
+    <w:bookmarkStart w:id="30" w:name="X76220bfddc5ac8260a69e5d6ea625a55a5174c7"/>
     <w:p>
       <w:pPr>
         <w:pStyle w:val="Heading1"/>
       </w:pPr>
       <w:r>
-        <w:t xml:space="preserve">6. ИТОГИ</w:t>
+        <w:t xml:space="preserve">6. ОПЫТ MALONEY &amp; OESTHUS (2004): ХОЛОДНАЯ ВОДА ПРИ ОСТАТОЧНОЙ НЕФТИ</w:t>
       </w:r>
     </w:p>
     <w:p>
@@ -6681,7 +7403,517 @@
         <w:pStyle w:val="FirstParagraph"/>
       </w:pPr>
       <w:r>
-        <w:t xml:space="preserve">Таблица 8. СКО</w:t>
+        <w:t xml:space="preserve">Мел 3.8 x 7.6 см, пористость 35 %, проницаемость 1.5 мД. Заводнение при 66 °C до</w:t>
+      </w:r>
+      <w:r>
+        <w:t xml:space="preserve"> </w:t>
+      </w:r>
+      <m:oMath>
+        <m:sSub>
+          <m:e>
+            <m:r>
+              <m:t>S</m:t>
+            </m:r>
+          </m:e>
+          <m:sub>
+            <m:r>
+              <m:t>w</m:t>
+            </m:r>
+          </m:sub>
+        </m:sSub>
+      </m:oMath>
+      <w:r>
+        <w:t xml:space="preserve"> </w:t>
+      </w:r>
+      <w:r>
+        <w:t xml:space="preserve">= 0.62, затем закачка воды</w:t>
+      </w:r>
+      <w:r>
+        <w:t xml:space="preserve"> </w:t>
+      </w:r>
+      <w:r>
+        <w:t xml:space="preserve">0.5 мл/ч при ступенчатом охлаждении до 10 °C и еще 3 сут при 10 °C. Точка помутнения нефти 25 °C.</w:t>
+      </w:r>
+      <w:r>
+        <w:t xml:space="preserve"> </w:t>
+      </w:r>
+      <m:oMath>
+        <m:sSub>
+          <m:e>
+            <m:r>
+              <m:t>k</m:t>
+            </m:r>
+          </m:e>
+          <m:sub>
+            <m:r>
+              <m:t>r</m:t>
+            </m:r>
+            <m:r>
+              <m:t>w</m:t>
+            </m:r>
+          </m:sub>
+        </m:sSub>
+      </m:oMath>
+      <w:r>
+        <w:t xml:space="preserve"> </w:t>
+      </w:r>
+      <w:r>
+        <w:t xml:space="preserve">растет</w:t>
+      </w:r>
+      <w:r>
+        <w:t xml:space="preserve"> </w:t>
+      </w:r>
+      <w:r>
+        <w:t xml:space="preserve">с 0.05 до 0.10 к 26 °C (усадка нефти,</w:t>
+      </w:r>
+      <w:r>
+        <w:t xml:space="preserve"> </w:t>
+      </w:r>
+      <m:oMath>
+        <m:sSub>
+          <m:e>
+            <m:r>
+              <m:t>S</m:t>
+            </m:r>
+          </m:e>
+          <m:sub>
+            <m:r>
+              <m:t>w</m:t>
+            </m:r>
+          </m:sub>
+        </m:sSub>
+      </m:oMath>
+      <w:r>
+        <w:t xml:space="preserve"> </w:t>
+      </w:r>
+      <w:r>
+        <w:t xml:space="preserve">0.62 → 0.64), ниже точки помутнения почти не меняется: 0.09 и 0.10.</w:t>
+      </w:r>
+    </w:p>
+    <w:p>
+      <w:pPr>
+        <w:pStyle w:val="BodyText"/>
+      </w:pPr>
+      <w:r>
+        <w:t xml:space="preserve">Прогноз без подбора (</w:t>
+      </w:r>
+      <w:r>
+        <w:rPr>
+          <w:rStyle w:val="VerbatimChar"/>
+        </w:rPr>
+        <w:t xml:space="preserve">maloney2004.py</w:t>
+      </w:r>
+      <w:r>
+        <w:t xml:space="preserve">): модель пласта (нефть Жетыбая, кинетика Li et al.), температуры плавления</w:t>
+      </w:r>
+      <w:r>
+        <w:t xml:space="preserve"> </w:t>
+      </w:r>
+      <w:r>
+        <w:t xml:space="preserve">групп сдвинуты под WAT 25 °C, содержание парафина 24.9 % (верхняя оценка) и 5 %, пучок с медианным радиусом</w:t>
+      </w:r>
+      <w:r>
+        <w:t xml:space="preserve"> </w:t>
+      </w:r>
+      <w:r>
+        <w:t xml:space="preserve">0.5 мкм. В прогоне керна (</w:t>
+      </w:r>
+      <w:r>
+        <w:rPr>
+          <w:rStyle w:val="VerbatimChar"/>
+        </w:rPr>
+        <w:t xml:space="preserve">core_runner</w:t>
+      </w:r>
+      <w:r>
+        <w:t xml:space="preserve">,</w:t>
+      </w:r>
+      <w:r>
+        <w:t xml:space="preserve"> </w:t>
+      </w:r>
+      <w:r>
+        <w:rPr>
+          <w:rStyle w:val="VerbatimChar"/>
+        </w:rPr>
+        <w:t xml:space="preserve">exp["water"]</w:t>
+      </w:r>
+      <w:r>
+        <w:t xml:space="preserve">) течет одна вода, остаточная нефть неподвижна.</w:t>
+      </w:r>
+    </w:p>
+    <w:p>
+      <w:pPr>
+        <w:pStyle w:val="BodyText"/>
+      </w:pPr>
+      <w:r>
+        <w:t xml:space="preserve">Таблица 9. Проницаемость по воде ниже точки помутнения.</w:t>
+      </w:r>
+    </w:p>
+    <w:tbl>
+      <w:tblPr>
+        <w:tblStyle w:val="Table"/>
+        <w:tblW w:type="pct" w:w="5000"/>
+        <w:tblLayout w:type="autofit"/>
+        <w:tblLook w:firstRow="1" w:lastRow="0" w:firstColumn="0" w:lastColumn="0" w:noHBand="0" w:noVBand="0" w:val="0020"/>
+      </w:tblPr>
+      <w:tblGrid>
+        <w:gridCol w:w="1980"/>
+        <w:gridCol w:w="1980"/>
+        <w:gridCol w:w="1980"/>
+        <w:gridCol w:w="1980"/>
+      </w:tblGrid>
+      <w:tr>
+        <w:trPr>
+          <w:tblHeader w:val="on"/>
+        </w:trPr>
+        <w:tc>
+          <w:tcPr/>
+          <w:p>
+            <w:pPr>
+              <w:pStyle w:val="Compact"/>
+            </w:pPr>
+            <w:r>
+              <w:t xml:space="preserve">Вариант</w:t>
+            </w:r>
+          </w:p>
+        </w:tc>
+        <w:tc>
+          <w:tcPr/>
+          <w:p>
+            <w:pPr>
+              <w:pStyle w:val="Compact"/>
+            </w:pPr>
+            <w:r>
+              <w:t xml:space="preserve">k_w(10 °C)/k_w(26 °C), сразу</w:t>
+            </w:r>
+          </w:p>
+        </w:tc>
+        <w:tc>
+          <w:tcPr/>
+          <w:p>
+            <w:pPr>
+              <w:pStyle w:val="Compact"/>
+            </w:pPr>
+            <w:r>
+              <w:t xml:space="preserve">то же через 3 сут</w:t>
+            </w:r>
+          </w:p>
+        </w:tc>
+        <w:tc>
+          <w:tcPr/>
+          <w:p>
+            <w:pPr>
+              <w:pStyle w:val="Compact"/>
+            </w:pPr>
+            <w:r>
+              <w:t xml:space="preserve">k_w(10 °C)/k_w(66 °C)</w:t>
+            </w:r>
+          </w:p>
+        </w:tc>
+      </w:tr>
+      <w:tr>
+        <w:tc>
+          <w:tcPr/>
+          <w:p>
+            <w:pPr>
+              <w:pStyle w:val="Compact"/>
+            </w:pPr>
+            <w:r>
+              <w:t xml:space="preserve">опыт</w:t>
+            </w:r>
+          </w:p>
+        </w:tc>
+        <w:tc>
+          <w:tcPr/>
+          <w:p>
+            <w:pPr>
+              <w:pStyle w:val="Compact"/>
+            </w:pPr>
+            <w:r>
+              <w:t xml:space="preserve">0.90</w:t>
+            </w:r>
+          </w:p>
+        </w:tc>
+        <w:tc>
+          <w:tcPr/>
+          <w:p>
+            <w:pPr>
+              <w:pStyle w:val="Compact"/>
+            </w:pPr>
+            <w:r>
+              <w:t xml:space="preserve">1.00</w:t>
+            </w:r>
+          </w:p>
+        </w:tc>
+        <w:tc>
+          <w:tcPr/>
+          <w:p>
+            <w:pPr>
+              <w:pStyle w:val="Compact"/>
+            </w:pPr>
+            <w:r>
+              <w:t xml:space="preserve">—</w:t>
+            </w:r>
+          </w:p>
+        </w:tc>
+      </w:tr>
+      <w:tr>
+        <w:tc>
+          <w:tcPr/>
+          <w:p>
+            <w:pPr>
+              <w:pStyle w:val="Compact"/>
+            </w:pPr>
+            <w:r>
+              <w:t xml:space="preserve">парафин 24.9 %, WAT 25 °C</w:t>
+            </w:r>
+          </w:p>
+        </w:tc>
+        <w:tc>
+          <w:tcPr/>
+          <w:p>
+            <w:pPr>
+              <w:pStyle w:val="Compact"/>
+            </w:pPr>
+            <w:r>
+              <w:t xml:space="preserve">0.98</w:t>
+            </w:r>
+          </w:p>
+        </w:tc>
+        <w:tc>
+          <w:tcPr/>
+          <w:p>
+            <w:pPr>
+              <w:pStyle w:val="Compact"/>
+            </w:pPr>
+            <w:r>
+              <w:t xml:space="preserve">0.98</w:t>
+            </w:r>
+          </w:p>
+        </w:tc>
+        <w:tc>
+          <w:tcPr/>
+          <w:p>
+            <w:pPr>
+              <w:pStyle w:val="Compact"/>
+            </w:pPr>
+            <w:r>
+              <w:t xml:space="preserve">0.98</w:t>
+            </w:r>
+          </w:p>
+        </w:tc>
+      </w:tr>
+      <w:tr>
+        <w:tc>
+          <w:tcPr/>
+          <w:p>
+            <w:pPr>
+              <w:pStyle w:val="Compact"/>
+            </w:pPr>
+            <w:r>
+              <w:t xml:space="preserve">парафин 5.0 %, WAT 25 °C</w:t>
+            </w:r>
+          </w:p>
+        </w:tc>
+        <w:tc>
+          <w:tcPr/>
+          <w:p>
+            <w:pPr>
+              <w:pStyle w:val="Compact"/>
+            </w:pPr>
+            <w:r>
+              <w:t xml:space="preserve">1.00</w:t>
+            </w:r>
+          </w:p>
+        </w:tc>
+        <w:tc>
+          <w:tcPr/>
+          <w:p>
+            <w:pPr>
+              <w:pStyle w:val="Compact"/>
+            </w:pPr>
+            <w:r>
+              <w:t xml:space="preserve">1.00</w:t>
+            </w:r>
+          </w:p>
+        </w:tc>
+        <w:tc>
+          <w:tcPr/>
+          <w:p>
+            <w:pPr>
+              <w:pStyle w:val="Compact"/>
+            </w:pPr>
+            <w:r>
+              <w:t xml:space="preserve">1.00</w:t>
+            </w:r>
+          </w:p>
+        </w:tc>
+      </w:tr>
+    </w:tbl>
+    <w:p>
+      <w:pPr>
+        <w:pStyle w:val="BodyText"/>
+      </w:pPr>
+      <w:r>
+        <w:drawing>
+          <wp:inline>
+            <wp:extent cx="3859778" cy="2756984"/>
+            <wp:effectExtent b="0" l="0" r="0" t="0"/>
+            <wp:docPr descr="" title="" id="28" name="Picture"/>
+            <a:graphic>
+              <a:graphicData uri="http://schemas.openxmlformats.org/drawingml/2006/picture">
+                <pic:pic>
+                  <pic:nvPicPr>
+                    <pic:cNvPr descr="figures/maloney2004.png" id="29" name="Picture"/>
+                    <pic:cNvPicPr>
+                      <a:picLocks noChangeArrowheads="1" noChangeAspect="1"/>
+                    </pic:cNvPicPr>
+                  </pic:nvPicPr>
+                  <pic:blipFill>
+                    <a:blip r:embed="rId27"/>
+                    <a:stretch>
+                      <a:fillRect/>
+                    </a:stretch>
+                  </pic:blipFill>
+                  <pic:spPr bwMode="auto">
+                    <a:xfrm>
+                      <a:off x="0" y="0"/>
+                      <a:ext cx="3859778" cy="2756984"/>
+                    </a:xfrm>
+                    <a:prstGeom prst="rect">
+                      <a:avLst/>
+                    </a:prstGeom>
+                    <a:noFill/>
+                    <a:ln w="9525">
+                      <a:noFill/>
+                      <a:headEnd/>
+                      <a:tailEnd/>
+                    </a:ln>
+                  </pic:spPr>
+                </pic:pic>
+              </a:graphicData>
+            </a:graphic>
+          </wp:inline>
+        </w:drawing>
+      </w:r>
+    </w:p>
+    <w:p>
+      <w:pPr>
+        <w:pStyle w:val="BodyText"/>
+      </w:pPr>
+      <w:r>
+        <w:t xml:space="preserve">Рис. 5. Опыт Maloney &amp; Oesthus: проницаемость по воде при охлаждении керна с остаточной нефтью.</w:t>
+      </w:r>
+    </w:p>
+    <w:p>
+      <w:pPr>
+        <w:pStyle w:val="Compact"/>
+        <w:numPr>
+          <w:ilvl w:val="0"/>
+          <w:numId w:val="1006"/>
+        </w:numPr>
+      </w:pPr>
+      <w:r>
+        <w:rPr>
+          <w:b/>
+          <w:bCs/>
+        </w:rPr>
+        <w:t xml:space="preserve">Повреждения нет, как и в опыте.</w:t>
+      </w:r>
+      <w:r>
+        <w:t xml:space="preserve"> </w:t>
+      </w:r>
+      <w:r>
+        <w:t xml:space="preserve">Неподвижная остаточная нефть не подводит взвесь к каналам, выпавший парафин</w:t>
+      </w:r>
+      <w:r>
+        <w:t xml:space="preserve"> </w:t>
+      </w:r>
+      <w:r>
+        <w:t xml:space="preserve">отнимает не больше 1.2 % порового объема. Повреждение у нагнетательной скважины в расчете пласта набирается, пока</w:t>
+      </w:r>
+      <w:r>
+        <w:t xml:space="preserve"> </w:t>
+      </w:r>
+      <w:r>
+        <w:t xml:space="preserve">через охлажденную зону течет нефть, а не из остаточной нефти.</w:t>
+      </w:r>
+    </w:p>
+    <w:p>
+      <w:pPr>
+        <w:pStyle w:val="Compact"/>
+        <w:numPr>
+          <w:ilvl w:val="0"/>
+          <w:numId w:val="1006"/>
+        </w:numPr>
+      </w:pPr>
+      <w:r>
+        <w:rPr>
+          <w:b/>
+          <w:bCs/>
+        </w:rPr>
+        <w:t xml:space="preserve">Рост</w:t>
+      </w:r>
+      <w:r>
+        <w:rPr>
+          <w:b/>
+          <w:bCs/>
+        </w:rPr>
+        <w:t xml:space="preserve"> </w:t>
+      </w:r>
+      <m:oMath>
+        <m:sSub>
+          <m:e>
+            <m:r>
+              <m:t>k</m:t>
+            </m:r>
+          </m:e>
+          <m:sub>
+            <m:r>
+              <m:t>r</m:t>
+            </m:r>
+            <m:r>
+              <m:t>w</m:t>
+            </m:r>
+          </m:sub>
+        </m:sSub>
+      </m:oMath>
+      <w:r>
+        <w:rPr>
+          <w:b/>
+          <w:bCs/>
+        </w:rPr>
+        <w:t xml:space="preserve"> </w:t>
+      </w:r>
+      <w:r>
+        <w:rPr>
+          <w:b/>
+          <w:bCs/>
+        </w:rPr>
+        <w:t xml:space="preserve">выше точки помутнения не воспроизводится.</w:t>
+      </w:r>
+      <w:r>
+        <w:t xml:space="preserve"> </w:t>
+      </w:r>
+      <w:r>
+        <w:t xml:space="preserve">Фазы в модели несжимаемы, усадки нефти нет.</w:t>
+      </w:r>
+    </w:p>
+    <w:bookmarkEnd w:id="30"/>
+    <w:bookmarkStart w:id="31" w:name="итоги"/>
+    <w:p>
+      <w:pPr>
+        <w:pStyle w:val="Heading1"/>
+      </w:pPr>
+      <w:r>
+        <w:t xml:space="preserve">7. ИТОГИ</w:t>
+      </w:r>
+    </w:p>
+    <w:p>
+      <w:pPr>
+        <w:pStyle w:val="FirstParagraph"/>
+      </w:pPr>
+      <w:r>
+        <w:t xml:space="preserve">Таблица 10. СКО</w:t>
       </w:r>
       <w:r>
         <w:t xml:space="preserve"> </w:t>
@@ -6814,7 +8046,7 @@
       <w:tblPr>
         <w:tblStyle w:val="Table"/>
         <w:tblW w:type="pct" w:w="5000"/>
-        <w:tblLayout w:type="fixed"/>
+        <w:tblLayout w:type="autofit"/>
         <w:tblLook w:firstRow="1" w:lastRow="0" w:firstColumn="0" w:lastColumn="0" w:noHBand="0" w:noVBand="0" w:val="0020"/>
       </w:tblPr>
       <w:tblGrid>
@@ -6858,7 +8090,7 @@
               <w:pStyle w:val="Compact"/>
             </w:pPr>
             <w:r>
-              <w:t xml:space="preserve">прежняя модель</w:t>
+              <w:t xml:space="preserve">упрощенная модель</w:t>
             </w:r>
           </w:p>
         </w:tc>
@@ -7458,7 +8690,7 @@
         <w:pStyle w:val="Compact"/>
         <w:numPr>
           <w:ilvl w:val="0"/>
-          <w:numId w:val="1006"/>
+          <w:numId w:val="1007"/>
         </w:numPr>
       </w:pPr>
       <w:r>
@@ -7480,7 +8712,7 @@
         <w:pStyle w:val="Compact"/>
         <w:numPr>
           <w:ilvl w:val="0"/>
-          <w:numId w:val="1006"/>
+          <w:numId w:val="1007"/>
         </w:numPr>
       </w:pPr>
       <w:r>
@@ -7502,7 +8734,7 @@
         <w:pStyle w:val="Compact"/>
         <w:numPr>
           <w:ilvl w:val="0"/>
-          <w:numId w:val="1006"/>
+          <w:numId w:val="1007"/>
         </w:numPr>
       </w:pPr>
       <w:r>
@@ -7516,7 +8748,7 @@
         <w:t xml:space="preserve"> </w:t>
       </w:r>
       <w:r>
-        <w:t xml:space="preserve">Она дает рост градиента в 44 раза у Sandyga et al. Прежняя модель давала 4 раза.</w:t>
+        <w:t xml:space="preserve">Она дает рост градиента в 44 раза у Sandyga et al. Упрощенная модель давала 4 раза.</w:t>
       </w:r>
     </w:p>
     <w:p>
@@ -7524,7 +8756,7 @@
         <w:pStyle w:val="Compact"/>
         <w:numPr>
           <w:ilvl w:val="0"/>
-          <w:numId w:val="1006"/>
+          <w:numId w:val="1007"/>
         </w:numPr>
       </w:pPr>
       <w:r>
@@ -7575,7 +8807,7 @@
         <w:pStyle w:val="Compact"/>
         <w:numPr>
           <w:ilvl w:val="0"/>
-          <w:numId w:val="1006"/>
+          <w:numId w:val="1007"/>
         </w:numPr>
       </w:pPr>
       <w:r>
@@ -7609,7 +8841,7 @@
         <w:pStyle w:val="Compact"/>
         <w:numPr>
           <w:ilvl w:val="0"/>
-          <w:numId w:val="1007"/>
+          <w:numId w:val="1008"/>
         </w:numPr>
       </w:pPr>
       <w:r>
@@ -7631,7 +8863,7 @@
         <w:pStyle w:val="Compact"/>
         <w:numPr>
           <w:ilvl w:val="0"/>
-          <w:numId w:val="1007"/>
+          <w:numId w:val="1008"/>
         </w:numPr>
       </w:pPr>
       <w:r>
@@ -7645,7 +8877,7 @@
         <w:t xml:space="preserve"> </w:t>
       </w:r>
       <w:r>
-        <w:t xml:space="preserve">Равномерное сужение слоем одной толщины недобирает объем широких пор: проводящая пористость 0.17 против 0.23.</w:t>
+        <w:t xml:space="preserve">Равномерное сужение слоем одной толщины недобирает объем широких пор: проводящая пористость 0.17 против 0.23 (от сухого скана; от насыщенного водой - 0.40, и тогда модель теряет поры сильнее опыта).</w:t>
       </w:r>
     </w:p>
     <w:p>
@@ -7653,7 +8885,7 @@
         <w:pStyle w:val="Compact"/>
         <w:numPr>
           <w:ilvl w:val="0"/>
-          <w:numId w:val="1007"/>
+          <w:numId w:val="1008"/>
         </w:numPr>
       </w:pPr>
       <w:r>
@@ -7704,7 +8936,7 @@
         <w:pStyle w:val="Compact"/>
         <w:numPr>
           <w:ilvl w:val="0"/>
-          <w:numId w:val="1007"/>
+          <w:numId w:val="1008"/>
         </w:numPr>
       </w:pPr>
       <w:r>
@@ -7721,7 +8953,7 @@
         <w:t xml:space="preserve">Ее величина (137 кДж/моль) требует отдельной проверки на опытах с адсорбцией при разных температурах.</w:t>
       </w:r>
     </w:p>
-    <w:bookmarkEnd w:id="27"/>
+    <w:bookmarkEnd w:id="31"/>
     <w:sectPr>
       <w:pgSz w:h="16838" w:w="11906"/>
       <w:pgMar w:bottom="567" w:footer="720" w:gutter="0" w:header="720" w:left="1418" w:right="850" w:top="850"/>
@@ -7961,6 +9193,9 @@
   <w:num w:numId="1007">
     <w:abstractNumId w:val="991"/>
   </w:num>
+  <w:num w:numId="1008">
+    <w:abstractNumId w:val="991"/>
+  </w:num>
 </w:numbering>
 </file>
 
@@ -8009,6 +9244,7 @@
     <w:qFormat/>
     <w:pPr>
       <w:spacing w:after="36" w:before="36"/>
+      <w:ind w:firstLine="0"/>
     </w:pPr>
   </w:style>
   <w:style w:styleId="Title" w:type="paragraph">

--- a/experiments/сравнение_с_опытами.docx
+++ b/experiments/сравнение_с_опытами.docx
@@ -490,7 +490,7 @@
         <w:t xml:space="preserve"> </w:t>
       </w:r>
       <w:r>
-        <w:t xml:space="preserve">He et al. не подбираются: по ним проверяются модели порового пространства.</w:t>
+        <w:t xml:space="preserve">Xie et al. не подбираются: по ним проверяются модели порового пространства.</w:t>
       </w:r>
     </w:p>
     <w:p>
@@ -896,10 +896,7 @@
               <w:pStyle w:val="Compact"/>
             </w:pPr>
             <w:r>
-              <w:t xml:space="preserve">подбор:</w:t>
-            </w:r>
-            <w:r>
-              <w:t xml:space="preserve"> </w:t>
+              <w:t xml:space="preserve">подбор: множитель диффузии (</w:t>
             </w:r>
             <m:oMath>
               <m:sSub>
@@ -916,7 +913,10 @@
               </m:sSub>
             </m:oMath>
             <w:r>
-              <w:t xml:space="preserve">, множитель диффузии</w:t>
+              <w:t xml:space="preserve"> </w:t>
+            </w:r>
+            <w:r>
+              <w:t xml:space="preserve">= 5 мкм по измерениям)</w:t>
             </w:r>
           </w:p>
         </w:tc>
@@ -938,10 +938,7 @@
               <w:pStyle w:val="Compact"/>
             </w:pPr>
             <w:r>
-              <w:t xml:space="preserve">подбор:</w:t>
-            </w:r>
-            <w:r>
-              <w:t xml:space="preserve"> </w:t>
+              <w:t xml:space="preserve">подбор: множитель диффузии (</w:t>
             </w:r>
             <m:oMath>
               <m:sSub>
@@ -958,18 +955,109 @@
               </m:sSub>
             </m:oMath>
             <w:r>
-              <w:t xml:space="preserve">, множитель диффузии</w:t>
-            </w:r>
-          </w:p>
-        </w:tc>
-        <w:tc>
-          <w:tcPr/>
-          <w:p>
-            <w:pPr>
-              <w:pStyle w:val="Compact"/>
-            </w:pPr>
-            <w:r>
-              <w:t xml:space="preserve">Броун</w:t>
+              <w:t xml:space="preserve"> </w:t>
+            </w:r>
+            <w:r>
+              <w:t xml:space="preserve">по измерениям)</w:t>
+            </w:r>
+          </w:p>
+        </w:tc>
+        <w:tc>
+          <w:tcPr/>
+          <w:p>
+            <w:pPr>
+              <w:pStyle w:val="Compact"/>
+            </w:pPr>
+            <w:r>
+              <w:t xml:space="preserve">Броун (</w:t>
+            </w:r>
+            <m:oMath>
+              <m:sSub>
+                <m:e>
+                  <m:r>
+                    <m:t>d</m:t>
+                  </m:r>
+                </m:e>
+                <m:sub>
+                  <m:r>
+                    <m:t>p</m:t>
+                  </m:r>
+                </m:sub>
+              </m:sSub>
+            </m:oMath>
+            <w:r>
+              <w:t xml:space="preserve"> </w:t>
+            </w:r>
+            <w:r>
+              <w:t xml:space="preserve">по измерениям)</w:t>
+            </w:r>
+          </w:p>
+        </w:tc>
+        <w:tc>
+          <w:tcPr/>
+          <w:p>
+            <w:pPr>
+              <w:pStyle w:val="Compact"/>
+            </w:pPr>
+            <w:r>
+              <w:t xml:space="preserve">—</w:t>
+            </w:r>
+          </w:p>
+        </w:tc>
+      </w:tr>
+      <w:tr>
+        <w:tc>
+          <w:tcPr/>
+          <w:p>
+            <w:pPr>
+              <w:pStyle w:val="Compact"/>
+            </w:pPr>
+            <w:r>
+              <w:t xml:space="preserve">рост захвата с осадком (snowball)</w:t>
+            </w:r>
+          </w:p>
+        </w:tc>
+        <w:tc>
+          <w:tcPr/>
+          <w:p>
+            <w:pPr>
+              <w:pStyle w:val="Compact"/>
+            </w:pPr>
+            <w:r>
+              <w:t xml:space="preserve">подбор</w:t>
+            </w:r>
+          </w:p>
+        </w:tc>
+        <w:tc>
+          <w:tcPr/>
+          <w:p>
+            <w:pPr>
+              <w:pStyle w:val="Compact"/>
+            </w:pPr>
+            <w:r>
+              <w:t xml:space="preserve">—</w:t>
+            </w:r>
+          </w:p>
+        </w:tc>
+        <w:tc>
+          <w:tcPr/>
+          <w:p>
+            <w:pPr>
+              <w:pStyle w:val="Compact"/>
+            </w:pPr>
+            <w:r>
+              <w:t xml:space="preserve">подбор</w:t>
+            </w:r>
+          </w:p>
+        </w:tc>
+        <w:tc>
+          <w:tcPr/>
+          <w:p>
+            <w:pPr>
+              <w:pStyle w:val="Compact"/>
+            </w:pPr>
+            <w:r>
+              <w:t xml:space="preserve">—</w:t>
             </w:r>
           </w:p>
         </w:tc>
@@ -1666,7 +1754,7 @@
         <w:pStyle w:val="BodyText"/>
       </w:pPr>
       <w:r>
-        <w:t xml:space="preserve">Таблица 2. Модели порового пространства против пар He et al.</w:t>
+        <w:t xml:space="preserve">Таблица 2. Модели порового пространства против пар Xie et al.</w:t>
       </w:r>
     </w:p>
     <w:tbl>
@@ -2329,7 +2417,7 @@
         <w:t xml:space="preserve"> </w:t>
       </w:r>
       <w:r>
-        <w:t xml:space="preserve">He et al. (2020) и модели порового пространства.</w:t>
+        <w:t xml:space="preserve">Xie et al. (2020) и модели порового пространства.</w:t>
       </w:r>
     </w:p>
     <w:p>
@@ -2762,29 +2850,29 @@
               <w:pStyle w:val="Compact"/>
             </w:pPr>
             <w:r>
-              <w:t xml:space="preserve">пучок: гель-отложение, C0 = 1.00 (подбор по Sandyga et al.)</w:t>
-            </w:r>
-          </w:p>
-        </w:tc>
-        <w:tc>
-          <w:tcPr/>
-          <w:p>
-            <w:pPr>
-              <w:pStyle w:val="Compact"/>
-            </w:pPr>
-            <w:r>
-              <w:t xml:space="preserve">0.448</w:t>
-            </w:r>
-          </w:p>
-        </w:tc>
-        <w:tc>
-          <w:tcPr/>
-          <w:p>
-            <w:pPr>
-              <w:pStyle w:val="Compact"/>
-            </w:pPr>
-            <w:r>
-              <w:t xml:space="preserve">0.281</w:t>
+              <w:t xml:space="preserve">пучок: гель-отложение, C0 = 0.79 (подбор по Sandyga et al.)</w:t>
+            </w:r>
+          </w:p>
+        </w:tc>
+        <w:tc>
+          <w:tcPr/>
+          <w:p>
+            <w:pPr>
+              <w:pStyle w:val="Compact"/>
+            </w:pPr>
+            <w:r>
+              <w:t xml:space="preserve">0.398</w:t>
+            </w:r>
+          </w:p>
+        </w:tc>
+        <w:tc>
+          <w:tcPr/>
+          <w:p>
+            <w:pPr>
+              <w:pStyle w:val="Compact"/>
+            </w:pPr>
+            <w:r>
+              <w:t xml:space="preserve">0.231</w:t>
             </w:r>
           </w:p>
         </w:tc>
@@ -2808,7 +2896,7 @@
               <w:pStyle w:val="Compact"/>
             </w:pPr>
             <w:r>
-              <w:t xml:space="preserve">пучок: гель-отложение, C0 = 0.46 (подбор по He)</w:t>
+              <w:t xml:space="preserve">пучок: гель-отложение, C0 = 0.46 (подбор по Xie)</w:t>
             </w:r>
           </w:p>
         </w:tc>
@@ -3001,6 +3089,268 @@
       </w:pPr>
       <w:r>
         <w:t xml:space="preserve">Прокачка парафинистой нефти через керн Berea ниже точки помутнения, два опыта с разными нефтями. Данные — Ring et al. (1994) и Wang &amp; Civan (2005), там же — кривые их моделей. Эти кривые оценены той же метрикой по тем же точкам.</w:t>
+      </w:r>
+    </w:p>
+    <w:p>
+      <w:pPr>
+        <w:pStyle w:val="BodyText"/>
+      </w:pPr>
+      <w:r>
+        <w:rPr>
+          <w:b/>
+          <w:bCs/>
+        </w:rPr>
+        <w:t xml:space="preserve">Диаметр кристалла — в пределах измерений.</w:t>
+      </w:r>
+      <w:r>
+        <w:t xml:space="preserve"> </w:t>
+      </w:r>
+      <w:r>
+        <w:t xml:space="preserve">Базовое значение</w:t>
+      </w:r>
+      <w:r>
+        <w:t xml:space="preserve"> </w:t>
+      </w:r>
+      <m:oMath>
+        <m:sSub>
+          <m:e>
+            <m:r>
+              <m:t>d</m:t>
+            </m:r>
+          </m:e>
+          <m:sub>
+            <m:r>
+              <m:t>p</m:t>
+            </m:r>
+          </m:sub>
+        </m:sSub>
+      </m:oMath>
+      <w:r>
+        <w:t xml:space="preserve"> </w:t>
+      </w:r>
+      <w:r>
+        <w:t xml:space="preserve">= 5 мкм, в подборах кинетики оно уточняется только в пределах 1–10 мкм (решение автора) (</w:t>
+      </w:r>
+      <w:r>
+        <w:rPr>
+          <w:rStyle w:val="VerbatimChar"/>
+        </w:rPr>
+        <w:t xml:space="preserve">data/crystal_size.json</w:t>
+      </w:r>
+      <w:r>
+        <w:t xml:space="preserve">; отдельные кристаллы в нефти — единицы микрометров, источники —</w:t>
+      </w:r>
+      <w:r>
+        <w:t xml:space="preserve"> </w:t>
+      </w:r>
+      <w:r>
+        <w:rPr>
+          <w:rStyle w:val="VerbatimChar"/>
+        </w:rPr>
+        <w:t xml:space="preserve">resources/литература/размер_кристаллов/README.md</w:t>
+      </w:r>
+      <w:r>
+        <w:t xml:space="preserve">). Прежде</w:t>
+      </w:r>
+      <w:r>
+        <w:t xml:space="preserve"> </w:t>
+      </w:r>
+      <m:oMath>
+        <m:sSub>
+          <m:e>
+            <m:r>
+              <m:t>d</m:t>
+            </m:r>
+          </m:e>
+          <m:sub>
+            <m:r>
+              <m:t>p</m:t>
+            </m:r>
+          </m:sub>
+        </m:sSub>
+      </m:oMath>
+      <w:r>
+        <w:t xml:space="preserve"> </w:t>
+      </w:r>
+      <w:r>
+        <w:t xml:space="preserve">подбирался (15 мкм) и давал порог блокирования</w:t>
+      </w:r>
+      <w:r>
+        <w:t xml:space="preserve"> </w:t>
+      </w:r>
+      <m:oMath>
+        <m:sSub>
+          <m:e>
+            <m:r>
+              <m:t>d</m:t>
+            </m:r>
+          </m:e>
+          <m:sub>
+            <m:r>
+              <m:t>p</m:t>
+            </m:r>
+          </m:sub>
+        </m:sSub>
+        <m:r>
+          <m:rPr>
+            <m:sty m:val="p"/>
+          </m:rPr>
+          <m:t>/</m:t>
+        </m:r>
+        <m:r>
+          <m:rPr>
+            <m:sty m:val="p"/>
+          </m:rPr>
+          <m:t>(</m:t>
+        </m:r>
+        <m:r>
+          <m:t>2</m:t>
+        </m:r>
+        <m:r>
+          <m:t>γ</m:t>
+        </m:r>
+        <m:r>
+          <m:rPr>
+            <m:sty m:val="p"/>
+          </m:rPr>
+          <m:t>)</m:t>
+        </m:r>
+      </m:oMath>
+      <w:r>
+        <w:t xml:space="preserve"> </w:t>
+      </w:r>
+      <w:r>
+        <w:t xml:space="preserve">= 18.75 мкм выше медианы пор 12 мкм: под блокирование попадали 87 % каналов, 63 % объема и 34 % проводимости пучка,</w:t>
+      </w:r>
+      <w:r>
+        <w:t xml:space="preserve"> </w:t>
+      </w:r>
+      <m:oMath>
+        <m:r>
+          <m:t>k</m:t>
+        </m:r>
+        <m:r>
+          <m:rPr>
+            <m:sty m:val="p"/>
+          </m:rPr>
+          <m:t>/</m:t>
+        </m:r>
+        <m:sSub>
+          <m:e>
+            <m:r>
+              <m:t>k</m:t>
+            </m:r>
+          </m:e>
+          <m:sub>
+            <m:r>
+              <m:t>0</m:t>
+            </m:r>
+          </m:sub>
+        </m:sSub>
+      </m:oMath>
+      <w:r>
+        <w:t xml:space="preserve"> </w:t>
+      </w:r>
+      <w:r>
+        <w:t xml:space="preserve">падала до ~0.6 уже к 0.1 PV и почти не менялась до 0.5 PV. Подбор</w:t>
+      </w:r>
+      <w:r>
+        <w:t xml:space="preserve"> </w:t>
+      </w:r>
+      <m:oMath>
+        <m:sSub>
+          <m:e>
+            <m:r>
+              <m:t>d</m:t>
+            </m:r>
+          </m:e>
+          <m:sub>
+            <m:r>
+              <m:t>p</m:t>
+            </m:r>
+          </m:sub>
+        </m:sSub>
+      </m:oMath>
+      <w:r>
+        <w:t xml:space="preserve"> </w:t>
+      </w:r>
+      <w:r>
+        <w:t xml:space="preserve">подгонял глубину раннего провала, а не размер кристаллов. При 5 мкм блокируются 5 % каналов (0.07 % проводимости), и ранний спад должны дать сужение с ростом захвата (snowball,</w:t>
+      </w:r>
+      <w:r>
+        <w:t xml:space="preserve"> </w:t>
+      </w:r>
+      <m:oMath>
+        <m:sSub>
+          <m:e>
+            <m:r>
+              <m:t>a</m:t>
+            </m:r>
+          </m:e>
+          <m:sub>
+            <m:r>
+              <m:t>s</m:t>
+            </m:r>
+          </m:sub>
+        </m:sSub>
+      </m:oMath>
+      <w:r>
+        <w:t xml:space="preserve">), сеть пор или вынос. Подбираются множитель диффузии,</w:t>
+      </w:r>
+      <w:r>
+        <w:t xml:space="preserve"> </w:t>
+      </w:r>
+      <m:oMath>
+        <m:sSub>
+          <m:e>
+            <m:r>
+              <m:t>a</m:t>
+            </m:r>
+          </m:e>
+          <m:sub>
+            <m:r>
+              <m:t>s</m:t>
+            </m:r>
+          </m:sub>
+        </m:sSub>
+      </m:oMath>
+      <w:r>
+        <w:t xml:space="preserve"> </w:t>
+      </w:r>
+      <w:r>
+        <w:t xml:space="preserve">и параметры выноса; у сети — еще отношение горла к поре. Прежние числа (подбор</w:t>
+      </w:r>
+      <w:r>
+        <w:t xml:space="preserve"> </w:t>
+      </w:r>
+      <m:oMath>
+        <m:sSub>
+          <m:e>
+            <m:r>
+              <m:t>d</m:t>
+            </m:r>
+          </m:e>
+          <m:sub>
+            <m:r>
+              <m:t>p</m:t>
+            </m:r>
+          </m:sub>
+        </m:sSub>
+      </m:oMath>
+      <w:r>
+        <w:t xml:space="preserve">) —</w:t>
+      </w:r>
+      <w:r>
+        <w:t xml:space="preserve"> </w:t>
+      </w:r>
+      <w:r>
+        <w:rPr>
+          <w:rStyle w:val="VerbatimChar"/>
+        </w:rPr>
+        <w:t xml:space="preserve">docs/WAX_PRECIPITATION_FINDINGS.md</w:t>
+      </w:r>
+      <w:r>
+        <w:t xml:space="preserve">, «d_p по измерениям».</w:t>
       </w:r>
     </w:p>
     <w:p>
@@ -3262,29 +3612,29 @@
               <w:pStyle w:val="Compact"/>
             </w:pPr>
             <w:r>
-              <w:t xml:space="preserve">0.048</w:t>
-            </w:r>
-          </w:p>
-        </w:tc>
-        <w:tc>
-          <w:tcPr/>
-          <w:p>
-            <w:pPr>
-              <w:pStyle w:val="Compact"/>
-            </w:pPr>
-            <w:r>
-              <w:t xml:space="preserve">0.248</w:t>
-            </w:r>
-          </w:p>
-        </w:tc>
-        <w:tc>
-          <w:tcPr/>
-          <w:p>
-            <w:pPr>
-              <w:pStyle w:val="Compact"/>
-            </w:pPr>
-            <w:r>
-              <w:t xml:space="preserve">d_p, L_k по опыту 1</w:t>
+              <w:t xml:space="preserve">0.437</w:t>
+            </w:r>
+          </w:p>
+        </w:tc>
+        <w:tc>
+          <w:tcPr/>
+          <w:p>
+            <w:pPr>
+              <w:pStyle w:val="Compact"/>
+            </w:pPr>
+            <w:r>
+              <w:t xml:space="preserve">0.304</w:t>
+            </w:r>
+          </w:p>
+        </w:tc>
+        <w:tc>
+          <w:tcPr/>
+          <w:p>
+            <w:pPr>
+              <w:pStyle w:val="Compact"/>
+            </w:pPr>
+            <w:r>
+              <w:t xml:space="preserve">L_k, f_D по опыту 1 (d_p измерен)</w:t>
             </w:r>
           </w:p>
         </w:tc>
@@ -3308,18 +3658,18 @@
               <w:pStyle w:val="Compact"/>
             </w:pPr>
             <w:r>
-              <w:t xml:space="preserve">0.109</w:t>
-            </w:r>
-          </w:p>
-        </w:tc>
-        <w:tc>
-          <w:tcPr/>
-          <w:p>
-            <w:pPr>
-              <w:pStyle w:val="Compact"/>
-            </w:pPr>
-            <w:r>
-              <w:t xml:space="preserve">0.109</w:t>
+              <w:t xml:space="preserve">0.468</w:t>
+            </w:r>
+          </w:p>
+        </w:tc>
+        <w:tc>
+          <w:tcPr/>
+          <w:p>
+            <w:pPr>
+              <w:pStyle w:val="Compact"/>
+            </w:pPr>
+            <w:r>
+              <w:t xml:space="preserve">0.236</w:t>
             </w:r>
           </w:p>
         </w:tc>
@@ -3354,18 +3704,18 @@
               <w:pStyle w:val="Compact"/>
             </w:pPr>
             <w:r>
-              <w:t xml:space="preserve">0.060</w:t>
-            </w:r>
-          </w:p>
-        </w:tc>
-        <w:tc>
-          <w:tcPr/>
-          <w:p>
-            <w:pPr>
-              <w:pStyle w:val="Compact"/>
-            </w:pPr>
-            <w:r>
-              <w:t xml:space="preserve">0.074</w:t>
+              <w:t xml:space="preserve">0.468</w:t>
+            </w:r>
+          </w:p>
+        </w:tc>
+        <w:tc>
+          <w:tcPr/>
+          <w:p>
+            <w:pPr>
+              <w:pStyle w:val="Compact"/>
+            </w:pPr>
+            <w:r>
+              <w:t xml:space="preserve">0.236</w:t>
             </w:r>
           </w:p>
         </w:tc>
@@ -3400,18 +3750,18 @@
               <w:pStyle w:val="Compact"/>
             </w:pPr>
             <w:r>
-              <w:t xml:space="preserve">0.163</w:t>
-            </w:r>
-          </w:p>
-        </w:tc>
-        <w:tc>
-          <w:tcPr/>
-          <w:p>
-            <w:pPr>
-              <w:pStyle w:val="Compact"/>
-            </w:pPr>
-            <w:r>
-              <w:t xml:space="preserve">0.178</w:t>
+              <w:t xml:space="preserve">0.468</w:t>
+            </w:r>
+          </w:p>
+        </w:tc>
+        <w:tc>
+          <w:tcPr/>
+          <w:p>
+            <w:pPr>
+              <w:pStyle w:val="Compact"/>
+            </w:pPr>
+            <w:r>
+              <w:t xml:space="preserve">0.236</w:t>
             </w:r>
           </w:p>
         </w:tc>
@@ -3573,29 +3923,29 @@
               <w:pStyle w:val="Compact"/>
             </w:pPr>
             <w:r>
-              <w:t xml:space="preserve">пучок + вынос, общая кинетика и своя вязкость нефти</w:t>
-            </w:r>
-          </w:p>
-        </w:tc>
-        <w:tc>
-          <w:tcPr/>
-          <w:p>
-            <w:pPr>
-              <w:pStyle w:val="Compact"/>
-            </w:pPr>
-            <w:r>
-              <w:t xml:space="preserve">0.037</w:t>
-            </w:r>
-          </w:p>
-        </w:tc>
-        <w:tc>
-          <w:tcPr/>
-          <w:p>
-            <w:pPr>
-              <w:pStyle w:val="Compact"/>
-            </w:pPr>
-            <w:r>
-              <w:t xml:space="preserve">0.054</w:t>
+              <w:t xml:space="preserve">сеть пор и горл + вынос, общая кинетика и своя вязкость нефти</w:t>
+            </w:r>
+          </w:p>
+        </w:tc>
+        <w:tc>
+          <w:tcPr/>
+          <w:p>
+            <w:pPr>
+              <w:pStyle w:val="Compact"/>
+            </w:pPr>
+            <w:r>
+              <w:t xml:space="preserve">0.029</w:t>
+            </w:r>
+          </w:p>
+        </w:tc>
+        <w:tc>
+          <w:tcPr/>
+          <w:p>
+            <w:pPr>
+              <w:pStyle w:val="Compact"/>
+            </w:pPr>
+            <w:r>
+              <w:t xml:space="preserve">0.031</w:t>
             </w:r>
           </w:p>
         </w:tc>
@@ -3630,18 +3980,18 @@
               <w:pStyle w:val="Compact"/>
             </w:pPr>
             <w:r>
-              <w:t xml:space="preserve">0.131</w:t>
-            </w:r>
-          </w:p>
-        </w:tc>
-        <w:tc>
-          <w:tcPr/>
-          <w:p>
-            <w:pPr>
-              <w:pStyle w:val="Compact"/>
-            </w:pPr>
-            <w:r>
-              <w:t xml:space="preserve">0.096</w:t>
+              <w:t xml:space="preserve">0.249</w:t>
+            </w:r>
+          </w:p>
+        </w:tc>
+        <w:tc>
+          <w:tcPr/>
+          <w:p>
+            <w:pPr>
+              <w:pStyle w:val="Compact"/>
+            </w:pPr>
+            <w:r>
+              <w:t xml:space="preserve">0.380</w:t>
             </w:r>
           </w:p>
         </w:tc>
@@ -3676,18 +4026,18 @@
               <w:pStyle w:val="Compact"/>
             </w:pPr>
             <w:r>
-              <w:t xml:space="preserve">0.131</w:t>
-            </w:r>
-          </w:p>
-        </w:tc>
-        <w:tc>
-          <w:tcPr/>
-          <w:p>
-            <w:pPr>
-              <w:pStyle w:val="Compact"/>
-            </w:pPr>
-            <w:r>
-              <w:t xml:space="preserve">0.047</w:t>
+              <w:t xml:space="preserve">0.248</w:t>
+            </w:r>
+          </w:p>
+        </w:tc>
+        <w:tc>
+          <w:tcPr/>
+          <w:p>
+            <w:pPr>
+              <w:pStyle w:val="Compact"/>
+            </w:pPr>
+            <w:r>
+              <w:t xml:space="preserve">0.164</w:t>
             </w:r>
           </w:p>
         </w:tc>
@@ -3722,18 +4072,18 @@
               <w:pStyle w:val="Compact"/>
             </w:pPr>
             <w:r>
-              <w:t xml:space="preserve">0.170</w:t>
-            </w:r>
-          </w:p>
-        </w:tc>
-        <w:tc>
-          <w:tcPr/>
-          <w:p>
-            <w:pPr>
-              <w:pStyle w:val="Compact"/>
-            </w:pPr>
-            <w:r>
-              <w:t xml:space="preserve">0.096</w:t>
+              <w:t xml:space="preserve">0.376</w:t>
+            </w:r>
+          </w:p>
+        </w:tc>
+        <w:tc>
+          <w:tcPr/>
+          <w:p>
+            <w:pPr>
+              <w:pStyle w:val="Compact"/>
+            </w:pPr>
+            <w:r>
+              <w:t xml:space="preserve">0.382</w:t>
             </w:r>
           </w:p>
         </w:tc>
@@ -3768,18 +4118,18 @@
               <w:pStyle w:val="Compact"/>
             </w:pPr>
             <w:r>
-              <w:t xml:space="preserve">0.112</w:t>
-            </w:r>
-          </w:p>
-        </w:tc>
-        <w:tc>
-          <w:tcPr/>
-          <w:p>
-            <w:pPr>
-              <w:pStyle w:val="Compact"/>
-            </w:pPr>
-            <w:r>
-              <w:t xml:space="preserve">0.105</w:t>
+              <w:t xml:space="preserve">0.144</w:t>
+            </w:r>
+          </w:p>
+        </w:tc>
+        <w:tc>
+          <w:tcPr/>
+          <w:p>
+            <w:pPr>
+              <w:pStyle w:val="Compact"/>
+            </w:pPr>
+            <w:r>
+              <w:t xml:space="preserve">0.165</w:t>
             </w:r>
           </w:p>
         </w:tc>
@@ -3814,18 +4164,18 @@
               <w:pStyle w:val="Compact"/>
             </w:pPr>
             <w:r>
-              <w:t xml:space="preserve">0.034</w:t>
-            </w:r>
-          </w:p>
-        </w:tc>
-        <w:tc>
-          <w:tcPr/>
-          <w:p>
-            <w:pPr>
-              <w:pStyle w:val="Compact"/>
-            </w:pPr>
-            <w:r>
-              <w:t xml:space="preserve">0.037</w:t>
+              <w:t xml:space="preserve">0.083</w:t>
+            </w:r>
+          </w:p>
+        </w:tc>
+        <w:tc>
+          <w:tcPr/>
+          <w:p>
+            <w:pPr>
+              <w:pStyle w:val="Compact"/>
+            </w:pPr>
+            <w:r>
+              <w:t xml:space="preserve">0.081</w:t>
             </w:r>
           </w:p>
         </w:tc>
@@ -3860,18 +4210,18 @@
               <w:pStyle w:val="Compact"/>
             </w:pPr>
             <w:r>
-              <w:t xml:space="preserve">0.217</w:t>
-            </w:r>
-          </w:p>
-        </w:tc>
-        <w:tc>
-          <w:tcPr/>
-          <w:p>
-            <w:pPr>
-              <w:pStyle w:val="Compact"/>
-            </w:pPr>
-            <w:r>
-              <w:t xml:space="preserve">0.225</w:t>
+              <w:t xml:space="preserve">0.267</w:t>
+            </w:r>
+          </w:p>
+        </w:tc>
+        <w:tc>
+          <w:tcPr/>
+          <w:p>
+            <w:pPr>
+              <w:pStyle w:val="Compact"/>
+            </w:pPr>
+            <w:r>
+              <w:t xml:space="preserve">0.270</w:t>
             </w:r>
           </w:p>
         </w:tc>
@@ -3895,29 +4245,29 @@
               <w:pStyle w:val="Compact"/>
             </w:pPr>
             <w:r>
-              <w:t xml:space="preserve">пучок, неизотермический керн, общий набор</w:t>
-            </w:r>
-          </w:p>
-        </w:tc>
-        <w:tc>
-          <w:tcPr/>
-          <w:p>
-            <w:pPr>
-              <w:pStyle w:val="Compact"/>
-            </w:pPr>
-            <w:r>
-              <w:t xml:space="preserve">0.162</w:t>
-            </w:r>
-          </w:p>
-        </w:tc>
-        <w:tc>
-          <w:tcPr/>
-          <w:p>
-            <w:pPr>
-              <w:pStyle w:val="Compact"/>
-            </w:pPr>
-            <w:r>
-              <w:t xml:space="preserve">0.129</w:t>
+              <w:t xml:space="preserve">сеть пор и горл + вынос, изотермический керн, общий набор</w:t>
+            </w:r>
+          </w:p>
+        </w:tc>
+        <w:tc>
+          <w:tcPr/>
+          <w:p>
+            <w:pPr>
+              <w:pStyle w:val="Compact"/>
+            </w:pPr>
+            <w:r>
+              <w:t xml:space="preserve">0.092</w:t>
+            </w:r>
+          </w:p>
+        </w:tc>
+        <w:tc>
+          <w:tcPr/>
+          <w:p>
+            <w:pPr>
+              <w:pStyle w:val="Compact"/>
+            </w:pPr>
+            <w:r>
+              <w:t xml:space="preserve">0.113</w:t>
             </w:r>
           </w:p>
         </w:tc>
@@ -3941,29 +4291,29 @@
               <w:pStyle w:val="Compact"/>
             </w:pPr>
             <w:r>
-              <w:t xml:space="preserve">пучок, неизотермический керн, свой набор на опыт</w:t>
-            </w:r>
-          </w:p>
-        </w:tc>
-        <w:tc>
-          <w:tcPr/>
-          <w:p>
-            <w:pPr>
-              <w:pStyle w:val="Compact"/>
-            </w:pPr>
-            <w:r>
-              <w:t xml:space="preserve">0.162</w:t>
-            </w:r>
-          </w:p>
-        </w:tc>
-        <w:tc>
-          <w:tcPr/>
-          <w:p>
-            <w:pPr>
-              <w:pStyle w:val="Compact"/>
-            </w:pPr>
-            <w:r>
-              <w:t xml:space="preserve">0.036</w:t>
+              <w:t xml:space="preserve">сеть пор и горл + вынос, изотермический керн, свой набор на опыт</w:t>
+            </w:r>
+          </w:p>
+        </w:tc>
+        <w:tc>
+          <w:tcPr/>
+          <w:p>
+            <w:pPr>
+              <w:pStyle w:val="Compact"/>
+            </w:pPr>
+            <w:r>
+              <w:t xml:space="preserve">0.030</w:t>
+            </w:r>
+          </w:p>
+        </w:tc>
+        <w:tc>
+          <w:tcPr/>
+          <w:p>
+            <w:pPr>
+              <w:pStyle w:val="Compact"/>
+            </w:pPr>
+            <w:r>
+              <w:t xml:space="preserve">0.031</w:t>
             </w:r>
           </w:p>
         </w:tc>
@@ -3987,29 +4337,29 @@
               <w:pStyle w:val="Compact"/>
             </w:pPr>
             <w:r>
-              <w:t xml:space="preserve">пучок, неизотермический керн, перекрестный прогноз</w:t>
-            </w:r>
-          </w:p>
-        </w:tc>
-        <w:tc>
-          <w:tcPr/>
-          <w:p>
-            <w:pPr>
-              <w:pStyle w:val="Compact"/>
-            </w:pPr>
-            <w:r>
-              <w:t xml:space="preserve">0.199</w:t>
-            </w:r>
-          </w:p>
-        </w:tc>
-        <w:tc>
-          <w:tcPr/>
-          <w:p>
-            <w:pPr>
-              <w:pStyle w:val="Compact"/>
-            </w:pPr>
-            <w:r>
-              <w:t xml:space="preserve">0.129</w:t>
+              <w:t xml:space="preserve">сеть пор и горл + вынос, изотермический керн, перекрестный прогноз</w:t>
+            </w:r>
+          </w:p>
+        </w:tc>
+        <w:tc>
+          <w:tcPr/>
+          <w:p>
+            <w:pPr>
+              <w:pStyle w:val="Compact"/>
+            </w:pPr>
+            <w:r>
+              <w:t xml:space="preserve">0.205</w:t>
+            </w:r>
+          </w:p>
+        </w:tc>
+        <w:tc>
+          <w:tcPr/>
+          <w:p>
+            <w:pPr>
+              <w:pStyle w:val="Compact"/>
+            </w:pPr>
+            <w:r>
+              <w:t xml:space="preserve">0.207</w:t>
             </w:r>
           </w:p>
         </w:tc>
@@ -4033,29 +4383,29 @@
               <w:pStyle w:val="Compact"/>
             </w:pPr>
             <w:r>
-              <w:t xml:space="preserve">сеть пор и горл, неизотермический керн, общий набор</w:t>
-            </w:r>
-          </w:p>
-        </w:tc>
-        <w:tc>
-          <w:tcPr/>
-          <w:p>
-            <w:pPr>
-              <w:pStyle w:val="Compact"/>
-            </w:pPr>
-            <w:r>
-              <w:t xml:space="preserve">0.206</w:t>
-            </w:r>
-          </w:p>
-        </w:tc>
-        <w:tc>
-          <w:tcPr/>
-          <w:p>
-            <w:pPr>
-              <w:pStyle w:val="Compact"/>
-            </w:pPr>
-            <w:r>
-              <w:t xml:space="preserve">0.211</w:t>
+              <w:t xml:space="preserve">пучок, неизотермический керн, общий набор</w:t>
+            </w:r>
+          </w:p>
+        </w:tc>
+        <w:tc>
+          <w:tcPr/>
+          <w:p>
+            <w:pPr>
+              <w:pStyle w:val="Compact"/>
+            </w:pPr>
+            <w:r>
+              <w:t xml:space="preserve">0.322</w:t>
+            </w:r>
+          </w:p>
+        </w:tc>
+        <w:tc>
+          <w:tcPr/>
+          <w:p>
+            <w:pPr>
+              <w:pStyle w:val="Compact"/>
+            </w:pPr>
+            <w:r>
+              <w:t xml:space="preserve">0.267</w:t>
             </w:r>
           </w:p>
         </w:tc>
@@ -4079,29 +4429,29 @@
               <w:pStyle w:val="Compact"/>
             </w:pPr>
             <w:r>
-              <w:t xml:space="preserve">сеть пор и горл, неизотермический керн, свой набор на опыт</w:t>
-            </w:r>
-          </w:p>
-        </w:tc>
-        <w:tc>
-          <w:tcPr/>
-          <w:p>
-            <w:pPr>
-              <w:pStyle w:val="Compact"/>
-            </w:pPr>
-            <w:r>
-              <w:t xml:space="preserve">0.194</w:t>
-            </w:r>
-          </w:p>
-        </w:tc>
-        <w:tc>
-          <w:tcPr/>
-          <w:p>
-            <w:pPr>
-              <w:pStyle w:val="Compact"/>
-            </w:pPr>
-            <w:r>
-              <w:t xml:space="preserve">0.140</w:t>
+              <w:t xml:space="preserve">пучок, неизотермический керн, свой набор на опыт</w:t>
+            </w:r>
+          </w:p>
+        </w:tc>
+        <w:tc>
+          <w:tcPr/>
+          <w:p>
+            <w:pPr>
+              <w:pStyle w:val="Compact"/>
+            </w:pPr>
+            <w:r>
+              <w:t xml:space="preserve">0.322</w:t>
+            </w:r>
+          </w:p>
+        </w:tc>
+        <w:tc>
+          <w:tcPr/>
+          <w:p>
+            <w:pPr>
+              <w:pStyle w:val="Compact"/>
+            </w:pPr>
+            <w:r>
+              <w:t xml:space="preserve">0.199</w:t>
             </w:r>
           </w:p>
         </w:tc>
@@ -4125,6 +4475,144 @@
               <w:pStyle w:val="Compact"/>
             </w:pPr>
             <w:r>
+              <w:t xml:space="preserve">пучок, неизотермический керн, перекрестный прогноз</w:t>
+            </w:r>
+          </w:p>
+        </w:tc>
+        <w:tc>
+          <w:tcPr/>
+          <w:p>
+            <w:pPr>
+              <w:pStyle w:val="Compact"/>
+            </w:pPr>
+            <w:r>
+              <w:t xml:space="preserve">0.393</w:t>
+            </w:r>
+          </w:p>
+        </w:tc>
+        <w:tc>
+          <w:tcPr/>
+          <w:p>
+            <w:pPr>
+              <w:pStyle w:val="Compact"/>
+            </w:pPr>
+            <w:r>
+              <w:t xml:space="preserve">0.267</w:t>
+            </w:r>
+          </w:p>
+        </w:tc>
+        <w:tc>
+          <w:tcPr/>
+          <w:p>
+            <w:pPr>
+              <w:pStyle w:val="Compact"/>
+            </w:pPr>
+            <w:r>
+              <w:t xml:space="preserve">по другому опыту</w:t>
+            </w:r>
+          </w:p>
+        </w:tc>
+      </w:tr>
+      <w:tr>
+        <w:tc>
+          <w:tcPr/>
+          <w:p>
+            <w:pPr>
+              <w:pStyle w:val="Compact"/>
+            </w:pPr>
+            <w:r>
+              <w:t xml:space="preserve">сеть пор и горл, неизотермический керн, общий набор</w:t>
+            </w:r>
+          </w:p>
+        </w:tc>
+        <w:tc>
+          <w:tcPr/>
+          <w:p>
+            <w:pPr>
+              <w:pStyle w:val="Compact"/>
+            </w:pPr>
+            <w:r>
+              <w:t xml:space="preserve">0.120</w:t>
+            </w:r>
+          </w:p>
+        </w:tc>
+        <w:tc>
+          <w:tcPr/>
+          <w:p>
+            <w:pPr>
+              <w:pStyle w:val="Compact"/>
+            </w:pPr>
+            <w:r>
+              <w:t xml:space="preserve">0.239</w:t>
+            </w:r>
+          </w:p>
+        </w:tc>
+        <w:tc>
+          <w:tcPr/>
+          <w:p>
+            <w:pPr>
+              <w:pStyle w:val="Compact"/>
+            </w:pPr>
+            <w:r>
+              <w:t xml:space="preserve">оба опыта</w:t>
+            </w:r>
+          </w:p>
+        </w:tc>
+      </w:tr>
+      <w:tr>
+        <w:tc>
+          <w:tcPr/>
+          <w:p>
+            <w:pPr>
+              <w:pStyle w:val="Compact"/>
+            </w:pPr>
+            <w:r>
+              <w:t xml:space="preserve">сеть пор и горл, неизотермический керн, свой набор на опыт</w:t>
+            </w:r>
+          </w:p>
+        </w:tc>
+        <w:tc>
+          <w:tcPr/>
+          <w:p>
+            <w:pPr>
+              <w:pStyle w:val="Compact"/>
+            </w:pPr>
+            <w:r>
+              <w:t xml:space="preserve">0.119</w:t>
+            </w:r>
+          </w:p>
+        </w:tc>
+        <w:tc>
+          <w:tcPr/>
+          <w:p>
+            <w:pPr>
+              <w:pStyle w:val="Compact"/>
+            </w:pPr>
+            <w:r>
+              <w:t xml:space="preserve">0.089</w:t>
+            </w:r>
+          </w:p>
+        </w:tc>
+        <w:tc>
+          <w:tcPr/>
+          <w:p>
+            <w:pPr>
+              <w:pStyle w:val="Compact"/>
+            </w:pPr>
+            <w:r>
+              <w:t xml:space="preserve">каждый опыт</w:t>
+            </w:r>
+          </w:p>
+        </w:tc>
+      </w:tr>
+      <w:tr>
+        <w:tc>
+          <w:tcPr/>
+          <w:p>
+            <w:pPr>
+              <w:pStyle w:val="Compact"/>
+            </w:pPr>
+            <w:r>
               <w:t xml:space="preserve">сеть пор и горл, неизотермический керн, перекрестный прогноз</w:t>
             </w:r>
           </w:p>
@@ -4136,18 +4624,156 @@
               <w:pStyle w:val="Compact"/>
             </w:pPr>
             <w:r>
-              <w:t xml:space="preserve">0.310</w:t>
-            </w:r>
-          </w:p>
-        </w:tc>
-        <w:tc>
-          <w:tcPr/>
-          <w:p>
-            <w:pPr>
-              <w:pStyle w:val="Compact"/>
-            </w:pPr>
-            <w:r>
-              <w:t xml:space="preserve">0.223</w:t>
+              <w:t xml:space="preserve">0.234</w:t>
+            </w:r>
+          </w:p>
+        </w:tc>
+        <w:tc>
+          <w:tcPr/>
+          <w:p>
+            <w:pPr>
+              <w:pStyle w:val="Compact"/>
+            </w:pPr>
+            <w:r>
+              <w:t xml:space="preserve">0.240</w:t>
+            </w:r>
+          </w:p>
+        </w:tc>
+        <w:tc>
+          <w:tcPr/>
+          <w:p>
+            <w:pPr>
+              <w:pStyle w:val="Compact"/>
+            </w:pPr>
+            <w:r>
+              <w:t xml:space="preserve">по другому опыту</w:t>
+            </w:r>
+          </w:p>
+        </w:tc>
+      </w:tr>
+      <w:tr>
+        <w:tc>
+          <w:tcPr/>
+          <w:p>
+            <w:pPr>
+              <w:pStyle w:val="Compact"/>
+            </w:pPr>
+            <w:r>
+              <w:t xml:space="preserve">сеть пор и горл + snowball, неизотермический керн, общий набор</w:t>
+            </w:r>
+          </w:p>
+        </w:tc>
+        <w:tc>
+          <w:tcPr/>
+          <w:p>
+            <w:pPr>
+              <w:pStyle w:val="Compact"/>
+            </w:pPr>
+            <w:r>
+              <w:t xml:space="preserve">0.120</w:t>
+            </w:r>
+          </w:p>
+        </w:tc>
+        <w:tc>
+          <w:tcPr/>
+          <w:p>
+            <w:pPr>
+              <w:pStyle w:val="Compact"/>
+            </w:pPr>
+            <w:r>
+              <w:t xml:space="preserve">0.295</w:t>
+            </w:r>
+          </w:p>
+        </w:tc>
+        <w:tc>
+          <w:tcPr/>
+          <w:p>
+            <w:pPr>
+              <w:pStyle w:val="Compact"/>
+            </w:pPr>
+            <w:r>
+              <w:t xml:space="preserve">оба опыта</w:t>
+            </w:r>
+          </w:p>
+        </w:tc>
+      </w:tr>
+      <w:tr>
+        <w:tc>
+          <w:tcPr/>
+          <w:p>
+            <w:pPr>
+              <w:pStyle w:val="Compact"/>
+            </w:pPr>
+            <w:r>
+              <w:t xml:space="preserve">сеть пор и горл + snowball, неизотермический керн, свой набор на опыт</w:t>
+            </w:r>
+          </w:p>
+        </w:tc>
+        <w:tc>
+          <w:tcPr/>
+          <w:p>
+            <w:pPr>
+              <w:pStyle w:val="Compact"/>
+            </w:pPr>
+            <w:r>
+              <w:t xml:space="preserve">0.120</w:t>
+            </w:r>
+          </w:p>
+        </w:tc>
+        <w:tc>
+          <w:tcPr/>
+          <w:p>
+            <w:pPr>
+              <w:pStyle w:val="Compact"/>
+            </w:pPr>
+            <w:r>
+              <w:t xml:space="preserve">0.124</w:t>
+            </w:r>
+          </w:p>
+        </w:tc>
+        <w:tc>
+          <w:tcPr/>
+          <w:p>
+            <w:pPr>
+              <w:pStyle w:val="Compact"/>
+            </w:pPr>
+            <w:r>
+              <w:t xml:space="preserve">каждый опыт</w:t>
+            </w:r>
+          </w:p>
+        </w:tc>
+      </w:tr>
+      <w:tr>
+        <w:tc>
+          <w:tcPr/>
+          <w:p>
+            <w:pPr>
+              <w:pStyle w:val="Compact"/>
+            </w:pPr>
+            <w:r>
+              <w:t xml:space="preserve">сеть пор и горл + snowball, неизотермический керн, перекрестный прогноз</w:t>
+            </w:r>
+          </w:p>
+        </w:tc>
+        <w:tc>
+          <w:tcPr/>
+          <w:p>
+            <w:pPr>
+              <w:pStyle w:val="Compact"/>
+            </w:pPr>
+            <w:r>
+              <w:t xml:space="preserve">0.232</w:t>
+            </w:r>
+          </w:p>
+        </w:tc>
+        <w:tc>
+          <w:tcPr/>
+          <w:p>
+            <w:pPr>
+              <w:pStyle w:val="Compact"/>
+            </w:pPr>
+            <w:r>
+              <w:t xml:space="preserve">0.295</w:t>
             </w:r>
           </w:p>
         </w:tc>
@@ -4221,26 +4847,963 @@
     </w:p>
     <w:p>
       <w:pPr>
-        <w:pStyle w:val="Compact"/>
-        <w:numPr>
-          <w:ilvl w:val="0"/>
-          <w:numId w:val="1003"/>
-        </w:numPr>
+        <w:pStyle w:val="BodyText"/>
       </w:pPr>
       <w:r>
-        <w:rPr>
-          <w:b/>
-          <w:bCs/>
-        </w:rPr>
-        <w:t xml:space="preserve">Свой набор на опыт — в пределах цели.</w:t>
-      </w:r>
-      <w:r>
-        <w:t xml:space="preserve"> </w:t>
-      </w:r>
-      <w:r>
-        <w:t xml:space="preserve">Пучок с выносом отложений и подбором least_squares по диаметру кристалла, множителю диффузии и параметрам выноса дает 0.034 и 0.037 при шуме опытов 0.029 и 0.025. Это лучше Wang &amp; Civan (0.040 и 0.060), которые тоже подбирали коэффициенты на каждый опыт. Глубинная фильтрация со своим набором — 0.031 и 0.061.</w:t>
+        <w:t xml:space="preserve">Таблица 4а. Ранний участок:</w:t>
+      </w:r>
+      <w:r>
+        <w:t xml:space="preserve"> </w:t>
+      </w:r>
+      <m:oMath>
+        <m:r>
+          <m:t>k</m:t>
+        </m:r>
+        <m:r>
+          <m:rPr>
+            <m:sty m:val="p"/>
+          </m:rPr>
+          <m:t>/</m:t>
+        </m:r>
+        <m:sSub>
+          <m:e>
+            <m:r>
+              <m:t>k</m:t>
+            </m:r>
+          </m:e>
+          <m:sub>
+            <m:r>
+              <m:t>0</m:t>
+            </m:r>
+          </m:sub>
+        </m:sSub>
+      </m:oMath>
+      <w:r>
+        <w:t xml:space="preserve"> </w:t>
+      </w:r>
+      <w:r>
+        <w:t xml:space="preserve">при 0.25 и 0.5 PV, общие наборы на оба опыта.</w:t>
       </w:r>
     </w:p>
+    <w:tbl>
+      <w:tblPr>
+        <w:tblStyle w:val="Table"/>
+        <w:tblW w:type="pct" w:w="5000"/>
+        <w:tblLayout w:type="autofit"/>
+        <w:tblLook w:firstRow="1" w:lastRow="0" w:firstColumn="0" w:lastColumn="0" w:noHBand="0" w:noVBand="0" w:val="0020"/>
+      </w:tblPr>
+      <w:tblGrid>
+        <w:gridCol w:w="1584"/>
+        <w:gridCol w:w="1584"/>
+        <w:gridCol w:w="1584"/>
+        <w:gridCol w:w="1584"/>
+        <w:gridCol w:w="1584"/>
+      </w:tblGrid>
+      <w:tr>
+        <w:trPr>
+          <w:tblHeader w:val="on"/>
+        </w:trPr>
+        <w:tc>
+          <w:tcPr/>
+          <w:p>
+            <w:pPr>
+              <w:pStyle w:val="Compact"/>
+            </w:pPr>
+            <w:r>
+              <w:t xml:space="preserve">Вариант</w:t>
+            </w:r>
+          </w:p>
+        </w:tc>
+        <w:tc>
+          <w:tcPr/>
+          <w:p>
+            <w:pPr>
+              <w:pStyle w:val="Compact"/>
+            </w:pPr>
+            <w:r>
+              <w:t xml:space="preserve">опыт 1, 0.25 PV</w:t>
+            </w:r>
+          </w:p>
+        </w:tc>
+        <w:tc>
+          <w:tcPr/>
+          <w:p>
+            <w:pPr>
+              <w:pStyle w:val="Compact"/>
+            </w:pPr>
+            <w:r>
+              <w:t xml:space="preserve">опыт 1, 0.5 PV</w:t>
+            </w:r>
+          </w:p>
+        </w:tc>
+        <w:tc>
+          <w:tcPr/>
+          <w:p>
+            <w:pPr>
+              <w:pStyle w:val="Compact"/>
+            </w:pPr>
+            <w:r>
+              <w:t xml:space="preserve">опыт 2, 0.25 PV</w:t>
+            </w:r>
+          </w:p>
+        </w:tc>
+        <w:tc>
+          <w:tcPr/>
+          <w:p>
+            <w:pPr>
+              <w:pStyle w:val="Compact"/>
+            </w:pPr>
+            <w:r>
+              <w:t xml:space="preserve">опыт 2, 0.5 PV</w:t>
+            </w:r>
+          </w:p>
+        </w:tc>
+      </w:tr>
+      <w:tr>
+        <w:tc>
+          <w:tcPr/>
+          <w:p>
+            <w:pPr>
+              <w:pStyle w:val="Compact"/>
+            </w:pPr>
+            <w:r>
+              <w:t xml:space="preserve">опыт</w:t>
+            </w:r>
+          </w:p>
+        </w:tc>
+        <w:tc>
+          <w:tcPr/>
+          <w:p>
+            <w:pPr>
+              <w:pStyle w:val="Compact"/>
+            </w:pPr>
+            <w:r>
+              <w:t xml:space="preserve">0.70</w:t>
+            </w:r>
+          </w:p>
+        </w:tc>
+        <w:tc>
+          <w:tcPr/>
+          <w:p>
+            <w:pPr>
+              <w:pStyle w:val="Compact"/>
+            </w:pPr>
+            <w:r>
+              <w:t xml:space="preserve">0.60</w:t>
+            </w:r>
+          </w:p>
+        </w:tc>
+        <w:tc>
+          <w:tcPr/>
+          <w:p>
+            <w:pPr>
+              <w:pStyle w:val="Compact"/>
+            </w:pPr>
+            <w:r>
+              <w:t xml:space="preserve">0.72</w:t>
+            </w:r>
+          </w:p>
+        </w:tc>
+        <w:tc>
+          <w:tcPr/>
+          <w:p>
+            <w:pPr>
+              <w:pStyle w:val="Compact"/>
+            </w:pPr>
+            <w:r>
+              <w:t xml:space="preserve">0.63</w:t>
+            </w:r>
+          </w:p>
+        </w:tc>
+      </w:tr>
+      <w:tr>
+        <w:tc>
+          <w:tcPr/>
+          <w:p>
+            <w:pPr>
+              <w:pStyle w:val="Compact"/>
+            </w:pPr>
+            <w:r>
+              <w:t xml:space="preserve">упрощенная модель</w:t>
+            </w:r>
+          </w:p>
+        </w:tc>
+        <w:tc>
+          <w:tcPr/>
+          <w:p>
+            <w:pPr>
+              <w:pStyle w:val="Compact"/>
+            </w:pPr>
+            <w:r>
+              <w:t xml:space="preserve">1.01</w:t>
+            </w:r>
+          </w:p>
+        </w:tc>
+        <w:tc>
+          <w:tcPr/>
+          <w:p>
+            <w:pPr>
+              <w:pStyle w:val="Compact"/>
+            </w:pPr>
+            <w:r>
+              <w:t xml:space="preserve">1.00</w:t>
+            </w:r>
+          </w:p>
+        </w:tc>
+        <w:tc>
+          <w:tcPr/>
+          <w:p>
+            <w:pPr>
+              <w:pStyle w:val="Compact"/>
+            </w:pPr>
+            <w:r>
+              <w:t xml:space="preserve">1.02</w:t>
+            </w:r>
+          </w:p>
+        </w:tc>
+        <w:tc>
+          <w:tcPr/>
+          <w:p>
+            <w:pPr>
+              <w:pStyle w:val="Compact"/>
+            </w:pPr>
+            <w:r>
+              <w:t xml:space="preserve">1.00</w:t>
+            </w:r>
+          </w:p>
+        </w:tc>
+      </w:tr>
+      <w:tr>
+        <w:tc>
+          <w:tcPr/>
+          <w:p>
+            <w:pPr>
+              <w:pStyle w:val="Compact"/>
+            </w:pPr>
+            <w:r>
+              <w:t xml:space="preserve">пучок, изотермический керн, общий набор</w:t>
+            </w:r>
+          </w:p>
+        </w:tc>
+        <w:tc>
+          <w:tcPr/>
+          <w:p>
+            <w:pPr>
+              <w:pStyle w:val="Compact"/>
+            </w:pPr>
+            <w:r>
+              <w:t xml:space="preserve">0.91</w:t>
+            </w:r>
+          </w:p>
+        </w:tc>
+        <w:tc>
+          <w:tcPr/>
+          <w:p>
+            <w:pPr>
+              <w:pStyle w:val="Compact"/>
+            </w:pPr>
+            <w:r>
+              <w:t xml:space="preserve">0.89</w:t>
+            </w:r>
+          </w:p>
+        </w:tc>
+        <w:tc>
+          <w:tcPr/>
+          <w:p>
+            <w:pPr>
+              <w:pStyle w:val="Compact"/>
+            </w:pPr>
+            <w:r>
+              <w:t xml:space="preserve">0.90</w:t>
+            </w:r>
+          </w:p>
+        </w:tc>
+        <w:tc>
+          <w:tcPr/>
+          <w:p>
+            <w:pPr>
+              <w:pStyle w:val="Compact"/>
+            </w:pPr>
+            <w:r>
+              <w:t xml:space="preserve">0.86</w:t>
+            </w:r>
+          </w:p>
+        </w:tc>
+      </w:tr>
+      <w:tr>
+        <w:tc>
+          <w:tcPr/>
+          <w:p>
+            <w:pPr>
+              <w:pStyle w:val="Compact"/>
+            </w:pPr>
+            <w:r>
+              <w:t xml:space="preserve">пучок + вынос, изотермический керн, общий набор</w:t>
+            </w:r>
+          </w:p>
+        </w:tc>
+        <w:tc>
+          <w:tcPr/>
+          <w:p>
+            <w:pPr>
+              <w:pStyle w:val="Compact"/>
+            </w:pPr>
+            <w:r>
+              <w:t xml:space="preserve">0.91</w:t>
+            </w:r>
+          </w:p>
+        </w:tc>
+        <w:tc>
+          <w:tcPr/>
+          <w:p>
+            <w:pPr>
+              <w:pStyle w:val="Compact"/>
+            </w:pPr>
+            <w:r>
+              <w:t xml:space="preserve">0.86</w:t>
+            </w:r>
+          </w:p>
+        </w:tc>
+        <w:tc>
+          <w:tcPr/>
+          <w:p>
+            <w:pPr>
+              <w:pStyle w:val="Compact"/>
+            </w:pPr>
+            <w:r>
+              <w:t xml:space="preserve">0.88</w:t>
+            </w:r>
+          </w:p>
+        </w:tc>
+        <w:tc>
+          <w:tcPr/>
+          <w:p>
+            <w:pPr>
+              <w:pStyle w:val="Compact"/>
+            </w:pPr>
+            <w:r>
+              <w:t xml:space="preserve">0.71</w:t>
+            </w:r>
+          </w:p>
+        </w:tc>
+      </w:tr>
+      <w:tr>
+        <w:tc>
+          <w:tcPr/>
+          <w:p>
+            <w:pPr>
+              <w:pStyle w:val="Compact"/>
+            </w:pPr>
+            <w:r>
+              <w:t xml:space="preserve">сеть пор и горл + вынос, изотермический керн, общий набор</w:t>
+            </w:r>
+          </w:p>
+        </w:tc>
+        <w:tc>
+          <w:tcPr/>
+          <w:p>
+            <w:pPr>
+              <w:pStyle w:val="Compact"/>
+            </w:pPr>
+            <w:r>
+              <w:t xml:space="preserve">0.65</w:t>
+            </w:r>
+          </w:p>
+        </w:tc>
+        <w:tc>
+          <w:tcPr/>
+          <w:p>
+            <w:pPr>
+              <w:pStyle w:val="Compact"/>
+            </w:pPr>
+            <w:r>
+              <w:t xml:space="preserve">0.63</w:t>
+            </w:r>
+          </w:p>
+        </w:tc>
+        <w:tc>
+          <w:tcPr/>
+          <w:p>
+            <w:pPr>
+              <w:pStyle w:val="Compact"/>
+            </w:pPr>
+            <w:r>
+              <w:t xml:space="preserve">0.63</w:t>
+            </w:r>
+          </w:p>
+        </w:tc>
+        <w:tc>
+          <w:tcPr/>
+          <w:p>
+            <w:pPr>
+              <w:pStyle w:val="Compact"/>
+            </w:pPr>
+            <w:r>
+              <w:t xml:space="preserve">0.60</w:t>
+            </w:r>
+          </w:p>
+        </w:tc>
+      </w:tr>
+      <w:tr>
+        <w:tc>
+          <w:tcPr/>
+          <w:p>
+            <w:pPr>
+              <w:pStyle w:val="Compact"/>
+            </w:pPr>
+            <w:r>
+              <w:t xml:space="preserve">пучок, неизотермический керн, общий набор</w:t>
+            </w:r>
+          </w:p>
+        </w:tc>
+        <w:tc>
+          <w:tcPr/>
+          <w:p>
+            <w:pPr>
+              <w:pStyle w:val="Compact"/>
+            </w:pPr>
+            <w:r>
+              <w:t xml:space="preserve">0.97</w:t>
+            </w:r>
+          </w:p>
+        </w:tc>
+        <w:tc>
+          <w:tcPr/>
+          <w:p>
+            <w:pPr>
+              <w:pStyle w:val="Compact"/>
+            </w:pPr>
+            <w:r>
+              <w:t xml:space="preserve">0.95</w:t>
+            </w:r>
+          </w:p>
+        </w:tc>
+        <w:tc>
+          <w:tcPr/>
+          <w:p>
+            <w:pPr>
+              <w:pStyle w:val="Compact"/>
+            </w:pPr>
+            <w:r>
+              <w:t xml:space="preserve">0.98</w:t>
+            </w:r>
+          </w:p>
+        </w:tc>
+        <w:tc>
+          <w:tcPr/>
+          <w:p>
+            <w:pPr>
+              <w:pStyle w:val="Compact"/>
+            </w:pPr>
+            <w:r>
+              <w:t xml:space="preserve">0.95</w:t>
+            </w:r>
+          </w:p>
+        </w:tc>
+      </w:tr>
+      <w:tr>
+        <w:tc>
+          <w:tcPr/>
+          <w:p>
+            <w:pPr>
+              <w:pStyle w:val="Compact"/>
+            </w:pPr>
+            <w:r>
+              <w:t xml:space="preserve">сеть пор и горл, неизотермический керн, общий набор</w:t>
+            </w:r>
+          </w:p>
+        </w:tc>
+        <w:tc>
+          <w:tcPr/>
+          <w:p>
+            <w:pPr>
+              <w:pStyle w:val="Compact"/>
+            </w:pPr>
+            <w:r>
+              <w:t xml:space="preserve">0.77</w:t>
+            </w:r>
+          </w:p>
+        </w:tc>
+        <w:tc>
+          <w:tcPr/>
+          <w:p>
+            <w:pPr>
+              <w:pStyle w:val="Compact"/>
+            </w:pPr>
+            <w:r>
+              <w:t xml:space="preserve">0.74</w:t>
+            </w:r>
+          </w:p>
+        </w:tc>
+        <w:tc>
+          <w:tcPr/>
+          <w:p>
+            <w:pPr>
+              <w:pStyle w:val="Compact"/>
+            </w:pPr>
+            <w:r>
+              <w:t xml:space="preserve">0.78</w:t>
+            </w:r>
+          </w:p>
+        </w:tc>
+        <w:tc>
+          <w:tcPr/>
+          <w:p>
+            <w:pPr>
+              <w:pStyle w:val="Compact"/>
+            </w:pPr>
+            <w:r>
+              <w:t xml:space="preserve">0.73</w:t>
+            </w:r>
+          </w:p>
+        </w:tc>
+      </w:tr>
+      <w:tr>
+        <w:tc>
+          <w:tcPr/>
+          <w:p>
+            <w:pPr>
+              <w:pStyle w:val="Compact"/>
+            </w:pPr>
+            <w:r>
+              <w:t xml:space="preserve">сеть пор и горл + snowball, неизотермический керн, общий набор</w:t>
+            </w:r>
+          </w:p>
+        </w:tc>
+        <w:tc>
+          <w:tcPr/>
+          <w:p>
+            <w:pPr>
+              <w:pStyle w:val="Compact"/>
+            </w:pPr>
+            <w:r>
+              <w:t xml:space="preserve">0.77</w:t>
+            </w:r>
+          </w:p>
+        </w:tc>
+        <w:tc>
+          <w:tcPr/>
+          <w:p>
+            <w:pPr>
+              <w:pStyle w:val="Compact"/>
+            </w:pPr>
+            <w:r>
+              <w:t xml:space="preserve">0.73</w:t>
+            </w:r>
+          </w:p>
+        </w:tc>
+        <w:tc>
+          <w:tcPr/>
+          <w:p>
+            <w:pPr>
+              <w:pStyle w:val="Compact"/>
+            </w:pPr>
+            <w:r>
+              <w:t xml:space="preserve">0.77</w:t>
+            </w:r>
+          </w:p>
+        </w:tc>
+        <w:tc>
+          <w:tcPr/>
+          <w:p>
+            <w:pPr>
+              <w:pStyle w:val="Compact"/>
+            </w:pPr>
+            <w:r>
+              <w:t xml:space="preserve">0.71</w:t>
+            </w:r>
+          </w:p>
+        </w:tc>
+      </w:tr>
+      <w:tr>
+        <w:tc>
+          <w:tcPr/>
+          <w:p>
+            <w:pPr>
+              <w:pStyle w:val="Compact"/>
+            </w:pPr>
+            <w:r>
+              <w:t xml:space="preserve">сеть пор и горл + вынос, общая кинетика и своя вязкость нефти</w:t>
+            </w:r>
+          </w:p>
+        </w:tc>
+        <w:tc>
+          <w:tcPr/>
+          <w:p>
+            <w:pPr>
+              <w:pStyle w:val="Compact"/>
+            </w:pPr>
+            <w:r>
+              <w:t xml:space="preserve">0.63</w:t>
+            </w:r>
+          </w:p>
+        </w:tc>
+        <w:tc>
+          <w:tcPr/>
+          <w:p>
+            <w:pPr>
+              <w:pStyle w:val="Compact"/>
+            </w:pPr>
+            <w:r>
+              <w:t xml:space="preserve">0.60</w:t>
+            </w:r>
+          </w:p>
+        </w:tc>
+        <w:tc>
+          <w:tcPr/>
+          <w:p>
+            <w:pPr>
+              <w:pStyle w:val="Compact"/>
+            </w:pPr>
+            <w:r>
+              <w:t xml:space="preserve">0.66</w:t>
+            </w:r>
+          </w:p>
+        </w:tc>
+        <w:tc>
+          <w:tcPr/>
+          <w:p>
+            <w:pPr>
+              <w:pStyle w:val="Compact"/>
+            </w:pPr>
+            <w:r>
+              <w:t xml:space="preserve">0.64</w:t>
+            </w:r>
+          </w:p>
+        </w:tc>
+      </w:tr>
+    </w:tbl>
+    <w:p>
+      <w:pPr>
+        <w:pStyle w:val="BodyText"/>
+      </w:pPr>
+      <w:r>
+        <w:t xml:space="preserve">Таблица 4б. Чувствительность к диаметру кристалла: общий набор сети пор и горл с выносом на оба опыта Sutton &amp; Roberts и ступень 25 °C Li et al., подобранные заново при каждом</w:t>
+      </w:r>
+      <w:r>
+        <w:t xml:space="preserve"> </w:t>
+      </w:r>
+      <m:oMath>
+        <m:sSub>
+          <m:e>
+            <m:r>
+              <m:t>d</m:t>
+            </m:r>
+          </m:e>
+          <m:sub>
+            <m:r>
+              <m:t>p</m:t>
+            </m:r>
+          </m:sub>
+        </m:sSub>
+      </m:oMath>
+      <w:r>
+        <w:t xml:space="preserve">.</w:t>
+      </w:r>
+    </w:p>
+    <w:tbl>
+      <w:tblPr>
+        <w:tblStyle w:val="Table"/>
+        <w:tblW w:type="pct" w:w="5000"/>
+        <w:tblLayout w:type="autofit"/>
+        <w:tblLook w:firstRow="1" w:lastRow="0" w:firstColumn="0" w:lastColumn="0" w:noHBand="0" w:noVBand="0" w:val="0020"/>
+      </w:tblPr>
+      <w:tblGrid>
+        <w:gridCol w:w="1584"/>
+        <w:gridCol w:w="1584"/>
+        <w:gridCol w:w="1584"/>
+        <w:gridCol w:w="1584"/>
+        <w:gridCol w:w="1584"/>
+      </w:tblGrid>
+      <w:tr>
+        <w:trPr>
+          <w:tblHeader w:val="on"/>
+        </w:trPr>
+        <w:tc>
+          <w:tcPr/>
+          <w:p>
+            <w:pPr>
+              <w:pStyle w:val="Compact"/>
+            </w:pPr>
+            <w:r>
+              <w:t xml:space="preserve">d_p, мкм</w:t>
+            </w:r>
+          </w:p>
+        </w:tc>
+        <w:tc>
+          <w:tcPr/>
+          <w:p>
+            <w:pPr>
+              <w:pStyle w:val="Compact"/>
+            </w:pPr>
+            <w:r>
+              <w:t xml:space="preserve">СКО k/k₀, Sutton &amp; Roberts 1</w:t>
+            </w:r>
+          </w:p>
+        </w:tc>
+        <w:tc>
+          <w:tcPr/>
+          <w:p>
+            <w:pPr>
+              <w:pStyle w:val="Compact"/>
+            </w:pPr>
+            <w:r>
+              <w:t xml:space="preserve">СКО k/k₀, Sutton &amp; Roberts 2</w:t>
+            </w:r>
+          </w:p>
+        </w:tc>
+        <w:tc>
+          <w:tcPr/>
+          <w:p>
+            <w:pPr>
+              <w:pStyle w:val="Compact"/>
+            </w:pPr>
+            <w:r>
+              <w:t xml:space="preserve">k/k₀ опыта 1 при 0.25 / 0.5 PV</w:t>
+            </w:r>
+          </w:p>
+        </w:tc>
+        <w:tc>
+          <w:tcPr/>
+          <w:p>
+            <w:pPr>
+              <w:pStyle w:val="Compact"/>
+            </w:pPr>
+            <w:r>
+              <w:t xml:space="preserve">СКО k/k₀, Li et al. 25 °C</w:t>
+            </w:r>
+          </w:p>
+        </w:tc>
+      </w:tr>
+      <w:tr>
+        <w:tc>
+          <w:tcPr/>
+          <w:p>
+            <w:pPr>
+              <w:pStyle w:val="Compact"/>
+            </w:pPr>
+            <w:r>
+              <w:t xml:space="preserve">подбор: 9.2 (Li et al.: 9.6)</w:t>
+            </w:r>
+          </w:p>
+        </w:tc>
+        <w:tc>
+          <w:tcPr/>
+          <w:p>
+            <w:pPr>
+              <w:pStyle w:val="Compact"/>
+            </w:pPr>
+            <w:r>
+              <w:t xml:space="preserve">0.092</w:t>
+            </w:r>
+          </w:p>
+        </w:tc>
+        <w:tc>
+          <w:tcPr/>
+          <w:p>
+            <w:pPr>
+              <w:pStyle w:val="Compact"/>
+            </w:pPr>
+            <w:r>
+              <w:t xml:space="preserve">0.113</w:t>
+            </w:r>
+          </w:p>
+        </w:tc>
+        <w:tc>
+          <w:tcPr/>
+          <w:p>
+            <w:pPr>
+              <w:pStyle w:val="Compact"/>
+            </w:pPr>
+            <w:r>
+              <w:t xml:space="preserve">0.65 / 0.63</w:t>
+            </w:r>
+          </w:p>
+        </w:tc>
+        <w:tc>
+          <w:tcPr/>
+          <w:p>
+            <w:pPr>
+              <w:pStyle w:val="Compact"/>
+            </w:pPr>
+            <w:r>
+              <w:t xml:space="preserve">0.012</w:t>
+            </w:r>
+          </w:p>
+        </w:tc>
+      </w:tr>
+      <w:tr>
+        <w:tc>
+          <w:tcPr/>
+          <w:p>
+            <w:pPr>
+              <w:pStyle w:val="Compact"/>
+            </w:pPr>
+            <w:r>
+              <w:t xml:space="preserve">3</w:t>
+            </w:r>
+          </w:p>
+        </w:tc>
+        <w:tc>
+          <w:tcPr/>
+          <w:p>
+            <w:pPr>
+              <w:pStyle w:val="Compact"/>
+            </w:pPr>
+            <w:r>
+              <w:t xml:space="preserve">0.104</w:t>
+            </w:r>
+          </w:p>
+        </w:tc>
+        <w:tc>
+          <w:tcPr/>
+          <w:p>
+            <w:pPr>
+              <w:pStyle w:val="Compact"/>
+            </w:pPr>
+            <w:r>
+              <w:t xml:space="preserve">0.109</w:t>
+            </w:r>
+          </w:p>
+        </w:tc>
+        <w:tc>
+          <w:tcPr/>
+          <w:p>
+            <w:pPr>
+              <w:pStyle w:val="Compact"/>
+            </w:pPr>
+            <w:r>
+              <w:t xml:space="preserve">0.80 / 0.71</w:t>
+            </w:r>
+          </w:p>
+        </w:tc>
+        <w:tc>
+          <w:tcPr/>
+          <w:p>
+            <w:pPr>
+              <w:pStyle w:val="Compact"/>
+            </w:pPr>
+            <w:r>
+              <w:t xml:space="preserve">0.013</w:t>
+            </w:r>
+          </w:p>
+        </w:tc>
+      </w:tr>
+      <w:tr>
+        <w:tc>
+          <w:tcPr/>
+          <w:p>
+            <w:pPr>
+              <w:pStyle w:val="Compact"/>
+            </w:pPr>
+            <w:r>
+              <w:t xml:space="preserve">5</w:t>
+            </w:r>
+          </w:p>
+        </w:tc>
+        <w:tc>
+          <w:tcPr/>
+          <w:p>
+            <w:pPr>
+              <w:pStyle w:val="Compact"/>
+            </w:pPr>
+            <w:r>
+              <w:t xml:space="preserve">0.102</w:t>
+            </w:r>
+          </w:p>
+        </w:tc>
+        <w:tc>
+          <w:tcPr/>
+          <w:p>
+            <w:pPr>
+              <w:pStyle w:val="Compact"/>
+            </w:pPr>
+            <w:r>
+              <w:t xml:space="preserve">0.110</w:t>
+            </w:r>
+          </w:p>
+        </w:tc>
+        <w:tc>
+          <w:tcPr/>
+          <w:p>
+            <w:pPr>
+              <w:pStyle w:val="Compact"/>
+            </w:pPr>
+            <w:r>
+              <w:t xml:space="preserve">0.80 / 0.71</w:t>
+            </w:r>
+          </w:p>
+        </w:tc>
+        <w:tc>
+          <w:tcPr/>
+          <w:p>
+            <w:pPr>
+              <w:pStyle w:val="Compact"/>
+            </w:pPr>
+            <w:r>
+              <w:t xml:space="preserve">0.013</w:t>
+            </w:r>
+          </w:p>
+        </w:tc>
+      </w:tr>
+      <w:tr>
+        <w:tc>
+          <w:tcPr/>
+          <w:p>
+            <w:pPr>
+              <w:pStyle w:val="Compact"/>
+            </w:pPr>
+            <w:r>
+              <w:t xml:space="preserve">10</w:t>
+            </w:r>
+          </w:p>
+        </w:tc>
+        <w:tc>
+          <w:tcPr/>
+          <w:p>
+            <w:pPr>
+              <w:pStyle w:val="Compact"/>
+            </w:pPr>
+            <w:r>
+              <w:t xml:space="preserve">0.133</w:t>
+            </w:r>
+          </w:p>
+        </w:tc>
+        <w:tc>
+          <w:tcPr/>
+          <w:p>
+            <w:pPr>
+              <w:pStyle w:val="Compact"/>
+            </w:pPr>
+            <w:r>
+              <w:t xml:space="preserve">0.138</w:t>
+            </w:r>
+          </w:p>
+        </w:tc>
+        <w:tc>
+          <w:tcPr/>
+          <w:p>
+            <w:pPr>
+              <w:pStyle w:val="Compact"/>
+            </w:pPr>
+            <w:r>
+              <w:t xml:space="preserve">0.42 / 0.42</w:t>
+            </w:r>
+          </w:p>
+        </w:tc>
+        <w:tc>
+          <w:tcPr/>
+          <w:p>
+            <w:pPr>
+              <w:pStyle w:val="Compact"/>
+            </w:pPr>
+            <w:r>
+              <w:t xml:space="preserve">0.012</w:t>
+            </w:r>
+          </w:p>
+        </w:tc>
+      </w:tr>
+    </w:tbl>
     <w:p>
       <w:pPr>
         <w:pStyle w:val="Compact"/>
@@ -4254,35 +5817,13 @@
           <w:b/>
           <w:bCs/>
         </w:rPr>
-        <w:t xml:space="preserve">Общий набор на оба опыта дает 0.10–0.13.</w:t>
-      </w:r>
-      <w:r>
-        <w:t xml:space="preserve"> </w:t>
-      </w:r>
-      <w:r>
-        <w:t xml:space="preserve">Прогноз одного опыта по другому — 0.10–0.23. Опыт 2 теряет проницаемость медленнее опыта 1, хотя взвеси в нем больше: у нефтей разная кинетика осаждения. Упрощенная модель предсказывала для опыта 2 закупорку к 4.4 PV (0.248).</w:t>
-      </w:r>
-    </w:p>
-    <w:p>
-      <w:pPr>
-        <w:pStyle w:val="Compact"/>
-        <w:numPr>
-          <w:ilvl w:val="0"/>
-          <w:numId w:val="1003"/>
-        </w:numPr>
-      </w:pPr>
-      <w:r>
-        <w:rPr>
-          <w:b/>
-          <w:bCs/>
-        </w:rPr>
-        <w:t xml:space="preserve">Общая кинетика и своя вязкость нефти дают 0.037 и 0.054.</w:t>
-      </w:r>
-      <w:r>
-        <w:t xml:space="preserve"> </w:t>
-      </w:r>
-      <w:r>
-        <w:t xml:space="preserve">Вязкость ни одной из нефтей не измерена: 3 мПа·с — допущение Ring et al. Если оставить общими диаметр кристалла и параметры выноса, а множитель броуновской диффузии (</w:t>
+        <w:t xml:space="preserve">Опыт 2 теряет проницаемость медленнее опыта 1, хотя взвеси в нем больше:</w:t>
+      </w:r>
+      <w:r>
+        <w:t xml:space="preserve"> </w:t>
+      </w:r>
+      <w:r>
+        <w:t xml:space="preserve">у нефтей разная кинетика осаждения или вязкость. Вязкость ни одной из нефтей не измерена (3 мПа·с — допущение Ring et al.), поэтому в варианте «общая кинетика, своя вязкость» множитель броуновской диффузии (</w:t>
       </w:r>
       <m:oMath>
         <m:r>
@@ -4308,7 +5849,7 @@
         </m:r>
       </m:oMath>
       <w:r>
-        <w:t xml:space="preserve">) взять свой для каждой нефти, то множители — 3.1 и 0.30. Это вязкость около 1 и 10 мПа·с — разница в десять раз для нефтей разных пластов правдоподобна. Опыт 2 чуть выше цели (0.054 при шуме 0.025).</w:t>
+        <w:t xml:space="preserve">) у каждой нефти свой.</w:t>
       </w:r>
     </w:p>
     <w:p>
@@ -4324,13 +5865,13 @@
           <w:b/>
           <w:bCs/>
         </w:rPr>
-        <w:t xml:space="preserve">Неизотермическая постановка — на результат почти не влияет.</w:t>
-      </w:r>
-      <w:r>
-        <w:t xml:space="preserve"> </w:t>
-      </w:r>
-      <w:r>
-        <w:t xml:space="preserve">В опыте нефть входит горячей, а охлаждается выходной конец керна; со своим набором это дает 0.036 для опыта 2. Опыт 1 так описывается хуже (0.16): ранний провал проницаемости в первые 0.25 PV дают только кристаллы, пришедшие со взвесью.</w:t>
+        <w:t xml:space="preserve">Неизотермическая постановка:</w:t>
+      </w:r>
+      <w:r>
+        <w:t xml:space="preserve"> </w:t>
+      </w:r>
+      <w:r>
+        <w:t xml:space="preserve">в опыте нефть входит горячей, а охлаждается выходной конец керна; кристаллы выпадают в самом керне, а не приходят со взвесью.</w:t>
       </w:r>
     </w:p>
     <w:p>
@@ -4346,13 +5887,243 @@
           <w:b/>
           <w:bCs/>
         </w:rPr>
-        <w:t xml:space="preserve">Сеть пор и горл здесь хуже пучка</w:t>
-      </w:r>
-      <w:r>
-        <w:t xml:space="preserve"> </w:t>
-      </w:r>
-      <w:r>
-        <w:t xml:space="preserve">(0.14–0.21). Кристаллы 15 мкм блокируют горла большей части каналов, и сеть переходит порог протекания почти сразу. Если уменьшить диаметр кристалла, пропадает ранний провал.</w:t>
+        <w:t xml:space="preserve">Ранний провал при</w:t>
+      </w:r>
+      <w:r>
+        <w:rPr>
+          <w:b/>
+          <w:bCs/>
+        </w:rPr>
+        <w:t xml:space="preserve"> </w:t>
+      </w:r>
+      <m:oMath>
+        <m:sSub>
+          <m:e>
+            <m:r>
+              <m:t>d</m:t>
+            </m:r>
+          </m:e>
+          <m:sub>
+            <m:r>
+              <m:t>p</m:t>
+            </m:r>
+          </m:sub>
+        </m:sSub>
+      </m:oMath>
+      <w:r>
+        <w:rPr>
+          <w:b/>
+          <w:bCs/>
+        </w:rPr>
+        <w:t xml:space="preserve"> </w:t>
+      </w:r>
+      <w:r>
+        <w:rPr>
+          <w:b/>
+          <w:bCs/>
+        </w:rPr>
+        <w:t xml:space="preserve">по измерениям дает сеть пор и горл.</w:t>
+      </w:r>
+      <w:r>
+        <w:t xml:space="preserve"> </w:t>
+      </w:r>
+      <w:r>
+        <w:t xml:space="preserve">Пучок капилляров с выносом и snowball при подобранном в пределах измерений</w:t>
+      </w:r>
+      <w:r>
+        <w:t xml:space="preserve"> </w:t>
+      </w:r>
+      <m:oMath>
+        <m:sSub>
+          <m:e>
+            <m:r>
+              <m:t>d</m:t>
+            </m:r>
+          </m:e>
+          <m:sub>
+            <m:r>
+              <m:t>p</m:t>
+            </m:r>
+          </m:sub>
+        </m:sSub>
+      </m:oMath>
+      <w:r>
+        <w:t xml:space="preserve"> </w:t>
+      </w:r>
+      <w:r>
+        <w:t xml:space="preserve">(7.5 и 9.6 мкм) дает 0.083 и 0.081, а его общий набор на оба опыта —</w:t>
+      </w:r>
+      <w:r>
+        <w:t xml:space="preserve"> </w:t>
+      </w:r>
+      <m:oMath>
+        <m:r>
+          <m:t>k</m:t>
+        </m:r>
+        <m:r>
+          <m:rPr>
+            <m:sty m:val="p"/>
+          </m:rPr>
+          <m:t>/</m:t>
+        </m:r>
+        <m:sSub>
+          <m:e>
+            <m:r>
+              <m:t>k</m:t>
+            </m:r>
+          </m:e>
+          <m:sub>
+            <m:r>
+              <m:t>0</m:t>
+            </m:r>
+          </m:sub>
+        </m:sSub>
+      </m:oMath>
+      <w:r>
+        <w:t xml:space="preserve"> </w:t>
+      </w:r>
+      <w:r>
+        <w:t xml:space="preserve">= 0.92 при 0.1 PV против 0.70 в опыте при 0.25 PV: блокировать нечего, а равномерное сужение почти не отнимает проводимости. Сеть пор и горл с выносом (отношение горла к поре 0.69–0.71,</w:t>
+      </w:r>
+      <w:r>
+        <w:t xml:space="preserve"> </w:t>
+      </w:r>
+      <m:oMath>
+        <m:sSub>
+          <m:e>
+            <m:r>
+              <m:t>d</m:t>
+            </m:r>
+          </m:e>
+          <m:sub>
+            <m:r>
+              <m:t>p</m:t>
+            </m:r>
+          </m:sub>
+        </m:sSub>
+      </m:oMath>
+      <w:r>
+        <w:t xml:space="preserve"> </w:t>
+      </w:r>
+      <w:r>
+        <w:t xml:space="preserve">= 9.2 мкм) проходит оба опыта у шумового порога (0.030 и 0.031): ранний провал дает сужение горл сразу по всей длине керна. Поэтому основная модель этих опытов — сеть (</w:t>
+      </w:r>
+      <w:r>
+        <w:rPr>
+          <w:rStyle w:val="VerbatimChar"/>
+        </w:rPr>
+        <w:t xml:space="preserve">sutton_roberts.MAIN_FAMILY = 'rate_network'</w:t>
+      </w:r>
+      <w:r>
+        <w:t xml:space="preserve">), ее же берут табл. 4а, 4б, тепловая постановка и сеточная проверка. Общий набор сети на оба опыта — 0.09–0.11, перекрестный прогноз — 0.20–0.21; с общей кинетикой и своей вязкостью нефти (5 и 85 мПа·с) — 0.029 и 0.031. Snowball в сети почти не нужен (</w:t>
+      </w:r>
+      <m:oMath>
+        <m:sSub>
+          <m:e>
+            <m:r>
+              <m:t>a</m:t>
+            </m:r>
+          </m:e>
+          <m:sub>
+            <m:r>
+              <m:t>s</m:t>
+            </m:r>
+          </m:sub>
+        </m:sSub>
+      </m:oMath>
+      <w:r>
+        <w:t xml:space="preserve"> </w:t>
+      </w:r>
+      <w:r>
+        <w:t xml:space="preserve">= 0.2 в общем наборе).</w:t>
+      </w:r>
+    </w:p>
+    <w:p>
+      <w:pPr>
+        <w:pStyle w:val="Compact"/>
+        <w:numPr>
+          <w:ilvl w:val="0"/>
+          <w:numId w:val="1003"/>
+        </w:numPr>
+      </w:pPr>
+      <w:r>
+        <w:rPr>
+          <w:b/>
+          <w:bCs/>
+        </w:rPr>
+        <w:t xml:space="preserve">Чувствительность к</w:t>
+      </w:r>
+      <w:r>
+        <w:rPr>
+          <w:b/>
+          <w:bCs/>
+        </w:rPr>
+        <w:t xml:space="preserve"> </w:t>
+      </w:r>
+      <m:oMath>
+        <m:sSub>
+          <m:e>
+            <m:r>
+              <m:t>d</m:t>
+            </m:r>
+          </m:e>
+          <m:sub>
+            <m:r>
+              <m:t>p</m:t>
+            </m:r>
+          </m:sub>
+        </m:sSub>
+      </m:oMath>
+      <w:r>
+        <w:rPr>
+          <w:b/>
+          <w:bCs/>
+        </w:rPr>
+        <w:t xml:space="preserve"> </w:t>
+      </w:r>
+      <w:r>
+        <w:rPr>
+          <w:b/>
+          <w:bCs/>
+        </w:rPr>
+        <w:t xml:space="preserve">слабая</w:t>
+      </w:r>
+      <w:r>
+        <w:t xml:space="preserve"> </w:t>
+      </w:r>
+      <w:r>
+        <w:t xml:space="preserve">(табл. 4б): общий набор сети 0.10–0.11 при 3 и 5 мкм, 0.13–0.14 при 10 мкм; ступень 25 °C Li et al. — 0.012–0.013 при 3–10 мкм. Измеренный размер кристаллов опытам не противоречит.</w:t>
+      </w:r>
+    </w:p>
+    <w:p>
+      <w:pPr>
+        <w:pStyle w:val="Compact"/>
+        <w:numPr>
+          <w:ilvl w:val="0"/>
+          <w:numId w:val="1003"/>
+        </w:numPr>
+      </w:pPr>
+      <w:r>
+        <w:rPr>
+          <w:b/>
+          <w:bCs/>
+        </w:rPr>
+        <w:t xml:space="preserve">Тепловая постановка</w:t>
+      </w:r>
+      <w:r>
+        <w:t xml:space="preserve"> </w:t>
+      </w:r>
+      <w:r>
+        <w:t xml:space="preserve">(</w:t>
+      </w:r>
+      <w:r>
+        <w:rPr>
+          <w:rStyle w:val="VerbatimChar"/>
+        </w:rPr>
+        <w:t xml:space="preserve">sr_thermal.py</w:t>
+      </w:r>
+      <w:r>
+        <w:t xml:space="preserve">): опыты согласуются с расчетом только при остывании нефти в первом сантиметре керна (коэффициент теплопередачи от 100 Вт/(м²·°C)), то есть изотермический керн с холодной нефтью на входе оправдан.</w:t>
       </w:r>
     </w:p>
     <w:bookmarkEnd w:id="18"/>
@@ -4606,29 +6377,29 @@
               <w:pStyle w:val="Compact"/>
             </w:pPr>
             <w:r>
-              <w:t xml:space="preserve">закупорка</w:t>
-            </w:r>
-          </w:p>
-        </w:tc>
-        <w:tc>
-          <w:tcPr/>
-          <w:p>
-            <w:pPr>
-              <w:pStyle w:val="Compact"/>
-            </w:pPr>
-            <w:r>
-              <w:t xml:space="preserve">закупорка</w:t>
-            </w:r>
-          </w:p>
-        </w:tc>
-        <w:tc>
-          <w:tcPr/>
-          <w:p>
-            <w:pPr>
-              <w:pStyle w:val="Compact"/>
-            </w:pPr>
-            <w:r>
-              <w:t xml:space="preserve">закупорка</w:t>
+              <w:t xml:space="preserve">0.510</w:t>
+            </w:r>
+          </w:p>
+        </w:tc>
+        <w:tc>
+          <w:tcPr/>
+          <w:p>
+            <w:pPr>
+              <w:pStyle w:val="Compact"/>
+            </w:pPr>
+            <w:r>
+              <w:t xml:space="preserve">0.600</w:t>
+            </w:r>
+          </w:p>
+        </w:tc>
+        <w:tc>
+          <w:tcPr/>
+          <w:p>
+            <w:pPr>
+              <w:pStyle w:val="Compact"/>
+            </w:pPr>
+            <w:r>
+              <w:t xml:space="preserve">0.282</w:t>
             </w:r>
           </w:p>
         </w:tc>
@@ -4663,29 +6434,29 @@
               <w:pStyle w:val="Compact"/>
             </w:pPr>
             <w:r>
-              <w:t xml:space="preserve">закупорка</w:t>
-            </w:r>
-          </w:p>
-        </w:tc>
-        <w:tc>
-          <w:tcPr/>
-          <w:p>
-            <w:pPr>
-              <w:pStyle w:val="Compact"/>
-            </w:pPr>
-            <w:r>
-              <w:t xml:space="preserve">закупорка</w:t>
-            </w:r>
-          </w:p>
-        </w:tc>
-        <w:tc>
-          <w:tcPr/>
-          <w:p>
-            <w:pPr>
-              <w:pStyle w:val="Compact"/>
-            </w:pPr>
-            <w:r>
-              <w:t xml:space="preserve">закупорка</w:t>
+              <w:t xml:space="preserve">0.510</w:t>
+            </w:r>
+          </w:p>
+        </w:tc>
+        <w:tc>
+          <w:tcPr/>
+          <w:p>
+            <w:pPr>
+              <w:pStyle w:val="Compact"/>
+            </w:pPr>
+            <w:r>
+              <w:t xml:space="preserve">0.598</w:t>
+            </w:r>
+          </w:p>
+        </w:tc>
+        <w:tc>
+          <w:tcPr/>
+          <w:p>
+            <w:pPr>
+              <w:pStyle w:val="Compact"/>
+            </w:pPr>
+            <w:r>
+              <w:t xml:space="preserve">0.033</w:t>
             </w:r>
           </w:p>
         </w:tc>
@@ -4731,18 +6502,18 @@
               <w:pStyle w:val="Compact"/>
             </w:pPr>
             <w:r>
-              <w:t xml:space="preserve">0.156</w:t>
-            </w:r>
-          </w:p>
-        </w:tc>
-        <w:tc>
-          <w:tcPr/>
-          <w:p>
-            <w:pPr>
-              <w:pStyle w:val="Compact"/>
-            </w:pPr>
-            <w:r>
-              <w:t xml:space="preserve">0.100</w:t>
+              <w:t xml:space="preserve">0.265</w:t>
+            </w:r>
+          </w:p>
+        </w:tc>
+        <w:tc>
+          <w:tcPr/>
+          <w:p>
+            <w:pPr>
+              <w:pStyle w:val="Compact"/>
+            </w:pPr>
+            <w:r>
+              <w:t xml:space="preserve">0.196</w:t>
             </w:r>
           </w:p>
         </w:tc>
@@ -4777,29 +6548,29 @@
               <w:pStyle w:val="Compact"/>
             </w:pPr>
             <w:r>
-              <w:t xml:space="preserve">0.025</w:t>
-            </w:r>
-          </w:p>
-        </w:tc>
-        <w:tc>
-          <w:tcPr/>
-          <w:p>
-            <w:pPr>
-              <w:pStyle w:val="Compact"/>
-            </w:pPr>
-            <w:r>
-              <w:t xml:space="preserve">0.059</w:t>
-            </w:r>
-          </w:p>
-        </w:tc>
-        <w:tc>
-          <w:tcPr/>
-          <w:p>
-            <w:pPr>
-              <w:pStyle w:val="Compact"/>
-            </w:pPr>
-            <w:r>
-              <w:t xml:space="preserve">0.233</w:t>
+              <w:t xml:space="preserve">0.026</w:t>
+            </w:r>
+          </w:p>
+        </w:tc>
+        <w:tc>
+          <w:tcPr/>
+          <w:p>
+            <w:pPr>
+              <w:pStyle w:val="Compact"/>
+            </w:pPr>
+            <w:r>
+              <w:t xml:space="preserve">0.036</w:t>
+            </w:r>
+          </w:p>
+        </w:tc>
+        <w:tc>
+          <w:tcPr/>
+          <w:p>
+            <w:pPr>
+              <w:pStyle w:val="Compact"/>
+            </w:pPr>
+            <w:r>
+              <w:t xml:space="preserve">0.229</w:t>
             </w:r>
           </w:p>
         </w:tc>
@@ -4823,40 +6594,40 @@
               <w:pStyle w:val="Compact"/>
             </w:pPr>
             <w:r>
-              <w:t xml:space="preserve">0.026</w:t>
-            </w:r>
-          </w:p>
-        </w:tc>
-        <w:tc>
-          <w:tcPr/>
-          <w:p>
-            <w:pPr>
-              <w:pStyle w:val="Compact"/>
-            </w:pPr>
-            <w:r>
-              <w:t xml:space="preserve">0.115</w:t>
-            </w:r>
-          </w:p>
-        </w:tc>
-        <w:tc>
-          <w:tcPr/>
-          <w:p>
-            <w:pPr>
-              <w:pStyle w:val="Compact"/>
-            </w:pPr>
-            <w:r>
-              <w:t xml:space="preserve">0.079</w:t>
-            </w:r>
-          </w:p>
-        </w:tc>
-        <w:tc>
-          <w:tcPr/>
-          <w:p>
-            <w:pPr>
-              <w:pStyle w:val="Compact"/>
-            </w:pPr>
-            <w:r>
-              <w:t xml:space="preserve">0.174</w:t>
+              <w:t xml:space="preserve">0.021</w:t>
+            </w:r>
+          </w:p>
+        </w:tc>
+        <w:tc>
+          <w:tcPr/>
+          <w:p>
+            <w:pPr>
+              <w:pStyle w:val="Compact"/>
+            </w:pPr>
+            <w:r>
+              <w:t xml:space="preserve">0.124</w:t>
+            </w:r>
+          </w:p>
+        </w:tc>
+        <w:tc>
+          <w:tcPr/>
+          <w:p>
+            <w:pPr>
+              <w:pStyle w:val="Compact"/>
+            </w:pPr>
+            <w:r>
+              <w:t xml:space="preserve">0.061</w:t>
+            </w:r>
+          </w:p>
+        </w:tc>
+        <w:tc>
+          <w:tcPr/>
+          <w:p>
+            <w:pPr>
+              <w:pStyle w:val="Compact"/>
+            </w:pPr>
+            <w:r>
+              <w:t xml:space="preserve">0.209</w:t>
             </w:r>
           </w:p>
         </w:tc>
@@ -4869,7 +6640,7 @@
               <w:pStyle w:val="Compact"/>
             </w:pPr>
             <w:r>
-              <w:t xml:space="preserve">+ кинетика кристаллизации, гель 3600 с (подбор 25 °C)</w:t>
+              <w:t xml:space="preserve">+ кинетика кристаллизации, гель 300 с (подбор 25 °C)</w:t>
             </w:r>
           </w:p>
         </w:tc>
@@ -4902,18 +6673,18 @@
               <w:pStyle w:val="Compact"/>
             </w:pPr>
             <w:r>
-              <w:t xml:space="preserve">0.042</w:t>
-            </w:r>
-          </w:p>
-        </w:tc>
-        <w:tc>
-          <w:tcPr/>
-          <w:p>
-            <w:pPr>
-              <w:pStyle w:val="Compact"/>
-            </w:pPr>
-            <w:r>
-              <w:t xml:space="preserve">0.013</w:t>
+              <w:t xml:space="preserve">0.032</w:t>
+            </w:r>
+          </w:p>
+        </w:tc>
+        <w:tc>
+          <w:tcPr/>
+          <w:p>
+            <w:pPr>
+              <w:pStyle w:val="Compact"/>
+            </w:pPr>
+            <w:r>
+              <w:t xml:space="preserve">0.012</w:t>
             </w:r>
           </w:p>
         </w:tc>
@@ -4926,7 +6697,7 @@
               <w:pStyle w:val="Compact"/>
             </w:pPr>
             <w:r>
-              <w:t xml:space="preserve">сеть пор и горл, d = 13.5 мкм (подбор для пучка)</w:t>
+              <w:t xml:space="preserve">сеть пор и горл, d = 9.6 мкм (подбор), горло/пора 0.63</w:t>
             </w:r>
           </w:p>
         </w:tc>
@@ -4948,29 +6719,29 @@
               <w:pStyle w:val="Compact"/>
             </w:pPr>
             <w:r>
-              <w:t xml:space="preserve">0.028</w:t>
-            </w:r>
-          </w:p>
-        </w:tc>
-        <w:tc>
-          <w:tcPr/>
-          <w:p>
-            <w:pPr>
-              <w:pStyle w:val="Compact"/>
-            </w:pPr>
-            <w:r>
-              <w:t xml:space="preserve">0.428</w:t>
-            </w:r>
-          </w:p>
-        </w:tc>
-        <w:tc>
-          <w:tcPr/>
-          <w:p>
-            <w:pPr>
-              <w:pStyle w:val="Compact"/>
-            </w:pPr>
-            <w:r>
-              <w:t xml:space="preserve">закупорка</w:t>
+              <w:t xml:space="preserve">0.027</w:t>
+            </w:r>
+          </w:p>
+        </w:tc>
+        <w:tc>
+          <w:tcPr/>
+          <w:p>
+            <w:pPr>
+              <w:pStyle w:val="Compact"/>
+            </w:pPr>
+            <w:r>
+              <w:t xml:space="preserve">0.193</w:t>
+            </w:r>
+          </w:p>
+        </w:tc>
+        <w:tc>
+          <w:tcPr/>
+          <w:p>
+            <w:pPr>
+              <w:pStyle w:val="Compact"/>
+            </w:pPr>
+            <w:r>
+              <w:t xml:space="preserve">0.341</w:t>
             </w:r>
           </w:p>
         </w:tc>
@@ -4983,7 +6754,7 @@
               <w:pStyle w:val="Compact"/>
             </w:pPr>
             <w:r>
-              <w:t xml:space="preserve">сеть пор и горл, d = 2.0 мкм</w:t>
+              <w:t xml:space="preserve">сеть пор и горл, d = 3 мкм, горло/пора 0.90</w:t>
             </w:r>
           </w:p>
         </w:tc>
@@ -5005,29 +6776,29 @@
               <w:pStyle w:val="Compact"/>
             </w:pPr>
             <w:r>
-              <w:t xml:space="preserve">0.024</w:t>
-            </w:r>
-          </w:p>
-        </w:tc>
-        <w:tc>
-          <w:tcPr/>
-          <w:p>
-            <w:pPr>
-              <w:pStyle w:val="Compact"/>
-            </w:pPr>
-            <w:r>
-              <w:t xml:space="preserve">0.034</w:t>
-            </w:r>
-          </w:p>
-        </w:tc>
-        <w:tc>
-          <w:tcPr/>
-          <w:p>
-            <w:pPr>
-              <w:pStyle w:val="Compact"/>
-            </w:pPr>
-            <w:r>
-              <w:t xml:space="preserve">0.300</w:t>
+              <w:t xml:space="preserve">0.027</w:t>
+            </w:r>
+          </w:p>
+        </w:tc>
+        <w:tc>
+          <w:tcPr/>
+          <w:p>
+            <w:pPr>
+              <w:pStyle w:val="Compact"/>
+            </w:pPr>
+            <w:r>
+              <w:t xml:space="preserve">0.036</w:t>
+            </w:r>
+          </w:p>
+        </w:tc>
+        <w:tc>
+          <w:tcPr/>
+          <w:p>
+            <w:pPr>
+              <w:pStyle w:val="Compact"/>
+            </w:pPr>
+            <w:r>
+              <w:t xml:space="preserve">0.180</w:t>
             </w:r>
           </w:p>
         </w:tc>
@@ -5040,7 +6811,7 @@
               <w:pStyle w:val="Compact"/>
             </w:pPr>
             <w:r>
-              <w:t xml:space="preserve">сеть пор и горл, d = 4.0 мкм</w:t>
+              <w:t xml:space="preserve">сеть пор и горл, d = 10 мкм, горло/пора 0.75</w:t>
             </w:r>
           </w:p>
         </w:tc>
@@ -5073,132 +6844,18 @@
               <w:pStyle w:val="Compact"/>
             </w:pPr>
             <w:r>
-              <w:t xml:space="preserve">0.034</w:t>
-            </w:r>
-          </w:p>
-        </w:tc>
-        <w:tc>
-          <w:tcPr/>
-          <w:p>
-            <w:pPr>
-              <w:pStyle w:val="Compact"/>
-            </w:pPr>
-            <w:r>
-              <w:t xml:space="preserve">0.261</w:t>
-            </w:r>
-          </w:p>
-        </w:tc>
-      </w:tr>
-      <w:tr>
-        <w:tc>
-          <w:tcPr/>
-          <w:p>
-            <w:pPr>
-              <w:pStyle w:val="Compact"/>
-            </w:pPr>
-            <w:r>
-              <w:t xml:space="preserve">сеть пор и горл, d = 7.0 мкм</w:t>
-            </w:r>
-          </w:p>
-        </w:tc>
-        <w:tc>
-          <w:tcPr/>
-          <w:p>
-            <w:pPr>
-              <w:pStyle w:val="Compact"/>
-            </w:pPr>
-            <w:r>
-              <w:t xml:space="preserve">0.019</w:t>
-            </w:r>
-          </w:p>
-        </w:tc>
-        <w:tc>
-          <w:tcPr/>
-          <w:p>
-            <w:pPr>
-              <w:pStyle w:val="Compact"/>
-            </w:pPr>
-            <w:r>
-              <w:t xml:space="preserve">0.027</w:t>
-            </w:r>
-          </w:p>
-        </w:tc>
-        <w:tc>
-          <w:tcPr/>
-          <w:p>
-            <w:pPr>
-              <w:pStyle w:val="Compact"/>
-            </w:pPr>
-            <w:r>
-              <w:t xml:space="preserve">0.037</w:t>
-            </w:r>
-          </w:p>
-        </w:tc>
-        <w:tc>
-          <w:tcPr/>
-          <w:p>
-            <w:pPr>
-              <w:pStyle w:val="Compact"/>
-            </w:pPr>
-            <w:r>
-              <w:t xml:space="preserve">0.238</w:t>
-            </w:r>
-          </w:p>
-        </w:tc>
-      </w:tr>
-      <w:tr>
-        <w:tc>
-          <w:tcPr/>
-          <w:p>
-            <w:pPr>
-              <w:pStyle w:val="Compact"/>
-            </w:pPr>
-            <w:r>
-              <w:t xml:space="preserve">сеть пор и горл, d = 10.0 мкм</w:t>
-            </w:r>
-          </w:p>
-        </w:tc>
-        <w:tc>
-          <w:tcPr/>
-          <w:p>
-            <w:pPr>
-              <w:pStyle w:val="Compact"/>
-            </w:pPr>
-            <w:r>
-              <w:t xml:space="preserve">0.019</w:t>
-            </w:r>
-          </w:p>
-        </w:tc>
-        <w:tc>
-          <w:tcPr/>
-          <w:p>
-            <w:pPr>
-              <w:pStyle w:val="Compact"/>
-            </w:pPr>
-            <w:r>
-              <w:t xml:space="preserve">0.028</w:t>
-            </w:r>
-          </w:p>
-        </w:tc>
-        <w:tc>
-          <w:tcPr/>
-          <w:p>
-            <w:pPr>
-              <w:pStyle w:val="Compact"/>
-            </w:pPr>
-            <w:r>
-              <w:t xml:space="preserve">0.200</w:t>
-            </w:r>
-          </w:p>
-        </w:tc>
-        <w:tc>
-          <w:tcPr/>
-          <w:p>
-            <w:pPr>
-              <w:pStyle w:val="Compact"/>
-            </w:pPr>
-            <w:r>
-              <w:t xml:space="preserve">0.329</w:t>
+              <w:t xml:space="preserve">0.188</w:t>
+            </w:r>
+          </w:p>
+        </w:tc>
+        <w:tc>
+          <w:tcPr/>
+          <w:p>
+            <w:pPr>
+              <w:pStyle w:val="Compact"/>
+            </w:pPr>
+            <w:r>
+              <w:t xml:space="preserve">0.333</w:t>
             </w:r>
           </w:p>
         </w:tc>
@@ -5278,7 +6935,7 @@
         <w:t xml:space="preserve"> </w:t>
       </w:r>
       <w:r>
-        <w:t xml:space="preserve">Перед каждой ступенью керн и нефть охлаждали без прокачки, а начальную проницаемость ступени мерили уже по охлажденной нефти (Li et al., разд. 2.2.3). В модели это выдержка 1 ч без перепада перед нормировкой: в поровой нефти выпадает взвесь, идут гель и адсорбция, а перенос и блокирование стоят. Без выдержки взвесь 11 % выпадала в поровой нефти после нормировки. Рост вязкости принимался за повреждение, и при 25 °C модель сразу теряла две трети проницаемости. Выдержка — поправка постановки, а не параметр подбора. С ней и с подбором ступени 25 °C (ниже) — СКО ступени 25 °C 0.013.</w:t>
+        <w:t xml:space="preserve">Перед каждой ступенью керн и нефть охлаждали без прокачки, а начальную проницаемость ступени мерили уже по охлажденной нефти (Li et al., разд. 2.2.3). В модели это выдержка 1 ч без перепада перед нормировкой: в поровой нефти выпадает взвесь, идут гель и адсорбция, а перенос и блокирование стоят. Без выдержки взвесь 11 % выпадала в поровой нефти после нормировки. Рост вязкости принимался за повреждение, и при 25 °C модель сразу теряла две трети проницаемости. Выдержка — поправка постановки, а не параметр подбора. С ней и с подбором ступени 25 °C (ниже) — СКО ступени 25 °C 0.012.</w:t>
       </w:r>
     </w:p>
     <w:p>
@@ -5352,7 +7009,7 @@
         <w:t xml:space="preserve"> </w:t>
       </w:r>
       <w:r>
-        <w:t xml:space="preserve">(Уилки–Чанг). Кинетика со стороны твердой фазы описывает три ступени с СКО 0.038, пленочная — 0.082: крутой спад и резкий выход на плато в опыте (65 и 45 °C) пленочная форма не улучшила.</w:t>
+        <w:t xml:space="preserve">(Уилки–Чанг). Кинетика со стороны твердой фазы описывает три ступени с СКО 0.028, пленочная — 0.081: крутой спад и резкий выход на плато в опыте (65 и 45 °C) пленочная форма не улучшила.</w:t>
       </w:r>
     </w:p>
     <w:p>
@@ -5416,7 +7073,7 @@
         <w:t xml:space="preserve"> </w:t>
       </w:r>
       <w:r>
-        <w:t xml:space="preserve">— семейство подобрано отдельно при удержании из подбора выше WAT: тиксотропное время геля 3600 с, диаметр кристалла 13.5 мкм (на Berea - 15 мкм, у керна Li поры мельче), множитель броуновской диффузии 0.10, константа кристаллизации в объеме 1.6e-02 1/с. СКО ступени 0.013 при шумовом пороге 0.005.</w:t>
+        <w:t xml:space="preserve">— семейство подобрано отдельно при удержании из подбора выше WAT: диаметр кристалла 9.6 мкм (в пределах измерений 1-10 мкм), тиксотропное время геля 300 с, множитель броуновской диффузии 0.05, константа кристаллизации в объеме 5.9e-03 1/с, рост захвата с осадком SNOW_A = 2.37. СКО ступени 0.012 при шумовом пороге 0.005.</w:t>
       </w:r>
     </w:p>
     <w:bookmarkEnd w:id="22"/>
@@ -5595,40 +7252,40 @@
               <w:pStyle w:val="Compact"/>
             </w:pPr>
             <w:r>
-              <w:t xml:space="preserve">0.642</w:t>
-            </w:r>
-          </w:p>
-        </w:tc>
-        <w:tc>
-          <w:tcPr/>
-          <w:p>
-            <w:pPr>
-              <w:pStyle w:val="Compact"/>
-            </w:pPr>
-            <w:r>
-              <w:t xml:space="preserve">0.255</w:t>
-            </w:r>
-          </w:p>
-        </w:tc>
-        <w:tc>
-          <w:tcPr/>
-          <w:p>
-            <w:pPr>
-              <w:pStyle w:val="Compact"/>
-            </w:pPr>
-            <w:r>
-              <w:t xml:space="preserve">10.6</w:t>
-            </w:r>
-          </w:p>
-        </w:tc>
-        <w:tc>
-          <w:tcPr/>
-          <w:p>
-            <w:pPr>
-              <w:pStyle w:val="Compact"/>
-            </w:pPr>
-            <w:r>
-              <w:t xml:space="preserve">0.15</w:t>
+              <w:t xml:space="preserve">0.888</w:t>
+            </w:r>
+          </w:p>
+        </w:tc>
+        <w:tc>
+          <w:tcPr/>
+          <w:p>
+            <w:pPr>
+              <w:pStyle w:val="Compact"/>
+            </w:pPr>
+            <w:r>
+              <w:t xml:space="preserve">0.513</w:t>
+            </w:r>
+          </w:p>
+        </w:tc>
+        <w:tc>
+          <w:tcPr/>
+          <w:p>
+            <w:pPr>
+              <w:pStyle w:val="Compact"/>
+            </w:pPr>
+            <w:r>
+              <w:t xml:space="preserve">28.1</w:t>
+            </w:r>
+          </w:p>
+        </w:tc>
+        <w:tc>
+          <w:tcPr/>
+          <w:p>
+            <w:pPr>
+              <w:pStyle w:val="Compact"/>
+            </w:pPr>
+            <w:r>
+              <w:t xml:space="preserve">0.83</w:t>
             </w:r>
           </w:p>
         </w:tc>
@@ -5652,40 +7309,40 @@
               <w:pStyle w:val="Compact"/>
             </w:pPr>
             <w:r>
-              <w:t xml:space="preserve">0.523</w:t>
-            </w:r>
-          </w:p>
-        </w:tc>
-        <w:tc>
-          <w:tcPr/>
-          <w:p>
-            <w:pPr>
-              <w:pStyle w:val="Compact"/>
-            </w:pPr>
-            <w:r>
-              <w:t xml:space="preserve">0.226</w:t>
-            </w:r>
-          </w:p>
-        </w:tc>
-        <w:tc>
-          <w:tcPr/>
-          <w:p>
-            <w:pPr>
-              <w:pStyle w:val="Compact"/>
-            </w:pPr>
-            <w:r>
-              <w:t xml:space="preserve">5.3</w:t>
-            </w:r>
-          </w:p>
-        </w:tc>
-        <w:tc>
-          <w:tcPr/>
-          <w:p>
-            <w:pPr>
-              <w:pStyle w:val="Compact"/>
-            </w:pPr>
-            <w:r>
-              <w:t xml:space="preserve">0.15</w:t>
+              <w:t xml:space="preserve">0.468</w:t>
+            </w:r>
+          </w:p>
+        </w:tc>
+        <w:tc>
+          <w:tcPr/>
+          <w:p>
+            <w:pPr>
+              <w:pStyle w:val="Compact"/>
+            </w:pPr>
+            <w:r>
+              <w:t xml:space="preserve">0.297</w:t>
+            </w:r>
+          </w:p>
+        </w:tc>
+        <w:tc>
+          <w:tcPr/>
+          <w:p>
+            <w:pPr>
+              <w:pStyle w:val="Compact"/>
+            </w:pPr>
+            <w:r>
+              <w:t xml:space="preserve">8.8</w:t>
+            </w:r>
+          </w:p>
+        </w:tc>
+        <w:tc>
+          <w:tcPr/>
+          <w:p>
+            <w:pPr>
+              <w:pStyle w:val="Compact"/>
+            </w:pPr>
+            <w:r>
+              <w:t xml:space="preserve">0.83</w:t>
             </w:r>
           </w:p>
         </w:tc>
@@ -5698,51 +7355,51 @@
               <w:pStyle w:val="Compact"/>
             </w:pPr>
             <w:r>
-              <w:t xml:space="preserve">стенки + гель-отложение, пучок, WAT 33.8 °C (авторы)</w:t>
-            </w:r>
-          </w:p>
-        </w:tc>
-        <w:tc>
-          <w:tcPr/>
-          <w:p>
-            <w:pPr>
-              <w:pStyle w:val="Compact"/>
-            </w:pPr>
-            <w:r>
-              <w:t xml:space="preserve">0.392</w:t>
-            </w:r>
-          </w:p>
-        </w:tc>
-        <w:tc>
-          <w:tcPr/>
-          <w:p>
-            <w:pPr>
-              <w:pStyle w:val="Compact"/>
-            </w:pPr>
-            <w:r>
-              <w:t xml:space="preserve">0.261</w:t>
-            </w:r>
-          </w:p>
-        </w:tc>
-        <w:tc>
-          <w:tcPr/>
-          <w:p>
-            <w:pPr>
-              <w:pStyle w:val="Compact"/>
-            </w:pPr>
-            <w:r>
-              <w:t xml:space="preserve">7.4</w:t>
-            </w:r>
-          </w:p>
-        </w:tc>
-        <w:tc>
-          <w:tcPr/>
-          <w:p>
-            <w:pPr>
-              <w:pStyle w:val="Compact"/>
-            </w:pPr>
-            <w:r>
-              <w:t xml:space="preserve">0.40</w:t>
+              <w:t xml:space="preserve">стенки + гель-отложение, сеть, горло 0.3, WAT 33.8 °C (авторы)</w:t>
+            </w:r>
+          </w:p>
+        </w:tc>
+        <w:tc>
+          <w:tcPr/>
+          <w:p>
+            <w:pPr>
+              <w:pStyle w:val="Compact"/>
+            </w:pPr>
+            <w:r>
+              <w:t xml:space="preserve">0.429</w:t>
+            </w:r>
+          </w:p>
+        </w:tc>
+        <w:tc>
+          <w:tcPr/>
+          <w:p>
+            <w:pPr>
+              <w:pStyle w:val="Compact"/>
+            </w:pPr>
+            <w:r>
+              <w:t xml:space="preserve">0.283</w:t>
+            </w:r>
+          </w:p>
+        </w:tc>
+        <w:tc>
+          <w:tcPr/>
+          <w:p>
+            <w:pPr>
+              <w:pStyle w:val="Compact"/>
+            </w:pPr>
+            <w:r>
+              <w:t xml:space="preserve">8.3</w:t>
+            </w:r>
+          </w:p>
+        </w:tc>
+        <w:tc>
+          <w:tcPr/>
+          <w:p>
+            <w:pPr>
+              <w:pStyle w:val="Compact"/>
+            </w:pPr>
+            <w:r>
+              <w:t xml:space="preserve">0.85</w:t>
             </w:r>
           </w:p>
         </w:tc>
@@ -5755,51 +7412,51 @@
               <w:pStyle w:val="Compact"/>
             </w:pPr>
             <w:r>
-              <w:t xml:space="preserve">стенки + гель-отложение, пучок, WAT 34.8 °C (подбор)</w:t>
-            </w:r>
-          </w:p>
-        </w:tc>
-        <w:tc>
-          <w:tcPr/>
-          <w:p>
-            <w:pPr>
-              <w:pStyle w:val="Compact"/>
-            </w:pPr>
-            <w:r>
-              <w:t xml:space="preserve">0.034</w:t>
-            </w:r>
-          </w:p>
-        </w:tc>
-        <w:tc>
-          <w:tcPr/>
-          <w:p>
-            <w:pPr>
-              <w:pStyle w:val="Compact"/>
-            </w:pPr>
-            <w:r>
-              <w:t xml:space="preserve">0.036</w:t>
-            </w:r>
-          </w:p>
-        </w:tc>
-        <w:tc>
-          <w:tcPr/>
-          <w:p>
-            <w:pPr>
-              <w:pStyle w:val="Compact"/>
-            </w:pPr>
-            <w:r>
-              <w:t xml:space="preserve">1.2</w:t>
-            </w:r>
-          </w:p>
-        </w:tc>
-        <w:tc>
-          <w:tcPr/>
-          <w:p>
-            <w:pPr>
-              <w:pStyle w:val="Compact"/>
-            </w:pPr>
-            <w:r>
-              <w:t xml:space="preserve">0.17</w:t>
+              <w:t xml:space="preserve">стенки + гель-отложение, пучок, WAT 34.3 °C (подбор)</w:t>
+            </w:r>
+          </w:p>
+        </w:tc>
+        <w:tc>
+          <w:tcPr/>
+          <w:p>
+            <w:pPr>
+              <w:pStyle w:val="Compact"/>
+            </w:pPr>
+            <w:r>
+              <w:t xml:space="preserve">0.073</w:t>
+            </w:r>
+          </w:p>
+        </w:tc>
+        <w:tc>
+          <w:tcPr/>
+          <w:p>
+            <w:pPr>
+              <w:pStyle w:val="Compact"/>
+            </w:pPr>
+            <w:r>
+              <w:t xml:space="preserve">0.096</w:t>
+            </w:r>
+          </w:p>
+        </w:tc>
+        <w:tc>
+          <w:tcPr/>
+          <w:p>
+            <w:pPr>
+              <w:pStyle w:val="Compact"/>
+            </w:pPr>
+            <w:r>
+              <w:t xml:space="preserve">1.5</w:t>
+            </w:r>
+          </w:p>
+        </w:tc>
+        <w:tc>
+          <w:tcPr/>
+          <w:p>
+            <w:pPr>
+              <w:pStyle w:val="Compact"/>
+            </w:pPr>
+            <w:r>
+              <w:t xml:space="preserve">0.69</w:t>
             </w:r>
           </w:p>
         </w:tc>
@@ -5985,39 +7642,6 @@
               <w:pStyle w:val="Compact"/>
             </w:pPr>
             <w:r>
-              <w:t xml:space="preserve">0.79</w:t>
-            </w:r>
-          </w:p>
-        </w:tc>
-        <w:tc>
-          <w:tcPr/>
-          <w:p>
-            <w:pPr>
-              <w:pStyle w:val="Compact"/>
-            </w:pPr>
-            <w:r>
-              <w:t xml:space="preserve">0.92</w:t>
-            </w:r>
-          </w:p>
-        </w:tc>
-        <w:tc>
-          <w:tcPr/>
-          <w:p>
-            <w:pPr>
-              <w:pStyle w:val="Compact"/>
-            </w:pPr>
-            <w:r>
-              <w:t xml:space="preserve">0.52</w:t>
-            </w:r>
-          </w:p>
-        </w:tc>
-        <w:tc>
-          <w:tcPr/>
-          <w:p>
-            <w:pPr>
-              <w:pStyle w:val="Compact"/>
-            </w:pPr>
-            <w:r>
               <w:t xml:space="preserve">0.35</w:t>
             </w:r>
           </w:p>
@@ -6029,7 +7653,40 @@
               <w:pStyle w:val="Compact"/>
             </w:pPr>
             <w:r>
-              <w:t xml:space="preserve">0.63</w:t>
+              <w:t xml:space="preserve">0.38</w:t>
+            </w:r>
+          </w:p>
+        </w:tc>
+        <w:tc>
+          <w:tcPr/>
+          <w:p>
+            <w:pPr>
+              <w:pStyle w:val="Compact"/>
+            </w:pPr>
+            <w:r>
+              <w:t xml:space="preserve">0.39</w:t>
+            </w:r>
+          </w:p>
+        </w:tc>
+        <w:tc>
+          <w:tcPr/>
+          <w:p>
+            <w:pPr>
+              <w:pStyle w:val="Compact"/>
+            </w:pPr>
+            <w:r>
+              <w:t xml:space="preserve">0.41</w:t>
+            </w:r>
+          </w:p>
+        </w:tc>
+        <w:tc>
+          <w:tcPr/>
+          <w:p>
+            <w:pPr>
+              <w:pStyle w:val="Compact"/>
+            </w:pPr>
+            <w:r>
+              <w:t xml:space="preserve">0.51</w:t>
             </w:r>
           </w:p>
         </w:tc>
@@ -6715,40 +8372,40 @@
               <w:pStyle w:val="Compact"/>
             </w:pPr>
             <w:r>
-              <w:t xml:space="preserve">5.29</w:t>
-            </w:r>
-          </w:p>
-        </w:tc>
-        <w:tc>
-          <w:tcPr/>
-          <w:p>
-            <w:pPr>
-              <w:pStyle w:val="Compact"/>
-            </w:pPr>
-            <w:r>
-              <w:t xml:space="preserve">34.39</w:t>
-            </w:r>
-          </w:p>
-        </w:tc>
-        <w:tc>
-          <w:tcPr/>
-          <w:p>
-            <w:pPr>
-              <w:pStyle w:val="Compact"/>
-            </w:pPr>
-            <w:r>
-              <w:t xml:space="preserve">34.15</w:t>
-            </w:r>
-          </w:p>
-        </w:tc>
-        <w:tc>
-          <w:tcPr/>
-          <w:p>
-            <w:pPr>
-              <w:pStyle w:val="Compact"/>
-            </w:pPr>
-            <w:r>
-              <w:t xml:space="preserve">959</w:t>
+              <w:t xml:space="preserve">5.63</w:t>
+            </w:r>
+          </w:p>
+        </w:tc>
+        <w:tc>
+          <w:tcPr/>
+          <w:p>
+            <w:pPr>
+              <w:pStyle w:val="Compact"/>
+            </w:pPr>
+            <w:r>
+              <w:t xml:space="preserve">34.11</w:t>
+            </w:r>
+          </w:p>
+        </w:tc>
+        <w:tc>
+          <w:tcPr/>
+          <w:p>
+            <w:pPr>
+              <w:pStyle w:val="Compact"/>
+            </w:pPr>
+            <w:r>
+              <w:t xml:space="preserve">33.92</w:t>
+            </w:r>
+          </w:p>
+        </w:tc>
+        <w:tc>
+          <w:tcPr/>
+          <w:p>
+            <w:pPr>
+              <w:pStyle w:val="Compact"/>
+            </w:pPr>
+            <w:r>
+              <w:t xml:space="preserve">986</w:t>
             </w:r>
           </w:p>
         </w:tc>
@@ -6772,40 +8429,40 @@
               <w:pStyle w:val="Compact"/>
             </w:pPr>
             <w:r>
-              <w:t xml:space="preserve">2.64</w:t>
-            </w:r>
-          </w:p>
-        </w:tc>
-        <w:tc>
-          <w:tcPr/>
-          <w:p>
-            <w:pPr>
-              <w:pStyle w:val="Compact"/>
-            </w:pPr>
-            <w:r>
-              <w:t xml:space="preserve">34.22</w:t>
-            </w:r>
-          </w:p>
-        </w:tc>
-        <w:tc>
-          <w:tcPr/>
-          <w:p>
-            <w:pPr>
-              <w:pStyle w:val="Compact"/>
-            </w:pPr>
-            <w:r>
-              <w:t xml:space="preserve">33.88</w:t>
-            </w:r>
-          </w:p>
-        </w:tc>
-        <w:tc>
-          <w:tcPr/>
-          <w:p>
-            <w:pPr>
-              <w:pStyle w:val="Compact"/>
-            </w:pPr>
-            <w:r>
-              <w:t xml:space="preserve">982</w:t>
+              <w:t xml:space="preserve">2.81</w:t>
+            </w:r>
+          </w:p>
+        </w:tc>
+        <w:tc>
+          <w:tcPr/>
+          <w:p>
+            <w:pPr>
+              <w:pStyle w:val="Compact"/>
+            </w:pPr>
+            <w:r>
+              <w:t xml:space="preserve">34.03</w:t>
+            </w:r>
+          </w:p>
+        </w:tc>
+        <w:tc>
+          <w:tcPr/>
+          <w:p>
+            <w:pPr>
+              <w:pStyle w:val="Compact"/>
+            </w:pPr>
+            <w:r>
+              <w:t xml:space="preserve">33.78</w:t>
+            </w:r>
+          </w:p>
+        </w:tc>
+        <w:tc>
+          <w:tcPr/>
+          <w:p>
+            <w:pPr>
+              <w:pStyle w:val="Compact"/>
+            </w:pPr>
+            <w:r>
+              <w:t xml:space="preserve">998</w:t>
             </w:r>
           </w:p>
         </w:tc>
@@ -6829,29 +8486,29 @@
               <w:pStyle w:val="Compact"/>
             </w:pPr>
             <w:r>
-              <w:t xml:space="preserve">1.32</w:t>
-            </w:r>
-          </w:p>
-        </w:tc>
-        <w:tc>
-          <w:tcPr/>
-          <w:p>
-            <w:pPr>
-              <w:pStyle w:val="Compact"/>
-            </w:pPr>
-            <w:r>
-              <w:t xml:space="preserve">33.97</w:t>
-            </w:r>
-          </w:p>
-        </w:tc>
-        <w:tc>
-          <w:tcPr/>
-          <w:p>
-            <w:pPr>
-              <w:pStyle w:val="Compact"/>
-            </w:pPr>
-            <w:r>
-              <w:t xml:space="preserve">33.49</w:t>
+              <w:t xml:space="preserve">1.41</w:t>
+            </w:r>
+          </w:p>
+        </w:tc>
+        <w:tc>
+          <w:tcPr/>
+          <w:p>
+            <w:pPr>
+              <w:pStyle w:val="Compact"/>
+            </w:pPr>
+            <w:r>
+              <w:t xml:space="preserve">33.89</w:t>
+            </w:r>
+          </w:p>
+        </w:tc>
+        <w:tc>
+          <w:tcPr/>
+          <w:p>
+            <w:pPr>
+              <w:pStyle w:val="Compact"/>
+            </w:pPr>
+            <w:r>
+              <w:t xml:space="preserve">33.56</w:t>
             </w:r>
           </w:p>
         </w:tc>
@@ -6886,40 +8543,40 @@
               <w:pStyle w:val="Compact"/>
             </w:pPr>
             <w:r>
-              <w:t xml:space="preserve">0.66</w:t>
-            </w:r>
-          </w:p>
-        </w:tc>
-        <w:tc>
-          <w:tcPr/>
-          <w:p>
-            <w:pPr>
-              <w:pStyle w:val="Compact"/>
-            </w:pPr>
-            <w:r>
-              <w:t xml:space="preserve">33.63</w:t>
-            </w:r>
-          </w:p>
-        </w:tc>
-        <w:tc>
-          <w:tcPr/>
-          <w:p>
-            <w:pPr>
-              <w:pStyle w:val="Compact"/>
-            </w:pPr>
-            <w:r>
-              <w:t xml:space="preserve">32.93</w:t>
-            </w:r>
-          </w:p>
-        </w:tc>
-        <w:tc>
-          <w:tcPr/>
-          <w:p>
-            <w:pPr>
-              <w:pStyle w:val="Compact"/>
-            </w:pPr>
-            <w:r>
-              <w:t xml:space="preserve">14</w:t>
+              <w:t xml:space="preserve">0.70</w:t>
+            </w:r>
+          </w:p>
+        </w:tc>
+        <w:tc>
+          <w:tcPr/>
+          <w:p>
+            <w:pPr>
+              <w:pStyle w:val="Compact"/>
+            </w:pPr>
+            <w:r>
+              <w:t xml:space="preserve">33.67</w:t>
+            </w:r>
+          </w:p>
+        </w:tc>
+        <w:tc>
+          <w:tcPr/>
+          <w:p>
+            <w:pPr>
+              <w:pStyle w:val="Compact"/>
+            </w:pPr>
+            <w:r>
+              <w:t xml:space="preserve">33.26</w:t>
+            </w:r>
+          </w:p>
+        </w:tc>
+        <w:tc>
+          <w:tcPr/>
+          <w:p>
+            <w:pPr>
+              <w:pStyle w:val="Compact"/>
+            </w:pPr>
+            <w:r>
+              <w:t xml:space="preserve">21</w:t>
             </w:r>
           </w:p>
         </w:tc>
@@ -6943,18 +8600,18 @@
               <w:pStyle w:val="Compact"/>
             </w:pPr>
             <w:r>
-              <w:t xml:space="preserve">0.33</w:t>
-            </w:r>
-          </w:p>
-        </w:tc>
-        <w:tc>
-          <w:tcPr/>
-          <w:p>
-            <w:pPr>
-              <w:pStyle w:val="Compact"/>
-            </w:pPr>
-            <w:r>
-              <w:t xml:space="preserve">33.15</w:t>
+              <w:t xml:space="preserve">0.35</w:t>
+            </w:r>
+          </w:p>
+        </w:tc>
+        <w:tc>
+          <w:tcPr/>
+          <w:p>
+            <w:pPr>
+              <w:pStyle w:val="Compact"/>
+            </w:pPr>
+            <w:r>
+              <w:t xml:space="preserve">33.32</w:t>
             </w:r>
           </w:p>
         </w:tc>
@@ -6976,7 +8633,7 @@
               <w:pStyle w:val="Compact"/>
             </w:pPr>
             <w:r>
-              <w:t xml:space="preserve">3</w:t>
+              <w:t xml:space="preserve">8</w:t>
             </w:r>
           </w:p>
         </w:tc>
@@ -7225,7 +8882,7 @@
         <w:t xml:space="preserve"> </w:t>
       </w:r>
       <w:r>
-        <w:t xml:space="preserve">модель дает объемную WAT 20 %-го раствора 30.4 °C при скорости реометра (опыт 30 °C) и 34.4 °C при 1 °C/ч: подобранная «WAT пористой среды» 34.8 °C - это объемная</w:t>
+        <w:t xml:space="preserve">модель дает объемную WAT 20 %-го раствора 31.7 °C при скорости реометра (опыт 30 °C) и 34.0 °C при 1 °C/ч: подобранная «WAT пористой среды» 34.8 °C - это объемная</w:t>
       </w:r>
       <w:r>
         <w:t xml:space="preserve"> </w:t>
@@ -7325,7 +8982,7 @@
               <w:pStyle w:val="Compact"/>
             </w:pPr>
             <w:r>
-              <w:t xml:space="preserve">3.7e-04 (подбор по Sandyga et al.)</w:t>
+              <w:t xml:space="preserve">3.9e-04 (подбор по Sandyga et al.)</w:t>
             </w:r>
           </w:p>
         </w:tc>
@@ -7360,29 +9017,29 @@
               <w:pStyle w:val="Compact"/>
             </w:pPr>
             <w:r>
-              <w:t xml:space="preserve">1.6e-02 (подбор по Li et al.)</w:t>
-            </w:r>
-          </w:p>
-        </w:tc>
-        <w:tc>
-          <w:tcPr/>
-          <w:p>
-            <w:pPr>
-              <w:pStyle w:val="Compact"/>
-            </w:pPr>
-            <w:r>
-              <w:t xml:space="preserve">10.00</w:t>
-            </w:r>
-          </w:p>
-        </w:tc>
-        <w:tc>
-          <w:tcPr/>
-          <w:p>
-            <w:pPr>
-              <w:pStyle w:val="Compact"/>
-            </w:pPr>
-            <w:r>
-              <w:t xml:space="preserve">0.35</w:t>
+              <w:t xml:space="preserve">5.9e-03 (подбор по Li et al.)</w:t>
+            </w:r>
+          </w:p>
+        </w:tc>
+        <w:tc>
+          <w:tcPr/>
+          <w:p>
+            <w:pPr>
+              <w:pStyle w:val="Compact"/>
+            </w:pPr>
+            <w:r>
+              <w:t xml:space="preserve">2.24</w:t>
+            </w:r>
+          </w:p>
+        </w:tc>
+        <w:tc>
+          <w:tcPr/>
+          <w:p>
+            <w:pPr>
+              <w:pStyle w:val="Compact"/>
+            </w:pPr>
+            <w:r>
+              <w:t xml:space="preserve">0.24</w:t>
             </w:r>
           </w:p>
         </w:tc>
@@ -7675,29 +9332,29 @@
               <w:pStyle w:val="Compact"/>
             </w:pPr>
             <w:r>
-              <w:t xml:space="preserve">0.98</w:t>
-            </w:r>
-          </w:p>
-        </w:tc>
-        <w:tc>
-          <w:tcPr/>
-          <w:p>
-            <w:pPr>
-              <w:pStyle w:val="Compact"/>
-            </w:pPr>
-            <w:r>
-              <w:t xml:space="preserve">0.98</w:t>
-            </w:r>
-          </w:p>
-        </w:tc>
-        <w:tc>
-          <w:tcPr/>
-          <w:p>
-            <w:pPr>
-              <w:pStyle w:val="Compact"/>
-            </w:pPr>
-            <w:r>
-              <w:t xml:space="preserve">0.98</w:t>
+              <w:t xml:space="preserve">0.97</w:t>
+            </w:r>
+          </w:p>
+        </w:tc>
+        <w:tc>
+          <w:tcPr/>
+          <w:p>
+            <w:pPr>
+              <w:pStyle w:val="Compact"/>
+            </w:pPr>
+            <w:r>
+              <w:t xml:space="preserve">0.97</w:t>
+            </w:r>
+          </w:p>
+        </w:tc>
+        <w:tc>
+          <w:tcPr/>
+          <w:p>
+            <w:pPr>
+              <w:pStyle w:val="Compact"/>
+            </w:pPr>
+            <w:r>
+              <w:t xml:space="preserve">0.97</w:t>
             </w:r>
           </w:p>
         </w:tc>
@@ -7721,29 +9378,29 @@
               <w:pStyle w:val="Compact"/>
             </w:pPr>
             <w:r>
-              <w:t xml:space="preserve">1.00</w:t>
-            </w:r>
-          </w:p>
-        </w:tc>
-        <w:tc>
-          <w:tcPr/>
-          <w:p>
-            <w:pPr>
-              <w:pStyle w:val="Compact"/>
-            </w:pPr>
-            <w:r>
-              <w:t xml:space="preserve">1.00</w:t>
-            </w:r>
-          </w:p>
-        </w:tc>
-        <w:tc>
-          <w:tcPr/>
-          <w:p>
-            <w:pPr>
-              <w:pStyle w:val="Compact"/>
-            </w:pPr>
-            <w:r>
-              <w:t xml:space="preserve">1.00</w:t>
+              <w:t xml:space="preserve">0.99</w:t>
+            </w:r>
+          </w:p>
+        </w:tc>
+        <w:tc>
+          <w:tcPr/>
+          <w:p>
+            <w:pPr>
+              <w:pStyle w:val="Compact"/>
+            </w:pPr>
+            <w:r>
+              <w:t xml:space="preserve">0.99</w:t>
+            </w:r>
+          </w:p>
+        </w:tc>
+        <w:tc>
+          <w:tcPr/>
+          <w:p>
+            <w:pPr>
+              <w:pStyle w:val="Compact"/>
+            </w:pPr>
+            <w:r>
+              <w:t xml:space="preserve">0.99</w:t>
             </w:r>
           </w:p>
         </w:tc>
@@ -7945,7 +9602,7 @@
         <w:t xml:space="preserve"> </w:t>
       </w:r>
       <w:r>
-        <w:t xml:space="preserve">по всем опытам, цель 0.05 (у He et al. — связь</w:t>
+        <w:t xml:space="preserve">по всем опытам, цель 0.05 (у Xie et al. — связь</w:t>
       </w:r>
       <w:r>
         <w:t xml:space="preserve"> </w:t>
@@ -8158,29 +9815,29 @@
               <w:pStyle w:val="Compact"/>
             </w:pPr>
             <w:r>
-              <w:t xml:space="preserve">0.048</w:t>
-            </w:r>
-          </w:p>
-        </w:tc>
-        <w:tc>
-          <w:tcPr/>
-          <w:p>
-            <w:pPr>
-              <w:pStyle w:val="Compact"/>
-            </w:pPr>
-            <w:r>
-              <w:t xml:space="preserve">0.034</w:t>
-            </w:r>
-          </w:p>
-        </w:tc>
-        <w:tc>
-          <w:tcPr/>
-          <w:p>
-            <w:pPr>
-              <w:pStyle w:val="Compact"/>
-            </w:pPr>
-            <w:r>
-              <w:t xml:space="preserve">0.037</w:t>
+              <w:t xml:space="preserve">0.437</w:t>
+            </w:r>
+          </w:p>
+        </w:tc>
+        <w:tc>
+          <w:tcPr/>
+          <w:p>
+            <w:pPr>
+              <w:pStyle w:val="Compact"/>
+            </w:pPr>
+            <w:r>
+              <w:t xml:space="preserve">0.030</w:t>
+            </w:r>
+          </w:p>
+        </w:tc>
+        <w:tc>
+          <w:tcPr/>
+          <w:p>
+            <w:pPr>
+              <w:pStyle w:val="Compact"/>
+            </w:pPr>
+            <w:r>
+              <w:t xml:space="preserve">0.029</w:t>
             </w:r>
           </w:p>
         </w:tc>
@@ -8226,29 +9883,29 @@
               <w:pStyle w:val="Compact"/>
             </w:pPr>
             <w:r>
-              <w:t xml:space="preserve">0.248</w:t>
-            </w:r>
-          </w:p>
-        </w:tc>
-        <w:tc>
-          <w:tcPr/>
-          <w:p>
-            <w:pPr>
-              <w:pStyle w:val="Compact"/>
-            </w:pPr>
-            <w:r>
-              <w:t xml:space="preserve">0.037</w:t>
-            </w:r>
-          </w:p>
-        </w:tc>
-        <w:tc>
-          <w:tcPr/>
-          <w:p>
-            <w:pPr>
-              <w:pStyle w:val="Compact"/>
-            </w:pPr>
-            <w:r>
-              <w:t xml:space="preserve">0.054</w:t>
+              <w:t xml:space="preserve">0.304</w:t>
+            </w:r>
+          </w:p>
+        </w:tc>
+        <w:tc>
+          <w:tcPr/>
+          <w:p>
+            <w:pPr>
+              <w:pStyle w:val="Compact"/>
+            </w:pPr>
+            <w:r>
+              <w:t xml:space="preserve">0.031</w:t>
+            </w:r>
+          </w:p>
+        </w:tc>
+        <w:tc>
+          <w:tcPr/>
+          <w:p>
+            <w:pPr>
+              <w:pStyle w:val="Compact"/>
+            </w:pPr>
+            <w:r>
+              <w:t xml:space="preserve">0.031</w:t>
             </w:r>
           </w:p>
         </w:tc>
@@ -8362,7 +10019,7 @@
               <w:pStyle w:val="Compact"/>
             </w:pPr>
             <w:r>
-              <w:t xml:space="preserve">закупорка</w:t>
+              <w:t xml:space="preserve">0.510</w:t>
             </w:r>
           </w:p>
         </w:tc>
@@ -8430,18 +10087,18 @@
               <w:pStyle w:val="Compact"/>
             </w:pPr>
             <w:r>
-              <w:t xml:space="preserve">закупорка</w:t>
-            </w:r>
-          </w:p>
-        </w:tc>
-        <w:tc>
-          <w:tcPr/>
-          <w:p>
-            <w:pPr>
-              <w:pStyle w:val="Compact"/>
-            </w:pPr>
-            <w:r>
-              <w:t xml:space="preserve">0.042</w:t>
+              <w:t xml:space="preserve">0.600</w:t>
+            </w:r>
+          </w:p>
+        </w:tc>
+        <w:tc>
+          <w:tcPr/>
+          <w:p>
+            <w:pPr>
+              <w:pStyle w:val="Compact"/>
+            </w:pPr>
+            <w:r>
+              <w:t xml:space="preserve">0.032</w:t>
             </w:r>
           </w:p>
         </w:tc>
@@ -8498,18 +10155,18 @@
               <w:pStyle w:val="Compact"/>
             </w:pPr>
             <w:r>
-              <w:t xml:space="preserve">закупорка</w:t>
-            </w:r>
-          </w:p>
-        </w:tc>
-        <w:tc>
-          <w:tcPr/>
-          <w:p>
-            <w:pPr>
-              <w:pStyle w:val="Compact"/>
-            </w:pPr>
-            <w:r>
-              <w:t xml:space="preserve">0.013</w:t>
+              <w:t xml:space="preserve">0.282</w:t>
+            </w:r>
+          </w:p>
+        </w:tc>
+        <w:tc>
+          <w:tcPr/>
+          <w:p>
+            <w:pPr>
+              <w:pStyle w:val="Compact"/>
+            </w:pPr>
+            <w:r>
+              <w:t xml:space="preserve">0.012</w:t>
             </w:r>
           </w:p>
         </w:tc>
@@ -8566,18 +10223,18 @@
               <w:pStyle w:val="Compact"/>
             </w:pPr>
             <w:r>
-              <w:t xml:space="preserve">0.255</w:t>
-            </w:r>
-          </w:p>
-        </w:tc>
-        <w:tc>
-          <w:tcPr/>
-          <w:p>
-            <w:pPr>
-              <w:pStyle w:val="Compact"/>
-            </w:pPr>
-            <w:r>
-              <w:t xml:space="preserve">0.036</w:t>
+              <w:t xml:space="preserve">0.513</w:t>
+            </w:r>
+          </w:p>
+        </w:tc>
+        <w:tc>
+          <w:tcPr/>
+          <w:p>
+            <w:pPr>
+              <w:pStyle w:val="Compact"/>
+            </w:pPr>
+            <w:r>
+              <w:t xml:space="preserve">0.096</w:t>
             </w:r>
           </w:p>
         </w:tc>
@@ -8612,7 +10269,7 @@
               <w:pStyle w:val="Compact"/>
             </w:pPr>
             <w:r>
-              <w:t xml:space="preserve">He et al., k(m)</w:t>
+              <w:t xml:space="preserve">Xie et al., k(m)</w:t>
             </w:r>
           </w:p>
         </w:tc>
@@ -8799,7 +10456,30 @@
         <w:t xml:space="preserve"> </w:t>
       </w:r>
       <w:r>
-        <w:t xml:space="preserve">He et al. без них не описать, пучок капилляров дает СКО 0.28.</w:t>
+        <w:t xml:space="preserve">Xie et al. без них не описать, пучок капилляров дает СКО 0.28. При</w:t>
+      </w:r>
+      <w:r>
+        <w:t xml:space="preserve"> </w:t>
+      </w:r>
+      <m:oMath>
+        <m:sSub>
+          <m:e>
+            <m:r>
+              <m:t>d</m:t>
+            </m:r>
+          </m:e>
+          <m:sub>
+            <m:r>
+              <m:t>p</m:t>
+            </m:r>
+          </m:sub>
+        </m:sSub>
+      </m:oMath>
+      <w:r>
+        <w:t xml:space="preserve"> </w:t>
+      </w:r>
+      <w:r>
+        <w:t xml:space="preserve">по измерениям горла нужны и в опытах Sutton &amp; Roberts: ранний провал дает сужение горл сети (0.030 и 0.031 против 0.083 и 0.081 у пучка).</w:t>
       </w:r>
     </w:p>
     <w:p>
@@ -8821,7 +10501,7 @@
         <w:t xml:space="preserve"> </w:t>
       </w:r>
       <w:r>
-        <w:t xml:space="preserve">Вязкость нефтей Sutton &amp; Roberts не измерена, и множитель ее заменяет. С общей кинетикой и своей вязкостью нефти опыты описываются с СКО 0.037 и 0.054.</w:t>
+        <w:t xml:space="preserve">Вязкость нефтей Sutton &amp; Roberts не измерена, и множитель ее заменяет. С общей кинетикой сети и своей вязкостью нефти опыты описываются с СКО 0.029 и 0.031.</w:t>
       </w:r>
     </w:p>
     <w:p>
@@ -8855,7 +10535,7 @@
         <w:t xml:space="preserve"> </w:t>
       </w:r>
       <w:r>
-        <w:t xml:space="preserve">Общий набор кинетики на обе нефти Sutton &amp; Roberts без различия вязкости дает 0.10–0.13. Кинетика осаждения зависит от нефти, и прогноз для новой нефти без хотя бы одного кернового опыта ненадежен.</w:t>
+        <w:t xml:space="preserve">Общий набор кинетики сети на обе нефти Sutton &amp; Roberts без различия вязкости дает 0.09–0.11. Кинетика осаждения зависит от нефти, и прогноз для новой нефти без хотя бы одного кернового опыта ненадежен.</w:t>
       </w:r>
     </w:p>
     <w:p>
@@ -8871,13 +10551,99 @@
           <w:b/>
           <w:bCs/>
         </w:rPr>
+        <w:t xml:space="preserve">Общий набор на все керны</w:t>
+      </w:r>
+      <w:r>
+        <w:t xml:space="preserve"> </w:t>
+      </w:r>
+      <w:r>
+        <w:t xml:space="preserve">(</w:t>
+      </w:r>
+      <w:r>
+        <w:rPr>
+          <w:rStyle w:val="VerbatimChar"/>
+        </w:rPr>
+        <w:t xml:space="preserve">unified.py</w:t>
+      </w:r>
+      <w:r>
+        <w:t xml:space="preserve">, пучок; сеть по сумме невязок хуже — 1917 против 1164): Sutton &amp; Roberts 0.109 и 0.134, ступень 25 °C Li et al. 0.334 — керн теряет проницаемость медленнее опыта (</w:t>
+      </w:r>
+      <m:oMath>
+        <m:r>
+          <m:t>k</m:t>
+        </m:r>
+        <m:r>
+          <m:rPr>
+            <m:sty m:val="p"/>
+          </m:rPr>
+          <m:t>/</m:t>
+        </m:r>
+        <m:sSub>
+          <m:e>
+            <m:r>
+              <m:t>k</m:t>
+            </m:r>
+          </m:e>
+          <m:sub>
+            <m:r>
+              <m:t>0</m:t>
+            </m:r>
+          </m:sub>
+        </m:sSub>
+      </m:oMath>
+      <w:r>
+        <w:t xml:space="preserve"> </w:t>
+      </w:r>
+      <w:r>
+        <w:t xml:space="preserve">0.57 против 0.11 к концу ступени), потому что</w:t>
+      </w:r>
+      <w:r>
+        <w:t xml:space="preserve"> </w:t>
+      </w:r>
+      <m:oMath>
+        <m:sSub>
+          <m:e>
+            <m:r>
+              <m:t>k</m:t>
+            </m:r>
+          </m:e>
+          <m:sub>
+            <m:r>
+              <m:t>c</m:t>
+            </m:r>
+            <m:r>
+              <m:t>r</m:t>
+            </m:r>
+          </m:sub>
+        </m:sSub>
+      </m:oMath>
+      <w:r>
+        <w:t xml:space="preserve"> </w:t>
+      </w:r>
+      <w:r>
+        <w:t xml:space="preserve">нефти уходит к нижней границе и все пересыщение снимается на стенках. Перекрестная проверка за 5 итераций от общего набора не сдвигается и проверяет только перенос собственного параметра опыта; полная проверка требует подбора без опыта до сходимости.</w:t>
+      </w:r>
+    </w:p>
+    <w:p>
+      <w:pPr>
+        <w:pStyle w:val="Compact"/>
+        <w:numPr>
+          <w:ilvl w:val="0"/>
+          <w:numId w:val="1008"/>
+        </w:numPr>
+      </w:pPr>
+      <w:r>
+        <w:rPr>
+          <w:b/>
+          <w:bCs/>
+        </w:rPr>
         <w:t xml:space="preserve">Поры после опыта Sandyga et al.</w:t>
       </w:r>
       <w:r>
         <w:t xml:space="preserve"> </w:t>
       </w:r>
       <w:r>
-        <w:t xml:space="preserve">Равномерное сужение слоем одной толщины недобирает объем широких пор: проводящая пористость 0.17 против 0.23 (от сухого скана; от насыщенного водой - 0.40, и тогда модель теряет поры сильнее опыта).</w:t>
+        <w:t xml:space="preserve">Равномерное сужение слоем одной толщины недобирает объем широких пор: проводящая пористость 0.69 от начальной при подборе на опыт и 0.75 общим набором против 0.23 по томографии от сухого скана (от насыщенного водой — 0.40).</w:t>
       </w:r>
     </w:p>
     <w:p>
@@ -8928,7 +10694,7 @@
         <w:t xml:space="preserve"> </w:t>
       </w:r>
       <w:r>
-        <w:t xml:space="preserve">она лучшая, но в опытах, где закупорку дают кристаллы (Sutton &amp; Roberts, Sandyga), хуже пучка: сеть рано переходит порог протекания. Нужно разделить блокирование горл частицами и сужение горл отложением.</w:t>
+        <w:t xml:space="preserve">и опытов Sutton &amp; Roberts она лучшая, но с кинетикой пучка закупоривает керн Li et al. на ступени 25 °C (0.18–0.34): блокированные кристаллами горла переводят сеть за порог протекания. Нужно разделить блокирование горл частицами и сужение горл отложением и подобрать общий набор для сети заново.</w:t>
       </w:r>
     </w:p>
     <w:p>
